--- a/11-变流电路/02-逆变电路/离网逆变电路/离网逆变电路.docx
+++ b/11-变流电路/02-逆变电路/离网逆变电路/离网逆变电路.docx
@@ -3209,6 +3209,20 @@
     </w:p>
     <w:bookmarkEnd w:id="26"/>
     <w:bookmarkEnd w:id="27"/>
+    <w:p>
+      <w:pPr>
+        <w:spacing w:before="360"/>
+        <w:jc w:val="center"/>
+      </w:pPr>
+      <w:r>
+        <w:rPr>
+          <w:rFonts w:ascii="Times New Roman" w:hAnsi="Times New Roman"/>
+          <w:color w:val="555555"/>
+          <w:sz w:val="21"/>
+        </w:rPr>
+        <w:t>材料收集者：杜文杰</w:t>
+      </w:r>
+    </w:p>
     <w:sectPr>
       <w:headerReference r:id="rId9" w:type="default"/>
       <w:footerReference r:id="rId10" w:type="default"/>

--- a/11-变流电路/02-逆变电路/离网逆变电路/离网逆变电路.docx
+++ b/11-变流电路/02-逆变电路/离网逆变电路/离网逆变电路.docx
@@ -1,6 +1,6 @@
 
 <file path=word/document.xml><?xml version="1.0" encoding="utf-8"?>
-<w:document xmlns:w="http://schemas.openxmlformats.org/wordprocessingml/2006/main" xmlns:m="http://schemas.openxmlformats.org/officeDocument/2006/math" xmlns:r="http://schemas.openxmlformats.org/officeDocument/2006/relationships" xmlns:o="urn:schemas-microsoft-com:office:office" xmlns:v="urn:schemas-microsoft-com:vml" xmlns:w10="urn:schemas-microsoft-com:office:word" xmlns:a="http://schemas.openxmlformats.org/drawingml/2006/main" xmlns:pic="http://schemas.openxmlformats.org/drawingml/2006/picture" xmlns:wp="http://schemas.openxmlformats.org/drawingml/2006/wordprocessingDrawing">
+<w:document xmlns:m="http://schemas.openxmlformats.org/officeDocument/2006/math" xmlns:r="http://schemas.openxmlformats.org/officeDocument/2006/relationships" xmlns:w="http://schemas.openxmlformats.org/wordprocessingml/2006/main" xmlns:o="urn:schemas-microsoft-com:office:office" xmlns:v="urn:schemas-microsoft-com:vml" xmlns:w10="urn:schemas-microsoft-com:office:word" xmlns:a="http://schemas.openxmlformats.org/drawingml/2006/main" xmlns:pic="http://schemas.openxmlformats.org/drawingml/2006/picture" xmlns:wp="http://schemas.openxmlformats.org/drawingml/2006/wordprocessingDrawing">
   <w:body>
     <w:bookmarkStart w:id="27" w:name="离网逆变电路"/>
     <w:p>
@@ -9,7 +9,7 @@
       </w:pPr>
       <w:r>
         <w:rPr>
-          <w:rFonts w:hint="eastAsia"/>
+          <w:rFonts w:hint="eastAsia" w:eastAsia="黑体"/>
         </w:rPr>
         <w:t xml:space="preserve">离网逆变电路</w:t>
       </w:r>
@@ -21,7 +21,7 @@
       </w:pPr>
       <w:r>
         <w:rPr>
-          <w:rFonts w:hint="eastAsia"/>
+          <w:rFonts w:hint="eastAsia" w:eastAsia="黑体"/>
         </w:rPr>
         <w:t xml:space="preserve">拓扑描述</w:t>
       </w:r>
@@ -32,27 +32,33 @@
       </w:pPr>
       <w:r>
         <w:rPr>
-          <w:rFonts w:hint="eastAsia"/>
+          <w:rFonts w:hint="eastAsia" w:eastAsia="黑体"/>
         </w:rPr>
         <w:t xml:space="preserve">由</w:t>
       </w:r>
       <w:r>
+        <w:rPr>
+          <w:rFonts w:eastAsia="黑体"/>
+        </w:rPr>
         <w:t xml:space="preserve"> </w:t>
       </w:r>
       <w:r>
         <w:rPr>
-          <w:rFonts w:hint="eastAsia"/>
+          <w:rFonts w:hint="eastAsia" w:eastAsia="黑体"/>
           <w:b/>
           <w:bCs/>
         </w:rPr>
         <w:t xml:space="preserve">直流源（蓄电池/光伏）</w:t>
       </w:r>
       <w:r>
+        <w:rPr>
+          <w:rFonts w:eastAsia="黑体"/>
+        </w:rPr>
         <w:t xml:space="preserve">、</w:t>
       </w:r>
       <w:r>
         <w:rPr>
-          <w:rFonts w:hint="eastAsia"/>
+          <w:rFonts w:hint="eastAsia" w:eastAsia="黑体"/>
           <w:b/>
           <w:bCs/>
         </w:rPr>
@@ -60,6 +66,7 @@
       </w:r>
       <w:r>
         <w:rPr>
+          <w:rFonts w:eastAsia="黑体"/>
           <w:b/>
           <w:bCs/>
         </w:rPr>
@@ -81,6 +88,7 @@
       </m:oMath>
       <w:r>
         <w:rPr>
+          <w:rFonts w:eastAsia="黑体"/>
           <w:b/>
           <w:bCs/>
         </w:rPr>
@@ -102,6 +110,7 @@
       </m:oMath>
       <w:r>
         <w:rPr>
+          <w:rFonts w:eastAsia="黑体"/>
           <w:b/>
           <w:bCs/>
         </w:rPr>
@@ -109,18 +118,21 @@
       </w:r>
       <w:r>
         <w:rPr>
-          <w:rFonts w:hint="eastAsia"/>
+          <w:rFonts w:hint="eastAsia" w:eastAsia="黑体"/>
           <w:b/>
           <w:bCs/>
         </w:rPr>
         <w:t xml:space="preserve">为例，各反并联续流二极管）</w:t>
       </w:r>
       <w:r>
+        <w:rPr>
+          <w:rFonts w:eastAsia="黑体"/>
+        </w:rPr>
         <w:t xml:space="preserve">、</w:t>
       </w:r>
       <w:r>
         <w:rPr>
-          <w:rFonts w:hint="eastAsia"/>
+          <w:rFonts w:hint="eastAsia" w:eastAsia="黑体"/>
           <w:b/>
           <w:bCs/>
         </w:rPr>
@@ -128,6 +140,7 @@
       </w:r>
       <w:r>
         <w:rPr>
+          <w:rFonts w:eastAsia="黑体"/>
           <w:b/>
           <w:bCs/>
         </w:rPr>
@@ -135,18 +148,21 @@
       </w:r>
       <w:r>
         <w:rPr>
-          <w:rFonts w:hint="eastAsia"/>
+          <w:rFonts w:hint="eastAsia" w:eastAsia="黑体"/>
           <w:b/>
           <w:bCs/>
         </w:rPr>
         <w:t xml:space="preserve">升压（高频机）</w:t>
       </w:r>
       <w:r>
+        <w:rPr>
+          <w:rFonts w:eastAsia="黑体"/>
+        </w:rPr>
         <w:t xml:space="preserve">、</w:t>
       </w:r>
       <w:r>
         <w:rPr>
-          <w:rFonts w:hint="eastAsia"/>
+          <w:rFonts w:hint="eastAsia" w:eastAsia="黑体"/>
           <w:b/>
           <w:bCs/>
         </w:rPr>
@@ -168,7 +184,7 @@
       </m:oMath>
       <w:r>
         <w:rPr>
-          <w:rFonts w:hint="eastAsia"/>
+          <w:rFonts w:hint="eastAsia" w:eastAsia="黑体"/>
           <w:b/>
           <w:bCs/>
         </w:rPr>
@@ -176,6 +192,7 @@
       </w:r>
       <w:r>
         <w:rPr>
+          <w:rFonts w:eastAsia="黑体"/>
           <w:b/>
           <w:bCs/>
         </w:rPr>
@@ -187,17 +204,20 @@
         </m:r>
       </m:oMath>
       <w:r>
+        <w:rPr>
+          <w:rFonts w:eastAsia="黑体"/>
+        </w:rPr>
         <w:t xml:space="preserve"> </w:t>
       </w:r>
       <w:r>
         <w:rPr>
-          <w:rFonts w:hint="eastAsia"/>
+          <w:rFonts w:hint="eastAsia" w:eastAsia="黑体"/>
         </w:rPr>
         <w:t xml:space="preserve">组成。电路关键节点：</w:t>
       </w:r>
       <w:r>
         <w:rPr>
-          <w:rFonts w:hint="eastAsia"/>
+          <w:rFonts w:hint="eastAsia" w:eastAsia="黑体"/>
           <w:b/>
           <w:bCs/>
         </w:rPr>
@@ -205,6 +225,7 @@
       </w:r>
       <w:r>
         <w:rPr>
+          <w:rFonts w:eastAsia="黑体"/>
           <w:b/>
           <w:bCs/>
         </w:rPr>
@@ -212,7 +233,7 @@
       </w:r>
       <w:r>
         <w:rPr>
-          <w:rFonts w:hint="eastAsia"/>
+          <w:rFonts w:hint="eastAsia" w:eastAsia="黑体"/>
           <w:b/>
           <w:bCs/>
         </w:rPr>
@@ -220,6 +241,7 @@
       </w:r>
       <w:r>
         <w:rPr>
+          <w:rFonts w:eastAsia="黑体"/>
           <w:b/>
           <w:bCs/>
         </w:rPr>
@@ -232,7 +254,7 @@
       </m:oMath>
       <w:r>
         <w:rPr>
-          <w:rFonts w:hint="eastAsia"/>
+          <w:rFonts w:hint="eastAsia" w:eastAsia="黑体"/>
           <w:b/>
           <w:bCs/>
         </w:rPr>
@@ -240,6 +262,7 @@
       </w:r>
       <w:r>
         <w:rPr>
+          <w:rFonts w:eastAsia="黑体"/>
           <w:b/>
           <w:bCs/>
         </w:rPr>
@@ -252,13 +275,13 @@
       </m:oMath>
       <w:r>
         <w:rPr>
-          <w:rFonts w:hint="eastAsia"/>
+          <w:rFonts w:hint="eastAsia" w:eastAsia="黑体"/>
         </w:rPr>
         <w:t xml:space="preserve">；</w:t>
       </w:r>
       <w:r>
         <w:rPr>
-          <w:rFonts w:hint="eastAsia"/>
+          <w:rFonts w:hint="eastAsia" w:eastAsia="黑体"/>
           <w:b/>
           <w:bCs/>
         </w:rPr>
@@ -266,6 +289,7 @@
       </w:r>
       <w:r>
         <w:rPr>
+          <w:rFonts w:eastAsia="黑体"/>
           <w:b/>
           <w:bCs/>
         </w:rPr>
@@ -273,7 +297,7 @@
       </w:r>
       <w:r>
         <w:rPr>
-          <w:rFonts w:hint="eastAsia"/>
+          <w:rFonts w:hint="eastAsia" w:eastAsia="黑体"/>
           <w:b/>
           <w:bCs/>
         </w:rPr>
@@ -313,13 +337,13 @@
       </m:oMath>
       <w:r>
         <w:rPr>
-          <w:rFonts w:hint="eastAsia"/>
+          <w:rFonts w:hint="eastAsia" w:eastAsia="黑体"/>
         </w:rPr>
         <w:t xml:space="preserve">；</w:t>
       </w:r>
       <w:r>
         <w:rPr>
-          <w:rFonts w:hint="eastAsia"/>
+          <w:rFonts w:hint="eastAsia" w:eastAsia="黑体"/>
           <w:b/>
           <w:bCs/>
         </w:rPr>
@@ -327,6 +351,7 @@
       </w:r>
       <w:r>
         <w:rPr>
+          <w:rFonts w:eastAsia="黑体"/>
           <w:b/>
           <w:bCs/>
         </w:rPr>
@@ -334,7 +359,7 @@
       </w:r>
       <w:r>
         <w:rPr>
-          <w:rFonts w:hint="eastAsia"/>
+          <w:rFonts w:hint="eastAsia" w:eastAsia="黑体"/>
           <w:b/>
           <w:bCs/>
         </w:rPr>
@@ -342,22 +367,25 @@
       </w:r>
       <w:r>
         <w:rPr>
-          <w:rFonts w:hint="eastAsia"/>
+          <w:rFonts w:hint="eastAsia" w:eastAsia="黑体"/>
         </w:rPr>
         <w:t xml:space="preserve">（变压器或</w:t>
       </w:r>
       <w:r>
+        <w:rPr>
+          <w:rFonts w:eastAsia="黑体"/>
+        </w:rPr>
         <w:t xml:space="preserve"> DC-DC </w:t>
       </w:r>
       <w:r>
         <w:rPr>
-          <w:rFonts w:hint="eastAsia"/>
+          <w:rFonts w:hint="eastAsia" w:eastAsia="黑体"/>
         </w:rPr>
         <w:t xml:space="preserve">升压输出）；</w:t>
       </w:r>
       <w:r>
         <w:rPr>
-          <w:rFonts w:hint="eastAsia"/>
+          <w:rFonts w:hint="eastAsia" w:eastAsia="黑体"/>
           <w:b/>
           <w:bCs/>
         </w:rPr>
@@ -365,6 +393,7 @@
       </w:r>
       <w:r>
         <w:rPr>
+          <w:rFonts w:eastAsia="黑体"/>
           <w:b/>
           <w:bCs/>
         </w:rPr>
@@ -372,7 +401,7 @@
       </w:r>
       <w:r>
         <w:rPr>
-          <w:rFonts w:hint="eastAsia"/>
+          <w:rFonts w:hint="eastAsia" w:eastAsia="黑体"/>
           <w:b/>
           <w:bCs/>
         </w:rPr>
@@ -380,6 +409,7 @@
       </w:r>
       <w:r>
         <w:rPr>
+          <w:rFonts w:eastAsia="黑体"/>
           <w:b/>
           <w:bCs/>
         </w:rPr>
@@ -407,7 +437,7 @@
       </m:oMath>
       <w:r>
         <w:rPr>
-          <w:rFonts w:hint="eastAsia"/>
+          <w:rFonts w:hint="eastAsia" w:eastAsia="黑体"/>
         </w:rPr>
         <w:t xml:space="preserve">（滤波电感、电容与负载公共点）。</w:t>
       </w:r>
@@ -416,16 +446,19 @@
       <w:pPr/>
       <w:r>
         <w:rPr>
-          <w:rFonts w:hint="eastAsia"/>
+          <w:rFonts w:hint="eastAsia" w:eastAsia="黑体"/>
         </w:rPr>
         <w:t xml:space="preserve">各元件管脚连接：前级</w:t>
       </w:r>
       <w:r>
+        <w:rPr>
+          <w:rFonts w:eastAsia="黑体"/>
+        </w:rPr>
         <w:t xml:space="preserve"> DC–DC </w:t>
       </w:r>
       <w:r>
         <w:rPr>
-          <w:rFonts w:hint="eastAsia"/>
+          <w:rFonts w:hint="eastAsia" w:eastAsia="黑体"/>
         </w:rPr>
         <w:t xml:space="preserve">升压或工频变压器把电池/光伏直流升到所需母线；</w:t>
       </w:r>
@@ -444,24 +477,33 @@
         </m:sSub>
       </m:oMath>
       <w:r>
+        <w:rPr>
+          <w:rFonts w:eastAsia="黑体"/>
+        </w:rPr>
         <w:t xml:space="preserve"> </w:t>
       </w:r>
       <w:r>
         <w:rPr>
-          <w:rFonts w:hint="eastAsia"/>
+          <w:rFonts w:hint="eastAsia" w:eastAsia="黑体"/>
         </w:rPr>
         <w:t xml:space="preserve">的</w:t>
       </w:r>
       <w:r>
+        <w:rPr>
+          <w:rFonts w:eastAsia="黑体"/>
+        </w:rPr>
         <w:t xml:space="preserve"> C </w:t>
       </w:r>
       <w:r>
         <w:rPr>
-          <w:rFonts w:hint="eastAsia"/>
+          <w:rFonts w:hint="eastAsia" w:eastAsia="黑体"/>
         </w:rPr>
         <w:t xml:space="preserve">接</w:t>
       </w:r>
       <w:r>
+        <w:rPr>
+          <w:rFonts w:eastAsia="黑体"/>
+        </w:rPr>
         <w:t xml:space="preserve"> </w:t>
       </w:r>
       <m:oMath>
@@ -470,15 +512,21 @@
         </m:r>
       </m:oMath>
       <w:r>
+        <w:rPr>
+          <w:rFonts w:eastAsia="黑体"/>
+        </w:rPr>
         <w:t xml:space="preserve">、E </w:t>
       </w:r>
       <w:r>
         <w:rPr>
-          <w:rFonts w:hint="eastAsia"/>
+          <w:rFonts w:hint="eastAsia" w:eastAsia="黑体"/>
         </w:rPr>
         <w:t xml:space="preserve">接</w:t>
       </w:r>
       <w:r>
+        <w:rPr>
+          <w:rFonts w:eastAsia="黑体"/>
+        </w:rPr>
         <w:t xml:space="preserve"> </w:t>
       </w:r>
       <m:oMath>
@@ -496,11 +544,14 @@
         </m:sSub>
       </m:oMath>
       <w:r>
+        <w:rPr>
+          <w:rFonts w:eastAsia="黑体"/>
+        </w:rPr>
         <w:t xml:space="preserve">、G </w:t>
       </w:r>
       <w:r>
         <w:rPr>
-          <w:rFonts w:hint="eastAsia"/>
+          <w:rFonts w:hint="eastAsia" w:eastAsia="黑体"/>
         </w:rPr>
         <w:t xml:space="preserve">接调制驱动；</w:t>
       </w:r>
@@ -519,24 +570,33 @@
         </m:sSub>
       </m:oMath>
       <w:r>
+        <w:rPr>
+          <w:rFonts w:eastAsia="黑体"/>
+        </w:rPr>
         <w:t xml:space="preserve"> </w:t>
       </w:r>
       <w:r>
         <w:rPr>
-          <w:rFonts w:hint="eastAsia"/>
+          <w:rFonts w:hint="eastAsia" w:eastAsia="黑体"/>
         </w:rPr>
         <w:t xml:space="preserve">的</w:t>
       </w:r>
       <w:r>
+        <w:rPr>
+          <w:rFonts w:eastAsia="黑体"/>
+        </w:rPr>
         <w:t xml:space="preserve"> C </w:t>
       </w:r>
       <w:r>
         <w:rPr>
-          <w:rFonts w:hint="eastAsia"/>
+          <w:rFonts w:hint="eastAsia" w:eastAsia="黑体"/>
         </w:rPr>
         <w:t xml:space="preserve">接</w:t>
       </w:r>
       <w:r>
+        <w:rPr>
+          <w:rFonts w:eastAsia="黑体"/>
+        </w:rPr>
         <w:t xml:space="preserve"> </w:t>
       </w:r>
       <m:oMath>
@@ -554,15 +614,21 @@
         </m:sSub>
       </m:oMath>
       <w:r>
+        <w:rPr>
+          <w:rFonts w:eastAsia="黑体"/>
+        </w:rPr>
         <w:t xml:space="preserve">、E </w:t>
       </w:r>
       <w:r>
         <w:rPr>
-          <w:rFonts w:hint="eastAsia"/>
+          <w:rFonts w:hint="eastAsia" w:eastAsia="黑体"/>
         </w:rPr>
         <w:t xml:space="preserve">接</w:t>
       </w:r>
       <w:r>
+        <w:rPr>
+          <w:rFonts w:eastAsia="黑体"/>
+        </w:rPr>
         <w:t xml:space="preserve"> </w:t>
       </w:r>
       <m:oMath>
@@ -571,11 +637,14 @@
         </m:r>
       </m:oMath>
       <w:r>
+        <w:rPr>
+          <w:rFonts w:eastAsia="黑体"/>
+        </w:rPr>
         <w:t xml:space="preserve">、G </w:t>
       </w:r>
       <w:r>
         <w:rPr>
-          <w:rFonts w:hint="eastAsia"/>
+          <w:rFonts w:hint="eastAsia" w:eastAsia="黑体"/>
         </w:rPr>
         <w:t xml:space="preserve">接调制驱动；</w:t>
       </w:r>
@@ -594,24 +663,33 @@
         </m:sSub>
       </m:oMath>
       <w:r>
+        <w:rPr>
+          <w:rFonts w:eastAsia="黑体"/>
+        </w:rPr>
         <w:t xml:space="preserve"> </w:t>
       </w:r>
       <w:r>
         <w:rPr>
-          <w:rFonts w:hint="eastAsia"/>
+          <w:rFonts w:hint="eastAsia" w:eastAsia="黑体"/>
         </w:rPr>
         <w:t xml:space="preserve">的</w:t>
       </w:r>
       <w:r>
+        <w:rPr>
+          <w:rFonts w:eastAsia="黑体"/>
+        </w:rPr>
         <w:t xml:space="preserve"> C </w:t>
       </w:r>
       <w:r>
         <w:rPr>
-          <w:rFonts w:hint="eastAsia"/>
+          <w:rFonts w:hint="eastAsia" w:eastAsia="黑体"/>
         </w:rPr>
         <w:t xml:space="preserve">接</w:t>
       </w:r>
       <w:r>
+        <w:rPr>
+          <w:rFonts w:eastAsia="黑体"/>
+        </w:rPr>
         <w:t xml:space="preserve"> </w:t>
       </w:r>
       <m:oMath>
@@ -620,15 +698,21 @@
         </m:r>
       </m:oMath>
       <w:r>
+        <w:rPr>
+          <w:rFonts w:eastAsia="黑体"/>
+        </w:rPr>
         <w:t xml:space="preserve">、E </w:t>
       </w:r>
       <w:r>
         <w:rPr>
-          <w:rFonts w:hint="eastAsia"/>
+          <w:rFonts w:hint="eastAsia" w:eastAsia="黑体"/>
         </w:rPr>
         <w:t xml:space="preserve">接</w:t>
       </w:r>
       <w:r>
+        <w:rPr>
+          <w:rFonts w:eastAsia="黑体"/>
+        </w:rPr>
         <w:t xml:space="preserve"> </w:t>
       </w:r>
       <m:oMath>
@@ -646,11 +730,14 @@
         </m:sSub>
       </m:oMath>
       <w:r>
+        <w:rPr>
+          <w:rFonts w:eastAsia="黑体"/>
+        </w:rPr>
         <w:t xml:space="preserve">、G </w:t>
       </w:r>
       <w:r>
         <w:rPr>
-          <w:rFonts w:hint="eastAsia"/>
+          <w:rFonts w:hint="eastAsia" w:eastAsia="黑体"/>
         </w:rPr>
         <w:t xml:space="preserve">接调制驱动；</w:t>
       </w:r>
@@ -669,24 +756,33 @@
         </m:sSub>
       </m:oMath>
       <w:r>
+        <w:rPr>
+          <w:rFonts w:eastAsia="黑体"/>
+        </w:rPr>
         <w:t xml:space="preserve"> </w:t>
       </w:r>
       <w:r>
         <w:rPr>
-          <w:rFonts w:hint="eastAsia"/>
+          <w:rFonts w:hint="eastAsia" w:eastAsia="黑体"/>
         </w:rPr>
         <w:t xml:space="preserve">的</w:t>
       </w:r>
       <w:r>
+        <w:rPr>
+          <w:rFonts w:eastAsia="黑体"/>
+        </w:rPr>
         <w:t xml:space="preserve"> C </w:t>
       </w:r>
       <w:r>
         <w:rPr>
-          <w:rFonts w:hint="eastAsia"/>
+          <w:rFonts w:hint="eastAsia" w:eastAsia="黑体"/>
         </w:rPr>
         <w:t xml:space="preserve">接</w:t>
       </w:r>
       <w:r>
+        <w:rPr>
+          <w:rFonts w:eastAsia="黑体"/>
+        </w:rPr>
         <w:t xml:space="preserve"> </w:t>
       </w:r>
       <m:oMath>
@@ -704,15 +800,21 @@
         </m:sSub>
       </m:oMath>
       <w:r>
+        <w:rPr>
+          <w:rFonts w:eastAsia="黑体"/>
+        </w:rPr>
         <w:t xml:space="preserve">、E </w:t>
       </w:r>
       <w:r>
         <w:rPr>
-          <w:rFonts w:hint="eastAsia"/>
+          <w:rFonts w:hint="eastAsia" w:eastAsia="黑体"/>
         </w:rPr>
         <w:t xml:space="preserve">接</w:t>
       </w:r>
       <w:r>
+        <w:rPr>
+          <w:rFonts w:eastAsia="黑体"/>
+        </w:rPr>
         <w:t xml:space="preserve"> </w:t>
       </w:r>
       <m:oMath>
@@ -721,29 +823,38 @@
         </m:r>
       </m:oMath>
       <w:r>
+        <w:rPr>
+          <w:rFonts w:eastAsia="黑体"/>
+        </w:rPr>
         <w:t xml:space="preserve">、G </w:t>
       </w:r>
       <w:r>
         <w:rPr>
-          <w:rFonts w:hint="eastAsia"/>
+          <w:rFonts w:hint="eastAsia" w:eastAsia="黑体"/>
         </w:rPr>
         <w:t xml:space="preserve">接调制驱动；各管反并联二极管阳极接</w:t>
       </w:r>
       <w:r>
+        <w:rPr>
+          <w:rFonts w:eastAsia="黑体"/>
+        </w:rPr>
         <w:t xml:space="preserve"> </w:t>
       </w:r>
       <w:r>
         <w:rPr>
-          <w:rFonts w:hint="eastAsia"/>
+          <w:rFonts w:hint="eastAsia" w:eastAsia="黑体"/>
         </w:rPr>
         <w:t xml:space="preserve">E、阴极接</w:t>
       </w:r>
       <w:r>
+        <w:rPr>
+          <w:rFonts w:eastAsia="黑体"/>
+        </w:rPr>
         <w:t xml:space="preserve"> </w:t>
       </w:r>
       <w:r>
         <w:rPr>
-          <w:rFonts w:hint="eastAsia"/>
+          <w:rFonts w:hint="eastAsia" w:eastAsia="黑体"/>
         </w:rPr>
         <w:t xml:space="preserve">C；</w:t>
       </w:r>
@@ -753,15 +864,21 @@
         </m:r>
       </m:oMath>
       <w:r>
+        <w:rPr>
+          <w:rFonts w:eastAsia="黑体"/>
+        </w:rPr>
         <w:t xml:space="preserve"> </w:t>
       </w:r>
       <w:r>
         <w:rPr>
-          <w:rFonts w:hint="eastAsia"/>
+          <w:rFonts w:hint="eastAsia" w:eastAsia="黑体"/>
         </w:rPr>
         <w:t xml:space="preserve">一端接</w:t>
       </w:r>
       <w:r>
+        <w:rPr>
+          <w:rFonts w:eastAsia="黑体"/>
+        </w:rPr>
         <w:t xml:space="preserve"> </w:t>
       </w:r>
       <m:oMath>
@@ -780,11 +897,14 @@
       </m:oMath>
       <w:r>
         <w:rPr>
-          <w:rFonts w:hint="eastAsia"/>
+          <w:rFonts w:hint="eastAsia" w:eastAsia="黑体"/>
         </w:rPr>
         <w:t xml:space="preserve">、另一端接</w:t>
       </w:r>
       <w:r>
+        <w:rPr>
+          <w:rFonts w:eastAsia="黑体"/>
+        </w:rPr>
         <w:t xml:space="preserve"> </w:t>
       </w:r>
       <m:oMath>
@@ -809,7 +929,7 @@
       </m:oMath>
       <w:r>
         <w:rPr>
-          <w:rFonts w:hint="eastAsia"/>
+          <w:rFonts w:hint="eastAsia" w:eastAsia="黑体"/>
         </w:rPr>
         <w:t xml:space="preserve">；</w:t>
       </w:r>
@@ -819,15 +939,21 @@
         </m:r>
       </m:oMath>
       <w:r>
+        <w:rPr>
+          <w:rFonts w:eastAsia="黑体"/>
+        </w:rPr>
         <w:t xml:space="preserve"> </w:t>
       </w:r>
       <w:r>
         <w:rPr>
-          <w:rFonts w:hint="eastAsia"/>
+          <w:rFonts w:hint="eastAsia" w:eastAsia="黑体"/>
         </w:rPr>
         <w:t xml:space="preserve">一端接</w:t>
       </w:r>
       <w:r>
+        <w:rPr>
+          <w:rFonts w:eastAsia="黑体"/>
+        </w:rPr>
         <w:t xml:space="preserve"> </w:t>
       </w:r>
       <m:oMath>
@@ -852,11 +978,14 @@
       </m:oMath>
       <w:r>
         <w:rPr>
-          <w:rFonts w:hint="eastAsia"/>
+          <w:rFonts w:hint="eastAsia" w:eastAsia="黑体"/>
         </w:rPr>
         <w:t xml:space="preserve">、另一端接</w:t>
       </w:r>
       <w:r>
+        <w:rPr>
+          <w:rFonts w:eastAsia="黑体"/>
+        </w:rPr>
         <w:t xml:space="preserve"> </w:t>
       </w:r>
       <m:oMath>
@@ -875,11 +1004,14 @@
       </m:oMath>
       <w:r>
         <w:rPr>
-          <w:rFonts w:hint="eastAsia"/>
+          <w:rFonts w:hint="eastAsia" w:eastAsia="黑体"/>
         </w:rPr>
         <w:t xml:space="preserve">；负载</w:t>
       </w:r>
       <w:r>
+        <w:rPr>
+          <w:rFonts w:eastAsia="黑体"/>
+        </w:rPr>
         <w:t xml:space="preserve"> </w:t>
       </w:r>
       <m:oMath>
@@ -888,15 +1020,21 @@
         </m:r>
       </m:oMath>
       <w:r>
+        <w:rPr>
+          <w:rFonts w:eastAsia="黑体"/>
+        </w:rPr>
         <w:t xml:space="preserve"> </w:t>
       </w:r>
       <w:r>
         <w:rPr>
-          <w:rFonts w:hint="eastAsia"/>
+          <w:rFonts w:hint="eastAsia" w:eastAsia="黑体"/>
         </w:rPr>
         <w:t xml:space="preserve">并联在</w:t>
       </w:r>
       <w:r>
+        <w:rPr>
+          <w:rFonts w:eastAsia="黑体"/>
+        </w:rPr>
         <w:t xml:space="preserve"> </w:t>
       </w:r>
       <m:oMath>
@@ -920,15 +1058,21 @@
         </m:sSub>
       </m:oMath>
       <w:r>
+        <w:rPr>
+          <w:rFonts w:eastAsia="黑体"/>
+        </w:rPr>
         <w:t xml:space="preserve"> </w:t>
       </w:r>
       <w:r>
         <w:rPr>
-          <w:rFonts w:hint="eastAsia"/>
+          <w:rFonts w:hint="eastAsia" w:eastAsia="黑体"/>
         </w:rPr>
         <w:t xml:space="preserve">与</w:t>
       </w:r>
       <w:r>
+        <w:rPr>
+          <w:rFonts w:eastAsia="黑体"/>
+        </w:rPr>
         <w:t xml:space="preserve"> </w:t>
       </w:r>
       <m:oMath>
@@ -946,11 +1090,14 @@
         </m:sSub>
       </m:oMath>
       <w:r>
+        <w:rPr>
+          <w:rFonts w:eastAsia="黑体"/>
+        </w:rPr>
         <w:t xml:space="preserve"> </w:t>
       </w:r>
       <w:r>
         <w:rPr>
-          <w:rFonts w:hint="eastAsia"/>
+          <w:rFonts w:hint="eastAsia" w:eastAsia="黑体"/>
         </w:rPr>
         <w:t xml:space="preserve">之间。</w:t>
       </w:r>
@@ -959,25 +1106,31 @@
       <w:pPr/>
       <w:r>
         <w:rPr>
-          <w:rFonts w:hint="eastAsia"/>
+          <w:rFonts w:hint="eastAsia" w:eastAsia="黑体"/>
         </w:rPr>
         <w:t xml:space="preserve">由此构成”直流源</w:t>
       </w:r>
       <w:r>
+        <w:rPr>
+          <w:rFonts w:eastAsia="黑体"/>
+        </w:rPr>
         <w:t xml:space="preserve"> + </w:t>
       </w:r>
       <w:r>
         <w:rPr>
-          <w:rFonts w:hint="eastAsia"/>
+          <w:rFonts w:hint="eastAsia" w:eastAsia="黑体"/>
         </w:rPr>
         <w:t xml:space="preserve">桥式/推挽逆变</w:t>
       </w:r>
       <w:r>
+        <w:rPr>
+          <w:rFonts w:eastAsia="黑体"/>
+        </w:rPr>
         <w:t xml:space="preserve"> + </w:t>
       </w:r>
       <w:r>
         <w:rPr>
-          <w:rFonts w:hint="eastAsia"/>
+          <w:rFonts w:hint="eastAsia" w:eastAsia="黑体"/>
         </w:rPr>
         <w:t xml:space="preserve">升压与输出滤波”的离网逆变组态，不依赖电网，由本机振荡器决定输出频率、独立把直流转换为固定幅值与频率的交流电供给本地负载（须自行保证电压稳定与谐波抑制）。</w:t>
       </w:r>
@@ -990,7 +1143,7 @@
       </w:pPr>
       <w:r>
         <w:rPr>
-          <w:rFonts w:hint="eastAsia"/>
+          <w:rFonts w:hint="eastAsia" w:eastAsia="黑体"/>
         </w:rPr>
         <w:t xml:space="preserve">工作原理</w:t>
       </w:r>
@@ -1001,16 +1154,19 @@
       </w:pPr>
       <w:r>
         <w:rPr>
-          <w:rFonts w:hint="eastAsia"/>
+          <w:rFonts w:hint="eastAsia" w:eastAsia="黑体"/>
         </w:rPr>
         <w:t xml:space="preserve">前级把电池直流升到所需母线电压，后级桥式逆变器用</w:t>
       </w:r>
       <w:r>
+        <w:rPr>
+          <w:rFonts w:eastAsia="黑体"/>
+        </w:rPr>
         <w:t xml:space="preserve"> </w:t>
       </w:r>
       <w:r>
         <w:rPr>
-          <w:rFonts w:hint="eastAsia"/>
+          <w:rFonts w:hint="eastAsia" w:eastAsia="黑体"/>
         </w:rPr>
         <w:t xml:space="preserve">SPWM（或方波/修正波）调制产生交流。输出电压和频率由本机振荡器决定，不跟踪电网，因此必须自行保证电压稳定与谐波抑制。</w:t>
       </w:r>
@@ -1023,7 +1179,7 @@
       </w:pPr>
       <w:r>
         <w:rPr>
-          <w:rFonts w:hint="eastAsia"/>
+          <w:rFonts w:hint="eastAsia" w:eastAsia="黑体"/>
         </w:rPr>
         <w:t xml:space="preserve">关键计算公式</w:t>
       </w:r>
@@ -1037,7 +1193,7 @@
       </w:pPr>
       <w:r>
         <w:rPr>
-          <w:rFonts w:hint="eastAsia"/>
+          <w:rFonts w:hint="eastAsia" w:eastAsia="黑体"/>
         </w:rPr>
         <w:t xml:space="preserve">输出功率：</w:t>
       </w:r>
@@ -1145,7 +1301,7 @@
       </w:pPr>
       <w:r>
         <w:rPr>
-          <w:rFonts w:hint="eastAsia"/>
+          <w:rFonts w:hint="eastAsia" w:eastAsia="黑体"/>
         </w:rPr>
         <w:t xml:space="preserve">直流输入功率：</w:t>
       </w:r>
@@ -1229,7 +1385,7 @@
       </w:pPr>
       <w:r>
         <w:rPr>
-          <w:rFonts w:hint="eastAsia"/>
+          <w:rFonts w:hint="eastAsia" w:eastAsia="黑体"/>
         </w:rPr>
         <w:t xml:space="preserve">整机效率：</w:t>
       </w:r>
@@ -1307,7 +1463,7 @@
       </w:pPr>
       <w:r>
         <w:rPr>
-          <w:rFonts w:hint="eastAsia"/>
+          <w:rFonts w:hint="eastAsia" w:eastAsia="黑体"/>
         </w:rPr>
         <w:t xml:space="preserve">蓄电池放电时间：</w:t>
       </w:r>
@@ -1436,7 +1592,7 @@
       </w:pPr>
       <w:r>
         <w:rPr>
-          <w:rFonts w:hint="eastAsia"/>
+          <w:rFonts w:hint="eastAsia" w:eastAsia="黑体"/>
         </w:rPr>
         <w:t xml:space="preserve">输出频率（由振荡器）：</w:t>
       </w:r>
@@ -1509,7 +1665,7 @@
             </w:pPr>
             <w:r>
               <w:rPr>
-                <w:rFonts w:hint="eastAsia"/>
+                <w:rFonts w:hint="eastAsia" w:eastAsia="黑体"/>
               </w:rPr>
               <w:t xml:space="preserve">符号</w:t>
             </w:r>
@@ -1523,7 +1679,7 @@
             </w:pPr>
             <w:r>
               <w:rPr>
-                <w:rFonts w:hint="eastAsia"/>
+                <w:rFonts w:hint="eastAsia" w:eastAsia="黑体"/>
               </w:rPr>
               <w:t xml:space="preserve">含义</w:t>
             </w:r>
@@ -1537,7 +1693,7 @@
             </w:pPr>
             <w:r>
               <w:rPr>
-                <w:rFonts w:hint="eastAsia"/>
+                <w:rFonts w:hint="eastAsia" w:eastAsia="黑体"/>
               </w:rPr>
               <w:t xml:space="preserve">单位</w:t>
             </w:r>
@@ -1572,6 +1728,9 @@
               </m:sSub>
             </m:oMath>
             <w:r>
+              <w:rPr>
+                <w:rFonts w:eastAsia="黑体"/>
+              </w:rPr>
               <w:t xml:space="preserve">​</w:t>
             </w:r>
           </w:p>
@@ -1584,7 +1743,7 @@
             </w:pPr>
             <w:r>
               <w:rPr>
-                <w:rFonts w:hint="eastAsia"/>
+                <w:rFonts w:hint="eastAsia" w:eastAsia="黑体"/>
               </w:rPr>
               <w:t xml:space="preserve">输出有功功率</w:t>
             </w:r>
@@ -1597,6 +1756,9 @@
               <w:pStyle w:val="Compact"/>
             </w:pPr>
             <w:r>
+              <w:rPr>
+                <w:rFonts w:eastAsia="黑体"/>
+              </w:rPr>
               <w:t xml:space="preserve">W</w:t>
             </w:r>
           </w:p>
@@ -1630,6 +1792,9 @@
               </m:sSub>
             </m:oMath>
             <w:r>
+              <w:rPr>
+                <w:rFonts w:eastAsia="黑体"/>
+              </w:rPr>
               <w:t xml:space="preserve">、</w:t>
             </w:r>
             <m:oMath>
@@ -1662,7 +1827,7 @@
             </w:pPr>
             <w:r>
               <w:rPr>
-                <w:rFonts w:hint="eastAsia"/>
+                <w:rFonts w:hint="eastAsia" w:eastAsia="黑体"/>
               </w:rPr>
               <w:t xml:space="preserve">输出电压、电流有效值</w:t>
             </w:r>
@@ -1675,6 +1840,9 @@
               <w:pStyle w:val="Compact"/>
             </w:pPr>
             <w:r>
+              <w:rPr>
+                <w:rFonts w:eastAsia="黑体"/>
+              </w:rPr>
               <w:t xml:space="preserve">V、A</w:t>
             </w:r>
           </w:p>
@@ -1699,6 +1867,9 @@
               </m:r>
             </m:oMath>
             <w:r>
+              <w:rPr>
+                <w:rFonts w:eastAsia="黑体"/>
+              </w:rPr>
               <w:t xml:space="preserve">​</w:t>
             </w:r>
           </w:p>
@@ -1711,7 +1882,7 @@
             </w:pPr>
             <w:r>
               <w:rPr>
-                <w:rFonts w:hint="eastAsia"/>
+                <w:rFonts w:hint="eastAsia" w:eastAsia="黑体"/>
               </w:rPr>
               <w:t xml:space="preserve">负载功率因数</w:t>
             </w:r>
@@ -1724,6 +1895,9 @@
               <w:pStyle w:val="Compact"/>
             </w:pPr>
             <w:r>
+              <w:rPr>
+                <w:rFonts w:eastAsia="黑体"/>
+              </w:rPr>
               <w:t xml:space="preserve">—</w:t>
             </w:r>
           </w:p>
@@ -1754,6 +1928,9 @@
               </m:sSub>
             </m:oMath>
             <w:r>
+              <w:rPr>
+                <w:rFonts w:eastAsia="黑体"/>
+              </w:rPr>
               <w:t xml:space="preserve">、</w:t>
             </w:r>
             <m:oMath>
@@ -1783,7 +1960,7 @@
             </w:pPr>
             <w:r>
               <w:rPr>
-                <w:rFonts w:hint="eastAsia"/>
+                <w:rFonts w:hint="eastAsia" w:eastAsia="黑体"/>
               </w:rPr>
               <w:t xml:space="preserve">直流输入电压、电流</w:t>
             </w:r>
@@ -1796,6 +1973,9 @@
               <w:pStyle w:val="Compact"/>
             </w:pPr>
             <w:r>
+              <w:rPr>
+                <w:rFonts w:eastAsia="黑体"/>
+              </w:rPr>
               <w:t xml:space="preserve">V、A</w:t>
             </w:r>
           </w:p>
@@ -1814,6 +1994,9 @@
               </m:r>
             </m:oMath>
             <w:r>
+              <w:rPr>
+                <w:rFonts w:eastAsia="黑体"/>
+              </w:rPr>
               <w:t xml:space="preserve">​</w:t>
             </w:r>
           </w:p>
@@ -1826,7 +2009,7 @@
             </w:pPr>
             <w:r>
               <w:rPr>
-                <w:rFonts w:hint="eastAsia"/>
+                <w:rFonts w:hint="eastAsia" w:eastAsia="黑体"/>
               </w:rPr>
               <w:t xml:space="preserve">效率</w:t>
             </w:r>
@@ -1839,6 +2022,9 @@
               <w:pStyle w:val="Compact"/>
             </w:pPr>
             <w:r>
+              <w:rPr>
+                <w:rFonts w:eastAsia="黑体"/>
+              </w:rPr>
               <w:t xml:space="preserve">—</w:t>
             </w:r>
           </w:p>
@@ -1872,6 +2058,9 @@
               </m:sSub>
             </m:oMath>
             <w:r>
+              <w:rPr>
+                <w:rFonts w:eastAsia="黑体"/>
+              </w:rPr>
               <w:t xml:space="preserve">​</w:t>
             </w:r>
           </w:p>
@@ -1884,7 +2073,7 @@
             </w:pPr>
             <w:r>
               <w:rPr>
-                <w:rFonts w:hint="eastAsia"/>
+                <w:rFonts w:hint="eastAsia" w:eastAsia="黑体"/>
               </w:rPr>
               <w:t xml:space="preserve">蓄电池容量</w:t>
             </w:r>
@@ -1897,6 +2086,9 @@
               <w:pStyle w:val="Compact"/>
             </w:pPr>
             <w:r>
+              <w:rPr>
+                <w:rFonts w:eastAsia="黑体"/>
+              </w:rPr>
               <w:t xml:space="preserve">Ah</w:t>
             </w:r>
           </w:p>
@@ -1921,6 +2113,9 @@
               </m:r>
             </m:oMath>
             <w:r>
+              <w:rPr>
+                <w:rFonts w:eastAsia="黑体"/>
+              </w:rPr>
               <w:t xml:space="preserve">​</w:t>
             </w:r>
           </w:p>
@@ -1933,7 +2128,7 @@
             </w:pPr>
             <w:r>
               <w:rPr>
-                <w:rFonts w:hint="eastAsia"/>
+                <w:rFonts w:hint="eastAsia" w:eastAsia="黑体"/>
               </w:rPr>
               <w:t xml:space="preserve">放电深度</w:t>
             </w:r>
@@ -1946,6 +2141,9 @@
               <w:pStyle w:val="Compact"/>
             </w:pPr>
             <w:r>
+              <w:rPr>
+                <w:rFonts w:eastAsia="黑体"/>
+              </w:rPr>
               <w:t xml:space="preserve">—</w:t>
             </w:r>
           </w:p>
@@ -1964,6 +2162,9 @@
               </m:r>
             </m:oMath>
             <w:r>
+              <w:rPr>
+                <w:rFonts w:eastAsia="黑体"/>
+              </w:rPr>
               <w:t xml:space="preserve">​</w:t>
             </w:r>
           </w:p>
@@ -1976,7 +2177,7 @@
             </w:pPr>
             <w:r>
               <w:rPr>
-                <w:rFonts w:hint="eastAsia"/>
+                <w:rFonts w:hint="eastAsia" w:eastAsia="黑体"/>
               </w:rPr>
               <w:t xml:space="preserve">供电持续时间</w:t>
             </w:r>
@@ -1989,6 +2190,9 @@
               <w:pStyle w:val="Compact"/>
             </w:pPr>
             <w:r>
+              <w:rPr>
+                <w:rFonts w:eastAsia="黑体"/>
+              </w:rPr>
               <w:t xml:space="preserve">h</w:t>
             </w:r>
           </w:p>
@@ -2003,7 +2207,7 @@
       </w:pPr>
       <w:r>
         <w:rPr>
-          <w:rFonts w:hint="eastAsia"/>
+          <w:rFonts w:hint="eastAsia" w:eastAsia="黑体"/>
         </w:rPr>
         <w:t xml:space="preserve">元件调整影响</w:t>
       </w:r>
@@ -2018,7 +2222,7 @@
       </w:pPr>
       <w:r>
         <w:rPr>
-          <w:rFonts w:hint="eastAsia"/>
+          <w:rFonts w:hint="eastAsia" w:eastAsia="黑体"/>
           <w:b/>
           <w:bCs/>
         </w:rPr>
@@ -2026,6 +2230,7 @@
       </w:r>
       <w:r>
         <w:rPr>
+          <w:rFonts w:eastAsia="黑体"/>
           <w:b/>
           <w:bCs/>
         </w:rPr>
@@ -2053,6 +2258,7 @@
       </m:oMath>
       <w:r>
         <w:rPr>
+          <w:rFonts w:eastAsia="黑体"/>
           <w:b/>
           <w:bCs/>
         </w:rPr>
@@ -2060,25 +2266,34 @@
       </w:r>
       <w:r>
         <w:rPr>
-          <w:rFonts w:hint="eastAsia"/>
+          <w:rFonts w:hint="eastAsia" w:eastAsia="黑体"/>
           <w:b/>
           <w:bCs/>
         </w:rPr>
         <w:t xml:space="preserve">增大</w:t>
       </w:r>
       <w:r>
+        <w:rPr>
+          <w:rFonts w:eastAsia="黑体"/>
+        </w:rPr>
         <w:t xml:space="preserve"> </w:t>
       </w:r>
       <w:r>
+        <w:rPr>
+          <w:rFonts w:eastAsia="黑体"/>
+        </w:rPr>
         <w:t xml:space="preserve">→ </w:t>
       </w:r>
       <w:r>
         <w:rPr>
-          <w:rFonts w:hint="eastAsia"/>
+          <w:rFonts w:hint="eastAsia" w:eastAsia="黑体"/>
         </w:rPr>
         <w:t xml:space="preserve">放电时间</w:t>
       </w:r>
       <w:r>
+        <w:rPr>
+          <w:rFonts w:eastAsia="黑体"/>
+        </w:rPr>
         <w:t xml:space="preserve"> </w:t>
       </w:r>
       <m:oMath>
@@ -2087,11 +2302,14 @@
         </m:r>
       </m:oMath>
       <w:r>
+        <w:rPr>
+          <w:rFonts w:eastAsia="黑体"/>
+        </w:rPr>
         <w:t xml:space="preserve"> </w:t>
       </w:r>
       <w:r>
         <w:rPr>
-          <w:rFonts w:hint="eastAsia"/>
+          <w:rFonts w:hint="eastAsia" w:eastAsia="黑体"/>
         </w:rPr>
         <w:t xml:space="preserve">线性增大，续航更久，但体积、重量与成本上升。</w:t>
       </w:r>
@@ -2106,7 +2324,7 @@
       </w:pPr>
       <w:r>
         <w:rPr>
-          <w:rFonts w:hint="eastAsia"/>
+          <w:rFonts w:hint="eastAsia" w:eastAsia="黑体"/>
           <w:b/>
           <w:bCs/>
         </w:rPr>
@@ -2114,6 +2332,7 @@
       </w:r>
       <w:r>
         <w:rPr>
+          <w:rFonts w:eastAsia="黑体"/>
           <w:b/>
           <w:bCs/>
         </w:rPr>
@@ -2132,6 +2351,7 @@
       </m:oMath>
       <w:r>
         <w:rPr>
+          <w:rFonts w:eastAsia="黑体"/>
           <w:b/>
           <w:bCs/>
         </w:rPr>
@@ -2139,21 +2359,27 @@
       </w:r>
       <w:r>
         <w:rPr>
-          <w:rFonts w:hint="eastAsia"/>
+          <w:rFonts w:hint="eastAsia" w:eastAsia="黑体"/>
           <w:b/>
           <w:bCs/>
         </w:rPr>
         <w:t xml:space="preserve">增大</w:t>
       </w:r>
       <w:r>
+        <w:rPr>
+          <w:rFonts w:eastAsia="黑体"/>
+        </w:rPr>
         <w:t xml:space="preserve"> </w:t>
       </w:r>
       <w:r>
+        <w:rPr>
+          <w:rFonts w:eastAsia="黑体"/>
+        </w:rPr>
         <w:t xml:space="preserve">→ </w:t>
       </w:r>
       <w:r>
         <w:rPr>
-          <w:rFonts w:hint="eastAsia"/>
+          <w:rFonts w:hint="eastAsia" w:eastAsia="黑体"/>
         </w:rPr>
         <w:t xml:space="preserve">可用电量增加、单次续航变长，但会缩短电池循环寿命。</w:t>
       </w:r>
@@ -2168,7 +2394,7 @@
       </w:pPr>
       <w:r>
         <w:rPr>
-          <w:rFonts w:hint="eastAsia"/>
+          <w:rFonts w:hint="eastAsia" w:eastAsia="黑体"/>
           <w:b/>
           <w:bCs/>
         </w:rPr>
@@ -2176,6 +2402,7 @@
       </w:r>
       <w:r>
         <w:rPr>
+          <w:rFonts w:eastAsia="黑体"/>
           <w:b/>
           <w:bCs/>
         </w:rPr>
@@ -2203,6 +2430,7 @@
       </m:oMath>
       <w:r>
         <w:rPr>
+          <w:rFonts w:eastAsia="黑体"/>
           <w:b/>
           <w:bCs/>
         </w:rPr>
@@ -2210,25 +2438,34 @@
       </w:r>
       <w:r>
         <w:rPr>
-          <w:rFonts w:hint="eastAsia"/>
+          <w:rFonts w:hint="eastAsia" w:eastAsia="黑体"/>
           <w:b/>
           <w:bCs/>
         </w:rPr>
         <w:t xml:space="preserve">增大</w:t>
       </w:r>
       <w:r>
+        <w:rPr>
+          <w:rFonts w:eastAsia="黑体"/>
+        </w:rPr>
         <w:t xml:space="preserve"> </w:t>
       </w:r>
       <w:r>
+        <w:rPr>
+          <w:rFonts w:eastAsia="黑体"/>
+        </w:rPr>
         <w:t xml:space="preserve">→ </w:t>
       </w:r>
       <w:r>
         <w:rPr>
-          <w:rFonts w:hint="eastAsia"/>
+          <w:rFonts w:hint="eastAsia" w:eastAsia="黑体"/>
         </w:rPr>
         <w:t xml:space="preserve">直流输入功率</w:t>
       </w:r>
       <w:r>
+        <w:rPr>
+          <w:rFonts w:eastAsia="黑体"/>
+        </w:rPr>
         <w:t xml:space="preserve"> </w:t>
       </w:r>
       <m:oMath>
@@ -2282,11 +2519,14 @@
         </m:r>
       </m:oMath>
       <w:r>
+        <w:rPr>
+          <w:rFonts w:eastAsia="黑体"/>
+        </w:rPr>
         <w:t xml:space="preserve"> </w:t>
       </w:r>
       <w:r>
         <w:rPr>
-          <w:rFonts w:hint="eastAsia"/>
+          <w:rFonts w:hint="eastAsia" w:eastAsia="黑体"/>
         </w:rPr>
         <w:t xml:space="preserve">增大、放电时间变短、器件电流应力上升。</w:t>
       </w:r>
@@ -2301,7 +2541,7 @@
       </w:pPr>
       <w:r>
         <w:rPr>
-          <w:rFonts w:hint="eastAsia"/>
+          <w:rFonts w:hint="eastAsia" w:eastAsia="黑体"/>
           <w:b/>
           <w:bCs/>
         </w:rPr>
@@ -2309,6 +2549,7 @@
       </w:r>
       <w:r>
         <w:rPr>
+          <w:rFonts w:eastAsia="黑体"/>
           <w:b/>
           <w:bCs/>
         </w:rPr>
@@ -2321,6 +2562,7 @@
       </m:oMath>
       <w:r>
         <w:rPr>
+          <w:rFonts w:eastAsia="黑体"/>
           <w:b/>
           <w:bCs/>
         </w:rPr>
@@ -2328,21 +2570,27 @@
       </w:r>
       <w:r>
         <w:rPr>
-          <w:rFonts w:hint="eastAsia"/>
+          <w:rFonts w:hint="eastAsia" w:eastAsia="黑体"/>
           <w:b/>
           <w:bCs/>
         </w:rPr>
         <w:t xml:space="preserve">提高</w:t>
       </w:r>
       <w:r>
+        <w:rPr>
+          <w:rFonts w:eastAsia="黑体"/>
+        </w:rPr>
         <w:t xml:space="preserve"> </w:t>
       </w:r>
       <w:r>
+        <w:rPr>
+          <w:rFonts w:eastAsia="黑体"/>
+        </w:rPr>
         <w:t xml:space="preserve">→ </w:t>
       </w:r>
       <w:r>
         <w:rPr>
-          <w:rFonts w:hint="eastAsia"/>
+          <w:rFonts w:hint="eastAsia" w:eastAsia="黑体"/>
         </w:rPr>
         <w:t xml:space="preserve">同等输出下直流输入功率下降，放电时间变长。</w:t>
       </w:r>
@@ -2357,11 +2605,14 @@
       </w:pPr>
       <w:r>
         <w:rPr>
-          <w:rFonts w:hint="eastAsia"/>
+          <w:rFonts w:hint="eastAsia" w:eastAsia="黑体"/>
         </w:rPr>
         <w:t xml:space="preserve">输出频率由本机振荡器周期</w:t>
       </w:r>
       <w:r>
+        <w:rPr>
+          <w:rFonts w:eastAsia="黑体"/>
+        </w:rPr>
         <w:t xml:space="preserve"> </w:t>
       </w:r>
       <m:oMath>
@@ -2370,11 +2621,14 @@
         </m:r>
       </m:oMath>
       <w:r>
+        <w:rPr>
+          <w:rFonts w:eastAsia="黑体"/>
+        </w:rPr>
         <w:t xml:space="preserve"> </w:t>
       </w:r>
       <w:r>
         <w:rPr>
-          <w:rFonts w:hint="eastAsia"/>
+          <w:rFonts w:hint="eastAsia" w:eastAsia="黑体"/>
         </w:rPr>
         <w:t xml:space="preserve">决定，与电网无关，需保证振荡精度以稳定输出频率。</w:t>
       </w:r>
@@ -2387,7 +2641,7 @@
       </w:pPr>
       <w:r>
         <w:rPr>
-          <w:rFonts w:hint="eastAsia"/>
+          <w:rFonts w:hint="eastAsia" w:eastAsia="黑体"/>
         </w:rPr>
         <w:t xml:space="preserve">典型参数示例</w:t>
       </w:r>
@@ -2402,11 +2656,14 @@
       </w:pPr>
       <w:r>
         <w:rPr>
-          <w:rFonts w:hint="eastAsia"/>
+          <w:rFonts w:hint="eastAsia" w:eastAsia="黑体"/>
         </w:rPr>
         <w:t xml:space="preserve">取</w:t>
       </w:r>
       <w:r>
+        <w:rPr>
+          <w:rFonts w:eastAsia="黑体"/>
+        </w:rPr>
         <w:t xml:space="preserve"> </w:t>
       </w:r>
       <m:oMath>
@@ -2449,6 +2706,9 @@
         </m:r>
       </m:oMath>
       <w:r>
+        <w:rPr>
+          <w:rFonts w:eastAsia="黑体"/>
+        </w:rPr>
         <w:t xml:space="preserve">、</w:t>
       </w:r>
       <m:oMath>
@@ -2491,6 +2751,9 @@
         </m:r>
       </m:oMath>
       <w:r>
+        <w:rPr>
+          <w:rFonts w:eastAsia="黑体"/>
+        </w:rPr>
         <w:t xml:space="preserve">、</w:t>
       </w:r>
       <m:oMath>
@@ -2515,7 +2778,7 @@
       </m:oMath>
       <w:r>
         <w:rPr>
-          <w:rFonts w:hint="eastAsia"/>
+          <w:rFonts w:hint="eastAsia" w:eastAsia="黑体"/>
         </w:rPr>
         <w:t xml:space="preserve">：</w:t>
       </w:r>
@@ -2586,6 +2849,9 @@
         </m:r>
       </m:oMath>
       <w:r>
+        <w:rPr>
+          <w:rFonts w:eastAsia="黑体"/>
+        </w:rPr>
         <w:t xml:space="preserve">。</w:t>
       </w:r>
     </w:p>
@@ -2599,11 +2865,14 @@
       </w:pPr>
       <w:r>
         <w:rPr>
-          <w:rFonts w:hint="eastAsia"/>
+          <w:rFonts w:hint="eastAsia" w:eastAsia="黑体"/>
         </w:rPr>
         <w:t xml:space="preserve">取</w:t>
       </w:r>
       <w:r>
+        <w:rPr>
+          <w:rFonts w:eastAsia="黑体"/>
+        </w:rPr>
         <w:t xml:space="preserve"> </w:t>
       </w:r>
       <m:oMath>
@@ -2646,6 +2915,9 @@
         </m:r>
       </m:oMath>
       <w:r>
+        <w:rPr>
+          <w:rFonts w:eastAsia="黑体"/>
+        </w:rPr>
         <w:t xml:space="preserve">、</w:t>
       </w:r>
       <m:oMath>
@@ -2664,7 +2936,7 @@
       </m:oMath>
       <w:r>
         <w:rPr>
-          <w:rFonts w:hint="eastAsia"/>
+          <w:rFonts w:hint="eastAsia" w:eastAsia="黑体"/>
         </w:rPr>
         <w:t xml:space="preserve">：</w:t>
       </w:r>
@@ -2723,6 +2995,9 @@
         </m:r>
       </m:oMath>
       <w:r>
+        <w:rPr>
+          <w:rFonts w:eastAsia="黑体"/>
+        </w:rPr>
         <w:t xml:space="preserve">。</w:t>
       </w:r>
     </w:p>
@@ -2736,11 +3011,14 @@
       </w:pPr>
       <w:r>
         <w:rPr>
-          <w:rFonts w:hint="eastAsia"/>
+          <w:rFonts w:hint="eastAsia" w:eastAsia="黑体"/>
         </w:rPr>
         <w:t xml:space="preserve">取</w:t>
       </w:r>
       <w:r>
+        <w:rPr>
+          <w:rFonts w:eastAsia="黑体"/>
+        </w:rPr>
         <w:t xml:space="preserve"> </w:t>
       </w:r>
       <m:oMath>
@@ -2783,6 +3061,9 @@
         </m:r>
       </m:oMath>
       <w:r>
+        <w:rPr>
+          <w:rFonts w:eastAsia="黑体"/>
+        </w:rPr>
         <w:t xml:space="preserve">、</w:t>
       </w:r>
       <m:oMath>
@@ -2825,6 +3106,9 @@
         </m:r>
       </m:oMath>
       <w:r>
+        <w:rPr>
+          <w:rFonts w:eastAsia="黑体"/>
+        </w:rPr>
         <w:t xml:space="preserve">、</w:t>
       </w:r>
       <m:oMath>
@@ -2848,6 +3132,9 @@
         </m:r>
       </m:oMath>
       <w:r>
+        <w:rPr>
+          <w:rFonts w:eastAsia="黑体"/>
+        </w:rPr>
         <w:t xml:space="preserve">、</w:t>
       </w:r>
       <m:oMath>
@@ -2890,6 +3177,9 @@
         </m:r>
       </m:oMath>
       <w:r>
+        <w:rPr>
+          <w:rFonts w:eastAsia="黑体"/>
+        </w:rPr>
         <w:t xml:space="preserve">、</w:t>
       </w:r>
       <m:oMath>
@@ -2908,11 +3198,14 @@
       </m:oMath>
       <w:r>
         <w:rPr>
-          <w:rFonts w:hint="eastAsia"/>
+          <w:rFonts w:hint="eastAsia" w:eastAsia="黑体"/>
         </w:rPr>
         <w:t xml:space="preserve">：</w:t>
       </w:r>
       <w:r>
+        <w:rPr>
+          <w:rFonts w:eastAsia="黑体"/>
+        </w:rPr>
         <w:t xml:space="preserve"> </w:t>
       </w:r>
       <m:oMath>
@@ -2997,6 +3290,9 @@
         </m:r>
       </m:oMath>
       <w:r>
+        <w:rPr>
+          <w:rFonts w:eastAsia="黑体"/>
+        </w:rPr>
         <w:t xml:space="preserve">。</w:t>
       </w:r>
     </w:p>
@@ -3008,7 +3304,7 @@
       </w:pPr>
       <w:r>
         <w:rPr>
-          <w:rFonts w:hint="eastAsia"/>
+          <w:rFonts w:hint="eastAsia" w:eastAsia="黑体"/>
         </w:rPr>
         <w:t xml:space="preserve">常见器件型号</w:t>
       </w:r>
@@ -3023,7 +3319,7 @@
       </w:pPr>
       <w:r>
         <w:rPr>
-          <w:rFonts w:hint="eastAsia"/>
+          <w:rFonts w:hint="eastAsia" w:eastAsia="黑体"/>
         </w:rPr>
         <w:t xml:space="preserve">功率开关管：IRF3205、IRFP460、STP80NF70。</w:t>
       </w:r>
@@ -3038,7 +3334,7 @@
       </w:pPr>
       <w:r>
         <w:rPr>
-          <w:rFonts w:hint="eastAsia"/>
+          <w:rFonts w:hint="eastAsia" w:eastAsia="黑体"/>
         </w:rPr>
         <w:t xml:space="preserve">栅极驱动：IR2110、UCC21520。</w:t>
       </w:r>
@@ -3053,16 +3349,19 @@
       </w:pPr>
       <w:r>
         <w:rPr>
-          <w:rFonts w:hint="eastAsia"/>
+          <w:rFonts w:hint="eastAsia" w:eastAsia="黑体"/>
         </w:rPr>
         <w:t xml:space="preserve">控制器：SG3525（方波/推挽）、EG8010（纯正弦波</w:t>
       </w:r>
       <w:r>
+        <w:rPr>
+          <w:rFonts w:eastAsia="黑体"/>
+        </w:rPr>
         <w:t xml:space="preserve"> SPWM </w:t>
       </w:r>
       <w:r>
         <w:rPr>
-          <w:rFonts w:hint="eastAsia"/>
+          <w:rFonts w:hint="eastAsia" w:eastAsia="黑体"/>
         </w:rPr>
         <w:t xml:space="preserve">专用）。</w:t>
       </w:r>
@@ -3075,7 +3374,7 @@
       </w:pPr>
       <w:r>
         <w:rPr>
-          <w:rFonts w:hint="eastAsia"/>
+          <w:rFonts w:hint="eastAsia" w:eastAsia="黑体"/>
         </w:rPr>
         <w:t xml:space="preserve">注意事项</w:t>
       </w:r>
@@ -3090,7 +3389,7 @@
       </w:pPr>
       <w:r>
         <w:rPr>
-          <w:rFonts w:hint="eastAsia"/>
+          <w:rFonts w:hint="eastAsia" w:eastAsia="黑体"/>
         </w:rPr>
         <w:t xml:space="preserve">输出电压、频率稳定完全靠自身，需良好反馈控制，负载突变时防止电压跌落。</w:t>
       </w:r>
@@ -3105,7 +3404,7 @@
       </w:pPr>
       <w:r>
         <w:rPr>
-          <w:rFonts w:hint="eastAsia"/>
+          <w:rFonts w:hint="eastAsia" w:eastAsia="黑体"/>
         </w:rPr>
         <w:t xml:space="preserve">感性/非线性负载（电机、整流型负载）瞬间启动电流大，需按冲击功率选额定值。</w:t>
       </w:r>
@@ -3120,16 +3419,19 @@
       </w:pPr>
       <w:r>
         <w:rPr>
-          <w:rFonts w:hint="eastAsia"/>
+          <w:rFonts w:hint="eastAsia" w:eastAsia="黑体"/>
         </w:rPr>
         <w:t xml:space="preserve">电池需配过放/过充保护与低压报警，DoD</w:t>
       </w:r>
       <w:r>
+        <w:rPr>
+          <w:rFonts w:eastAsia="黑体"/>
+        </w:rPr>
         <w:t xml:space="preserve"> </w:t>
       </w:r>
       <w:r>
         <w:rPr>
-          <w:rFonts w:hint="eastAsia"/>
+          <w:rFonts w:hint="eastAsia" w:eastAsia="黑体"/>
         </w:rPr>
         <w:t xml:space="preserve">不宜过大以保护寿命。</w:t>
       </w:r>
@@ -3144,7 +3446,7 @@
       </w:pPr>
       <w:r>
         <w:rPr>
-          <w:rFonts w:hint="eastAsia"/>
+          <w:rFonts w:hint="eastAsia" w:eastAsia="黑体"/>
         </w:rPr>
         <w:t xml:space="preserve">方波/修正波机型对部分电机与电子设备不适用，纯正弦波机型更通用。</w:t>
       </w:r>
@@ -3157,7 +3459,7 @@
       </w:pPr>
       <w:r>
         <w:rPr>
-          <w:rFonts w:hint="eastAsia"/>
+          <w:rFonts w:hint="eastAsia" w:eastAsia="黑体"/>
         </w:rPr>
         <w:t xml:space="preserve">参考资料</w:t>
       </w:r>
@@ -3171,6 +3473,9 @@
         </w:numPr>
       </w:pPr>
       <w:r>
+        <w:rPr>
+          <w:rFonts w:eastAsia="黑体"/>
+        </w:rPr>
         <w:t xml:space="preserve">Wikipedia: Power inverter / Off-grid。</w:t>
       </w:r>
     </w:p>
@@ -3184,7 +3489,7 @@
       </w:pPr>
       <w:r>
         <w:rPr>
-          <w:rFonts w:hint="eastAsia"/>
+          <w:rFonts w:hint="eastAsia" w:eastAsia="黑体"/>
         </w:rPr>
         <w:t xml:space="preserve">《高频开关电源与逆变器设计》。</w:t>
       </w:r>
@@ -3198,11 +3503,14 @@
         </w:numPr>
       </w:pPr>
       <w:r>
+        <w:rPr>
+          <w:rFonts w:eastAsia="黑体"/>
+        </w:rPr>
         <w:t xml:space="preserve">EG8010 </w:t>
       </w:r>
       <w:r>
         <w:rPr>
-          <w:rFonts w:hint="eastAsia"/>
+          <w:rFonts w:hint="eastAsia" w:eastAsia="黑体"/>
         </w:rPr>
         <w:t xml:space="preserve">数据手册。</w:t>
       </w:r>
@@ -3216,11 +3524,11 @@
       </w:pPr>
       <w:r>
         <w:rPr>
-          <w:rFonts w:ascii="Times New Roman" w:hAnsi="Times New Roman"/>
+          <w:rFonts w:ascii="Times New Roman" w:hAnsi="Times New Roman" w:eastAsia="黑体"/>
           <w:color w:val="555555"/>
           <w:sz w:val="21"/>
         </w:rPr>
-        <w:t>材料收集者：杜文杰</w:t>
+        <w:t>材料收集者：杜文杰，WX手机：19519196569，QQ:3478827729</w:t>
       </w:r>
     </w:p>
     <w:sectPr>
@@ -3240,7 +3548,7 @@
 </file>
 
 <file path=word/footer1.xml><?xml version="1.0" encoding="utf-8"?>
-<w:ftr xmlns:m="http://schemas.openxmlformats.org/officeDocument/2006/math" xmlns:mc="http://schemas.openxmlformats.org/markup-compatibility/2006" xmlns:mo="http://schemas.microsoft.com/office/mac/office/2008/main" xmlns:mv="urn:schemas-microsoft-com:mac:vml" xmlns:o="urn:schemas-microsoft-com:office:office" xmlns:r="http://schemas.openxmlformats.org/officeDocument/2006/relationships" xmlns:v="urn:schemas-microsoft-com:vml" xmlns:w10="urn:schemas-microsoft-com:office:word" xmlns:w14="http://schemas.microsoft.com/office/word/2010/wordml" xmlns:w="http://schemas.openxmlformats.org/wordprocessingml/2006/main" xmlns:wne="http://schemas.microsoft.com/office/word/2006/wordml" xmlns:wp14="http://schemas.microsoft.com/office/word/2010/wordprocessingDrawing" xmlns:wp="http://schemas.openxmlformats.org/drawingml/2006/wordprocessingDrawing" xmlns:wpc="http://schemas.microsoft.com/office/word/2010/wordprocessingCanvas" xmlns:wpg="http://schemas.microsoft.com/office/word/2010/wordprocessingGroup" xmlns:wpi="http://schemas.microsoft.com/office/word/2010/wordprocessingInk" xmlns:wps="http://schemas.microsoft.com/office/word/2010/wordprocessingShape" mc:Ignorable="w14 wp14">
+<w:ftr xmlns:mc="http://schemas.openxmlformats.org/markup-compatibility/2006" xmlns:w="http://schemas.openxmlformats.org/wordprocessingml/2006/main" xmlns:m="http://schemas.openxmlformats.org/officeDocument/2006/math" xmlns:mo="http://schemas.microsoft.com/office/mac/office/2008/main" xmlns:mv="urn:schemas-microsoft-com:mac:vml" xmlns:o="urn:schemas-microsoft-com:office:office" xmlns:r="http://schemas.openxmlformats.org/officeDocument/2006/relationships" xmlns:v="urn:schemas-microsoft-com:vml" xmlns:w10="urn:schemas-microsoft-com:office:word" xmlns:w14="http://schemas.microsoft.com/office/word/2010/wordml" xmlns:wne="http://schemas.microsoft.com/office/word/2006/wordml" xmlns:wp14="http://schemas.microsoft.com/office/word/2010/wordprocessingDrawing" xmlns:wp="http://schemas.openxmlformats.org/drawingml/2006/wordprocessingDrawing" xmlns:wpc="http://schemas.microsoft.com/office/word/2010/wordprocessingCanvas" xmlns:wpg="http://schemas.microsoft.com/office/word/2010/wordprocessingGroup" xmlns:wpi="http://schemas.microsoft.com/office/word/2010/wordprocessingInk" xmlns:wps="http://schemas.microsoft.com/office/word/2010/wordprocessingShape" mc:Ignorable="w14 wp14">
   <w:p>
     <w:pPr>
       <w:pStyle w:val="Footer"/>
@@ -3248,12 +3556,14 @@
     </w:pPr>
     <w:r>
       <w:rPr>
+        <w:rFonts w:eastAsia="黑体"/>
         <w:sz w:val="18"/>
       </w:rPr>
       <w:t xml:space="preserve">第 </w:t>
     </w:r>
     <w:r>
       <w:rPr>
+        <w:rFonts w:eastAsia="黑体"/>
         <w:sz w:val="18"/>
       </w:rPr>
       <w:fldChar w:fldCharType="begin"/>
@@ -3262,6 +3572,7 @@
     </w:r>
     <w:r>
       <w:rPr>
+        <w:rFonts w:eastAsia="黑体"/>
         <w:sz w:val="18"/>
       </w:rPr>
       <w:t xml:space="preserve"> 页</w:t>
@@ -3275,6 +3586,9 @@
   <w:footnote w:type="continuationSeparator" w:id="0">
     <w:p>
       <w:r>
+        <w:rPr>
+          <w:rFonts w:eastAsia="黑体"/>
+        </w:rPr>
         <w:continuationSeparator/>
       </w:r>
     </w:p>
@@ -3282,6 +3596,9 @@
   <w:footnote w:type="separator" w:id="-1">
     <w:p>
       <w:r>
+        <w:rPr>
+          <w:rFonts w:eastAsia="黑体"/>
+        </w:rPr>
         <w:separator/>
       </w:r>
     </w:p>
@@ -3290,7 +3607,7 @@
 </file>
 
 <file path=word/header1.xml><?xml version="1.0" encoding="utf-8"?>
-<w:hdr xmlns:m="http://schemas.openxmlformats.org/officeDocument/2006/math" xmlns:mc="http://schemas.openxmlformats.org/markup-compatibility/2006" xmlns:mo="http://schemas.microsoft.com/office/mac/office/2008/main" xmlns:mv="urn:schemas-microsoft-com:mac:vml" xmlns:o="urn:schemas-microsoft-com:office:office" xmlns:r="http://schemas.openxmlformats.org/officeDocument/2006/relationships" xmlns:v="urn:schemas-microsoft-com:vml" xmlns:w10="urn:schemas-microsoft-com:office:word" xmlns:w14="http://schemas.microsoft.com/office/word/2010/wordml" xmlns:w="http://schemas.openxmlformats.org/wordprocessingml/2006/main" xmlns:wne="http://schemas.microsoft.com/office/word/2006/wordml" xmlns:wp14="http://schemas.microsoft.com/office/word/2010/wordprocessingDrawing" xmlns:wp="http://schemas.openxmlformats.org/drawingml/2006/wordprocessingDrawing" xmlns:wpc="http://schemas.microsoft.com/office/word/2010/wordprocessingCanvas" xmlns:wpg="http://schemas.microsoft.com/office/word/2010/wordprocessingGroup" xmlns:wpi="http://schemas.microsoft.com/office/word/2010/wordprocessingInk" xmlns:wps="http://schemas.microsoft.com/office/word/2010/wordprocessingShape" mc:Ignorable="w14 wp14">
+<w:hdr xmlns:mc="http://schemas.openxmlformats.org/markup-compatibility/2006" xmlns:w="http://schemas.openxmlformats.org/wordprocessingml/2006/main" xmlns:m="http://schemas.openxmlformats.org/officeDocument/2006/math" xmlns:mo="http://schemas.microsoft.com/office/mac/office/2008/main" xmlns:mv="urn:schemas-microsoft-com:mac:vml" xmlns:o="urn:schemas-microsoft-com:office:office" xmlns:r="http://schemas.openxmlformats.org/officeDocument/2006/relationships" xmlns:v="urn:schemas-microsoft-com:vml" xmlns:w10="urn:schemas-microsoft-com:office:word" xmlns:w14="http://schemas.microsoft.com/office/word/2010/wordml" xmlns:wne="http://schemas.microsoft.com/office/word/2006/wordml" xmlns:wp14="http://schemas.microsoft.com/office/word/2010/wordprocessingDrawing" xmlns:wp="http://schemas.openxmlformats.org/drawingml/2006/wordprocessingDrawing" xmlns:wpc="http://schemas.microsoft.com/office/word/2010/wordprocessingCanvas" xmlns:wpg="http://schemas.microsoft.com/office/word/2010/wordprocessingGroup" xmlns:wpi="http://schemas.microsoft.com/office/word/2010/wordprocessingInk" xmlns:wps="http://schemas.microsoft.com/office/word/2010/wordprocessingShape" mc:Ignorable="w14 wp14">
   <w:p>
     <w:pPr>
       <w:pStyle w:val="Header"/>
@@ -3298,7 +3615,7 @@
     </w:pPr>
     <w:r>
       <w:rPr>
-        <w:rFonts w:ascii="Times New Roman" w:hAnsi="Times New Roman"/>
+        <w:rFonts w:ascii="Times New Roman" w:hAnsi="Times New Roman" w:eastAsia="黑体"/>
         <w:sz w:val="18"/>
         <w:rFonts w:eastAsia="黑体"/>
         <w:rFonts w:eastAsia="黑体"/>
@@ -3310,7 +3627,7 @@
 </file>
 
 <file path=word/numbering.xml><?xml version="1.0" encoding="utf-8"?>
-<w:numbering xmlns:m="http://schemas.openxmlformats.org/officeDocument/2006/math" xmlns:mc="http://schemas.openxmlformats.org/markup-compatibility/2006" xmlns:mo="http://schemas.microsoft.com/office/mac/office/2008/main" xmlns:mv="urn:schemas-microsoft-com:mac:vml" xmlns:o="urn:schemas-microsoft-com:office:office" xmlns:r="http://schemas.openxmlformats.org/officeDocument/2006/relationships" xmlns:v="urn:schemas-microsoft-com:vml" xmlns:w="http://schemas.openxmlformats.org/wordprocessingml/2006/main" xmlns:w10="urn:schemas-microsoft-com:office:word" xmlns:w14="http://schemas.microsoft.com/office/word/2010/wordml" xmlns:wne="http://schemas.microsoft.com/office/word/2006/wordml" xmlns:wp="http://schemas.openxmlformats.org/drawingml/2006/wordprocessingDrawing" xmlns:wp14="http://schemas.microsoft.com/office/word/2010/wordprocessingDrawing" xmlns:wpc="http://schemas.microsoft.com/office/word/2010/wordprocessingCanvas" xmlns:wpg="http://schemas.microsoft.com/office/word/2010/wordprocessingGroup" xmlns:wpi="http://schemas.microsoft.com/office/word/2010/wordprocessingInk" xmlns:wps="http://schemas.microsoft.com/office/word/2010/wordprocessingShape" mc:Ignorable="w14 wp14">
+<w:numbering xmlns:mc="http://schemas.openxmlformats.org/markup-compatibility/2006" xmlns:w="http://schemas.openxmlformats.org/wordprocessingml/2006/main" xmlns:m="http://schemas.openxmlformats.org/officeDocument/2006/math" xmlns:mo="http://schemas.microsoft.com/office/mac/office/2008/main" xmlns:mv="urn:schemas-microsoft-com:mac:vml" xmlns:o="urn:schemas-microsoft-com:office:office" xmlns:r="http://schemas.openxmlformats.org/officeDocument/2006/relationships" xmlns:v="urn:schemas-microsoft-com:vml" xmlns:w10="urn:schemas-microsoft-com:office:word" xmlns:w14="http://schemas.microsoft.com/office/word/2010/wordml" xmlns:wne="http://schemas.microsoft.com/office/word/2006/wordml" xmlns:wp="http://schemas.openxmlformats.org/drawingml/2006/wordprocessingDrawing" xmlns:wp14="http://schemas.microsoft.com/office/word/2010/wordprocessingDrawing" xmlns:wpc="http://schemas.microsoft.com/office/word/2010/wordprocessingCanvas" xmlns:wpg="http://schemas.microsoft.com/office/word/2010/wordprocessingGroup" xmlns:wpi="http://schemas.microsoft.com/office/word/2010/wordprocessingInk" xmlns:wps="http://schemas.microsoft.com/office/word/2010/wordprocessingShape" mc:Ignorable="w14 wp14">
   <w:abstractNum w:abstractNumId="0">
     <w:nsid w:val="FFFFFF7C"/>
     <w:multiLevelType w:val="singleLevel"/>
@@ -3397,7 +3714,7 @@
         <w:ind w:hanging="360" w:left="1440"/>
       </w:pPr>
       <w:rPr>
-        <w:rFonts w:ascii="Symbol" w:hAnsi="Symbol" w:hint="default"/>
+        <w:rFonts w:ascii="Symbol" w:hAnsi="Symbol" w:hint="default" w:eastAsia="黑体"/>
       </w:rPr>
     </w:lvl>
   </w:abstractNum>
@@ -3418,7 +3735,7 @@
         <w:ind w:hanging="360" w:left="1080"/>
       </w:pPr>
       <w:rPr>
-        <w:rFonts w:ascii="Symbol" w:hAnsi="Symbol" w:hint="default"/>
+        <w:rFonts w:ascii="Symbol" w:hAnsi="Symbol" w:hint="default" w:eastAsia="黑体"/>
       </w:rPr>
     </w:lvl>
   </w:abstractNum>
@@ -3439,7 +3756,7 @@
         <w:ind w:hanging="360" w:left="720"/>
       </w:pPr>
       <w:rPr>
-        <w:rFonts w:ascii="Symbol" w:hAnsi="Symbol" w:hint="default"/>
+        <w:rFonts w:ascii="Symbol" w:hAnsi="Symbol" w:hint="default" w:eastAsia="黑体"/>
       </w:rPr>
     </w:lvl>
   </w:abstractNum>
@@ -3478,7 +3795,7 @@
         <w:ind w:hanging="360" w:left="360"/>
       </w:pPr>
       <w:rPr>
-        <w:rFonts w:ascii="Symbol" w:hAnsi="Symbol" w:hint="default"/>
+        <w:rFonts w:ascii="Symbol" w:hAnsi="Symbol" w:hint="default" w:eastAsia="黑体"/>
       </w:rPr>
     </w:lvl>
   </w:abstractNum>
@@ -3569,7 +3886,7 @@
         <w:ind w:left="720" w:hanging="360"/>
       </w:pPr>
       <w:rPr>
-        <w:rFonts w:ascii="Symbol" w:hAnsi="Symbol" w:cs="Symbol" w:hint="default"/>
+        <w:rFonts w:ascii="Symbol" w:hAnsi="Symbol" w:cs="Symbol" w:hint="default" w:eastAsia="黑体"/>
       </w:rPr>
     </w:lvl>
     <w:lvl w:ilvl="1">
@@ -3580,7 +3897,7 @@
         <w:ind w:left="1440" w:hanging="360"/>
       </w:pPr>
       <w:rPr>
-        <w:rFonts w:ascii="Courier New" w:hAnsi="Courier New" w:cs="Courier New" w:hint="default"/>
+        <w:rFonts w:ascii="Courier New" w:hAnsi="Courier New" w:cs="Courier New" w:hint="default" w:eastAsia="黑体"/>
       </w:rPr>
     </w:lvl>
     <w:lvl w:ilvl="2">
@@ -3591,7 +3908,7 @@
         <w:ind w:left="2160" w:hanging="360"/>
       </w:pPr>
       <w:rPr>
-        <w:rFonts w:ascii="Wingdings" w:hAnsi="Wingdings" w:cs="Wingdings" w:hint="default"/>
+        <w:rFonts w:ascii="Wingdings" w:hAnsi="Wingdings" w:cs="Wingdings" w:hint="default" w:eastAsia="黑体"/>
       </w:rPr>
     </w:lvl>
     <w:lvl w:ilvl="3">
@@ -3602,7 +3919,7 @@
         <w:ind w:left="2880" w:hanging="360"/>
       </w:pPr>
       <w:rPr>
-        <w:rFonts w:ascii="Symbol" w:hAnsi="Symbol" w:cs="Symbol" w:hint="default"/>
+        <w:rFonts w:ascii="Symbol" w:hAnsi="Symbol" w:cs="Symbol" w:hint="default" w:eastAsia="黑体"/>
       </w:rPr>
     </w:lvl>
     <w:lvl w:ilvl="4">
@@ -3613,7 +3930,7 @@
         <w:ind w:left="3600" w:hanging="360"/>
       </w:pPr>
       <w:rPr>
-        <w:rFonts w:ascii="Courier New" w:hAnsi="Courier New" w:cs="Courier New" w:hint="default"/>
+        <w:rFonts w:ascii="Courier New" w:hAnsi="Courier New" w:cs="Courier New" w:hint="default" w:eastAsia="黑体"/>
       </w:rPr>
     </w:lvl>
     <w:lvl w:ilvl="5">
@@ -3624,7 +3941,7 @@
         <w:ind w:left="4320" w:hanging="360"/>
       </w:pPr>
       <w:rPr>
-        <w:rFonts w:ascii="Wingdings" w:hAnsi="Wingdings" w:cs="Wingdings" w:hint="default"/>
+        <w:rFonts w:ascii="Wingdings" w:hAnsi="Wingdings" w:cs="Wingdings" w:hint="default" w:eastAsia="黑体"/>
       </w:rPr>
     </w:lvl>
     <w:lvl w:ilvl="6">
@@ -3635,7 +3952,7 @@
         <w:ind w:left="5040" w:hanging="360"/>
       </w:pPr>
       <w:rPr>
-        <w:rFonts w:ascii="Symbol" w:hAnsi="Symbol" w:cs="Symbol" w:hint="default"/>
+        <w:rFonts w:ascii="Symbol" w:hAnsi="Symbol" w:cs="Symbol" w:hint="default" w:eastAsia="黑体"/>
       </w:rPr>
     </w:lvl>
     <w:lvl w:ilvl="7">
@@ -3646,7 +3963,7 @@
         <w:ind w:left="5760" w:hanging="360"/>
       </w:pPr>
       <w:rPr>
-        <w:rFonts w:ascii="Courier New" w:hAnsi="Courier New" w:cs="Courier New" w:hint="default"/>
+        <w:rFonts w:ascii="Courier New" w:hAnsi="Courier New" w:cs="Courier New" w:hint="default" w:eastAsia="黑体"/>
       </w:rPr>
     </w:lvl>
     <w:lvl w:ilvl="8">
@@ -3657,7 +3974,7 @@
         <w:ind w:left="6480" w:hanging="360"/>
       </w:pPr>
       <w:rPr>
-        <w:rFonts w:ascii="Wingdings" w:hAnsi="Wingdings" w:cs="Wingdings" w:hint="default"/>
+        <w:rFonts w:ascii="Wingdings" w:hAnsi="Wingdings" w:cs="Wingdings" w:hint="default" w:eastAsia="黑体"/>
       </w:rPr>
     </w:lvl>
   </w:abstractNum>
@@ -3713,11 +4030,11 @@
 </file>
 
 <file path=word/styles.xml><?xml version="1.0" encoding="utf-8"?>
-<w:styles xmlns:mc="http://schemas.openxmlformats.org/markup-compatibility/2006" xmlns:r="http://schemas.openxmlformats.org/officeDocument/2006/relationships" xmlns:w="http://schemas.openxmlformats.org/wordprocessingml/2006/main" xmlns:w14="http://schemas.microsoft.com/office/word/2010/wordml" mc:Ignorable="w14">
+<w:styles xmlns:mc="http://schemas.openxmlformats.org/markup-compatibility/2006" xmlns:w="http://schemas.openxmlformats.org/wordprocessingml/2006/main" xmlns:r="http://schemas.openxmlformats.org/officeDocument/2006/relationships" xmlns:w14="http://schemas.microsoft.com/office/word/2010/wordml" mc:Ignorable="w14">
   <w:docDefaults>
     <w:rPrDefault>
       <w:rPr>
-        <w:rFonts w:asciiTheme="minorHAnsi" w:cstheme="minorBidi" w:eastAsiaTheme="minorEastAsia" w:hAnsiTheme="minorHAnsi"/>
+        <w:rFonts w:asciiTheme="minorHAnsi" w:cstheme="minorBidi" w:hAnsiTheme="minorHAnsi" w:eastAsia="黑体"/>
         <w:sz w:val="22"/>
         <w:szCs w:val="22"/>
         <w:lang w:bidi="ar-SA" w:eastAsia="en-US" w:val="en-US"/>
@@ -3939,7 +4256,7 @@
       <w:outlineLvl w:val="0"/>
     </w:pPr>
     <w:rPr>
-      <w:rFonts w:ascii="Times New Roman" w:asciiTheme="majorHAnsi" w:cstheme="majorBidi" w:eastAsia="黑体" w:eastAsiaTheme="majorEastAsia" w:hAnsi="Times New Roman" w:hAnsiTheme="majorHAnsi"/>
+      <w:rFonts w:ascii="Times New Roman" w:asciiTheme="majorHAnsi" w:cstheme="majorBidi" w:eastAsia="黑体" w:hAnsi="Times New Roman" w:hAnsiTheme="majorHAnsi"/>
       <w:b/>
       <w:bCs/>
       <w:color w:val="1F3864"/>
@@ -3963,7 +4280,7 @@
       <w:outlineLvl w:val="1"/>
     </w:pPr>
     <w:rPr>
-      <w:rFonts w:ascii="Times New Roman" w:asciiTheme="majorHAnsi" w:cstheme="majorBidi" w:eastAsia="黑体" w:eastAsiaTheme="majorEastAsia" w:hAnsi="Times New Roman" w:hAnsiTheme="majorHAnsi"/>
+      <w:rFonts w:ascii="Times New Roman" w:asciiTheme="majorHAnsi" w:cstheme="majorBidi" w:eastAsia="黑体" w:hAnsi="Times New Roman" w:hAnsiTheme="majorHAnsi"/>
       <w:b/>
       <w:bCs/>
       <w:color w:val="2E4E7E"/>
@@ -3987,7 +4304,7 @@
       <w:outlineLvl w:val="2"/>
     </w:pPr>
     <w:rPr>
-      <w:rFonts w:ascii="Times New Roman" w:asciiTheme="majorHAnsi" w:cstheme="majorBidi" w:eastAsia="黑体" w:eastAsiaTheme="majorEastAsia" w:hAnsi="Times New Roman" w:hAnsiTheme="majorHAnsi"/>
+      <w:rFonts w:ascii="Times New Roman" w:asciiTheme="majorHAnsi" w:cstheme="majorBidi" w:eastAsia="黑体" w:hAnsi="Times New Roman" w:hAnsiTheme="majorHAnsi"/>
       <w:b/>
       <w:bCs/>
       <w:color w:val="2E4E7E"/>
@@ -4011,7 +4328,7 @@
       <w:outlineLvl w:val="3"/>
     </w:pPr>
     <w:rPr>
-      <w:rFonts w:ascii="Times New Roman" w:asciiTheme="majorHAnsi" w:cstheme="majorBidi" w:eastAsia="黑体" w:eastAsiaTheme="majorEastAsia" w:hAnsi="Times New Roman" w:hAnsiTheme="majorHAnsi"/>
+      <w:rFonts w:ascii="Times New Roman" w:asciiTheme="majorHAnsi" w:cstheme="majorBidi" w:eastAsia="黑体" w:hAnsi="Times New Roman" w:hAnsiTheme="majorHAnsi"/>
       <w:b/>
       <w:bCs/>
       <w:i/>
@@ -4037,7 +4354,7 @@
       <w:outlineLvl w:val="4"/>
     </w:pPr>
     <w:rPr>
-      <w:rFonts w:ascii="Times New Roman" w:asciiTheme="majorHAnsi" w:cstheme="majorBidi" w:eastAsia="黑体" w:eastAsiaTheme="majorEastAsia" w:hAnsi="Times New Roman" w:hAnsiTheme="majorHAnsi"/>
+      <w:rFonts w:ascii="Times New Roman" w:asciiTheme="majorHAnsi" w:cstheme="majorBidi" w:eastAsia="黑体" w:hAnsi="Times New Roman" w:hAnsiTheme="majorHAnsi"/>
       <w:b/>
       <w:color w:val="333333"/>
       <w:sz w:val="22"/>
@@ -4060,7 +4377,7 @@
       <w:outlineLvl w:val="5"/>
     </w:pPr>
     <w:rPr>
-      <w:rFonts w:asciiTheme="majorHAnsi" w:cstheme="majorBidi" w:eastAsiaTheme="majorEastAsia" w:hAnsiTheme="majorHAnsi"/>
+      <w:rFonts w:asciiTheme="majorHAnsi" w:cstheme="majorBidi" w:hAnsiTheme="majorHAnsi" w:eastAsia="黑体"/>
       <w:i/>
       <w:iCs/>
       <w:color w:themeColor="accent1" w:themeShade="7F" w:val="243F60"/>
@@ -4083,7 +4400,7 @@
       <w:outlineLvl w:val="6"/>
     </w:pPr>
     <w:rPr>
-      <w:rFonts w:asciiTheme="majorHAnsi" w:cstheme="majorBidi" w:eastAsiaTheme="majorEastAsia" w:hAnsiTheme="majorHAnsi"/>
+      <w:rFonts w:asciiTheme="majorHAnsi" w:cstheme="majorBidi" w:hAnsiTheme="majorHAnsi" w:eastAsia="黑体"/>
       <w:i/>
       <w:iCs/>
       <w:color w:themeColor="text1" w:themeTint="BF" w:val="404040"/>
@@ -4106,7 +4423,7 @@
       <w:outlineLvl w:val="7"/>
     </w:pPr>
     <w:rPr>
-      <w:rFonts w:asciiTheme="majorHAnsi" w:cstheme="majorBidi" w:eastAsiaTheme="majorEastAsia" w:hAnsiTheme="majorHAnsi"/>
+      <w:rFonts w:asciiTheme="majorHAnsi" w:cstheme="majorBidi" w:hAnsiTheme="majorHAnsi" w:eastAsia="黑体"/>
       <w:color w:themeColor="accent1" w:val="4F81BD"/>
       <w:sz w:val="20"/>
       <w:szCs w:val="20"/>
@@ -4129,7 +4446,7 @@
       <w:outlineLvl w:val="8"/>
     </w:pPr>
     <w:rPr>
-      <w:rFonts w:asciiTheme="majorHAnsi" w:cstheme="majorBidi" w:eastAsiaTheme="majorEastAsia" w:hAnsiTheme="majorHAnsi"/>
+      <w:rFonts w:asciiTheme="majorHAnsi" w:cstheme="majorBidi" w:hAnsiTheme="majorHAnsi" w:eastAsia="黑体"/>
       <w:i/>
       <w:iCs/>
       <w:color w:themeColor="text1" w:themeTint="BF" w:val="404040"/>
@@ -4180,7 +4497,7 @@
     <w:uiPriority w:val="9"/>
     <w:rsid w:val="00FC693F"/>
     <w:rPr>
-      <w:rFonts w:asciiTheme="majorHAnsi" w:cstheme="majorBidi" w:eastAsiaTheme="majorEastAsia" w:hAnsiTheme="majorHAnsi"/>
+      <w:rFonts w:asciiTheme="majorHAnsi" w:cstheme="majorBidi" w:hAnsiTheme="majorHAnsi" w:eastAsia="黑体"/>
       <w:b/>
       <w:bCs/>
       <w:color w:themeColor="accent1" w:themeShade="BF" w:val="365F91"/>
@@ -4195,7 +4512,7 @@
     <w:uiPriority w:val="9"/>
     <w:rsid w:val="00FC693F"/>
     <w:rPr>
-      <w:rFonts w:asciiTheme="majorHAnsi" w:cstheme="majorBidi" w:eastAsiaTheme="majorEastAsia" w:hAnsiTheme="majorHAnsi"/>
+      <w:rFonts w:asciiTheme="majorHAnsi" w:cstheme="majorBidi" w:hAnsiTheme="majorHAnsi" w:eastAsia="黑体"/>
       <w:b/>
       <w:bCs/>
       <w:color w:themeColor="accent1" w:val="4F81BD"/>
@@ -4210,7 +4527,7 @@
     <w:uiPriority w:val="9"/>
     <w:rsid w:val="00FC693F"/>
     <w:rPr>
-      <w:rFonts w:asciiTheme="majorHAnsi" w:cstheme="majorBidi" w:eastAsiaTheme="majorEastAsia" w:hAnsiTheme="majorHAnsi"/>
+      <w:rFonts w:asciiTheme="majorHAnsi" w:cstheme="majorBidi" w:hAnsiTheme="majorHAnsi" w:eastAsia="黑体"/>
       <w:b/>
       <w:bCs/>
       <w:color w:themeColor="accent1" w:val="4F81BD"/>
@@ -4233,7 +4550,7 @@
       <w:contextualSpacing/>
     </w:pPr>
     <w:rPr>
-      <w:rFonts w:ascii="Times New Roman" w:asciiTheme="majorHAnsi" w:cstheme="majorBidi" w:eastAsia="黑体" w:eastAsiaTheme="majorEastAsia" w:hAnsi="Times New Roman" w:hAnsiTheme="majorHAnsi"/>
+      <w:rFonts w:ascii="Times New Roman" w:asciiTheme="majorHAnsi" w:cstheme="majorBidi" w:eastAsia="黑体" w:hAnsi="Times New Roman" w:hAnsiTheme="majorHAnsi"/>
       <w:b/>
       <w:color w:val="1F3864"/>
       <w:spacing w:val="5"/>
@@ -4249,7 +4566,7 @@
     <w:uiPriority w:val="10"/>
     <w:rsid w:val="00FC693F"/>
     <w:rPr>
-      <w:rFonts w:asciiTheme="majorHAnsi" w:cstheme="majorBidi" w:eastAsiaTheme="majorEastAsia" w:hAnsiTheme="majorHAnsi"/>
+      <w:rFonts w:asciiTheme="majorHAnsi" w:cstheme="majorBidi" w:hAnsiTheme="majorHAnsi" w:eastAsia="黑体"/>
       <w:color w:themeColor="text2" w:themeShade="BF" w:val="17365D"/>
       <w:spacing w:val="5"/>
       <w:kern w:val="28"/>
@@ -4271,7 +4588,7 @@
       </w:numPr>
     </w:pPr>
     <w:rPr>
-      <w:rFonts w:asciiTheme="majorHAnsi" w:cstheme="majorBidi" w:eastAsiaTheme="majorEastAsia" w:hAnsiTheme="majorHAnsi"/>
+      <w:rFonts w:asciiTheme="majorHAnsi" w:cstheme="majorBidi" w:hAnsiTheme="majorHAnsi" w:eastAsia="黑体"/>
       <w:i/>
       <w:iCs/>
       <w:color w:themeColor="accent1" w:val="4F81BD"/>
@@ -4287,7 +4604,7 @@
     <w:uiPriority w:val="11"/>
     <w:rsid w:val="00FC693F"/>
     <w:rPr>
-      <w:rFonts w:asciiTheme="majorHAnsi" w:cstheme="majorBidi" w:eastAsiaTheme="majorEastAsia" w:hAnsiTheme="majorHAnsi"/>
+      <w:rFonts w:asciiTheme="majorHAnsi" w:cstheme="majorBidi" w:hAnsiTheme="majorHAnsi" w:eastAsia="黑体"/>
       <w:i/>
       <w:iCs/>
       <w:color w:themeColor="accent1" w:val="4F81BD"/>
@@ -4354,6 +4671,7 @@
       <w:spacing w:after="120"/>
     </w:pPr>
     <w:rPr>
+      <w:rFonts w:eastAsia="黑体"/>
       <w:sz w:val="16"/>
       <w:szCs w:val="16"/>
     </w:rPr>
@@ -4365,6 +4683,7 @@
     <w:uiPriority w:val="99"/>
     <w:rsid w:val="00AA1D8D"/>
     <w:rPr>
+      <w:rFonts w:eastAsia="黑体"/>
       <w:sz w:val="16"/>
       <w:szCs w:val="16"/>
     </w:rPr>
@@ -4534,7 +4853,7 @@
       </w:tabs>
     </w:pPr>
     <w:rPr>
-      <w:rFonts w:ascii="Courier" w:hAnsi="Courier"/>
+      <w:rFonts w:ascii="Courier" w:hAnsi="Courier" w:eastAsia="黑体"/>
       <w:sz w:val="20"/>
       <w:szCs w:val="20"/>
     </w:rPr>
@@ -4546,7 +4865,7 @@
     <w:uiPriority w:val="99"/>
     <w:rsid w:val="0029639D"/>
     <w:rPr>
-      <w:rFonts w:ascii="Courier" w:hAnsi="Courier"/>
+      <w:rFonts w:ascii="Courier" w:hAnsi="Courier" w:eastAsia="黑体"/>
       <w:sz w:val="20"/>
       <w:szCs w:val="20"/>
     </w:rPr>
@@ -4582,6 +4901,7 @@
     <w:uiPriority w:val="29"/>
     <w:rsid w:val="00FC693F"/>
     <w:rPr>
+      <w:rFonts w:eastAsia="黑体"/>
       <w:i/>
       <w:iCs/>
       <w:color w:themeColor="text1" w:val="000000"/>
@@ -4595,7 +4915,7 @@
     <w:semiHidden/>
     <w:rsid w:val="00FC693F"/>
     <w:rPr>
-      <w:rFonts w:asciiTheme="majorHAnsi" w:cstheme="majorBidi" w:eastAsiaTheme="majorEastAsia" w:hAnsiTheme="majorHAnsi"/>
+      <w:rFonts w:asciiTheme="majorHAnsi" w:cstheme="majorBidi" w:hAnsiTheme="majorHAnsi" w:eastAsia="黑体"/>
       <w:b/>
       <w:bCs/>
       <w:i/>
@@ -4611,7 +4931,7 @@
     <w:semiHidden/>
     <w:rsid w:val="00FC693F"/>
     <w:rPr>
-      <w:rFonts w:asciiTheme="majorHAnsi" w:cstheme="majorBidi" w:eastAsiaTheme="majorEastAsia" w:hAnsiTheme="majorHAnsi"/>
+      <w:rFonts w:asciiTheme="majorHAnsi" w:cstheme="majorBidi" w:hAnsiTheme="majorHAnsi" w:eastAsia="黑体"/>
       <w:color w:themeColor="accent1" w:themeShade="7F" w:val="243F60"/>
     </w:rPr>
   </w:style>
@@ -4623,7 +4943,7 @@
     <w:semiHidden/>
     <w:rsid w:val="00FC693F"/>
     <w:rPr>
-      <w:rFonts w:asciiTheme="majorHAnsi" w:cstheme="majorBidi" w:eastAsiaTheme="majorEastAsia" w:hAnsiTheme="majorHAnsi"/>
+      <w:rFonts w:asciiTheme="majorHAnsi" w:cstheme="majorBidi" w:hAnsiTheme="majorHAnsi" w:eastAsia="黑体"/>
       <w:i/>
       <w:iCs/>
       <w:color w:themeColor="accent1" w:themeShade="7F" w:val="243F60"/>
@@ -4637,7 +4957,7 @@
     <w:semiHidden/>
     <w:rsid w:val="00FC693F"/>
     <w:rPr>
-      <w:rFonts w:asciiTheme="majorHAnsi" w:cstheme="majorBidi" w:eastAsiaTheme="majorEastAsia" w:hAnsiTheme="majorHAnsi"/>
+      <w:rFonts w:asciiTheme="majorHAnsi" w:cstheme="majorBidi" w:hAnsiTheme="majorHAnsi" w:eastAsia="黑体"/>
       <w:i/>
       <w:iCs/>
       <w:color w:themeColor="text1" w:themeTint="BF" w:val="404040"/>
@@ -4651,7 +4971,7 @@
     <w:semiHidden/>
     <w:rsid w:val="00FC693F"/>
     <w:rPr>
-      <w:rFonts w:asciiTheme="majorHAnsi" w:cstheme="majorBidi" w:eastAsiaTheme="majorEastAsia" w:hAnsiTheme="majorHAnsi"/>
+      <w:rFonts w:asciiTheme="majorHAnsi" w:cstheme="majorBidi" w:hAnsiTheme="majorHAnsi" w:eastAsia="黑体"/>
       <w:color w:themeColor="accent1" w:val="4F81BD"/>
       <w:sz w:val="20"/>
       <w:szCs w:val="20"/>
@@ -4665,7 +4985,7 @@
     <w:semiHidden/>
     <w:rsid w:val="00FC693F"/>
     <w:rPr>
-      <w:rFonts w:asciiTheme="majorHAnsi" w:cstheme="majorBidi" w:eastAsiaTheme="majorEastAsia" w:hAnsiTheme="majorHAnsi"/>
+      <w:rFonts w:asciiTheme="majorHAnsi" w:cstheme="majorBidi" w:hAnsiTheme="majorHAnsi" w:eastAsia="黑体"/>
       <w:i/>
       <w:iCs/>
       <w:color w:themeColor="text1" w:themeTint="BF" w:val="404040"/>
@@ -4686,6 +5006,7 @@
       <w:spacing w:line="240" w:lineRule="auto"/>
     </w:pPr>
     <w:rPr>
+      <w:rFonts w:eastAsia="黑体"/>
       <w:b/>
       <w:bCs/>
       <w:color w:themeColor="accent1" w:val="4F81BD"/>
@@ -4700,6 +5021,7 @@
     <w:qFormat/>
     <w:rsid w:val="00FC693F"/>
     <w:rPr>
+      <w:rFonts w:eastAsia="黑体"/>
       <w:b/>
       <w:bCs/>
     </w:rPr>
@@ -4711,6 +5033,7 @@
     <w:qFormat/>
     <w:rsid w:val="00FC693F"/>
     <w:rPr>
+      <w:rFonts w:eastAsia="黑体"/>
       <w:i/>
       <w:iCs/>
     </w:rPr>
@@ -4731,6 +5054,7 @@
       <w:ind w:left="936" w:right="936"/>
     </w:pPr>
     <w:rPr>
+      <w:rFonts w:eastAsia="黑体"/>
       <w:b/>
       <w:bCs/>
       <w:i/>
@@ -4745,6 +5069,7 @@
     <w:uiPriority w:val="30"/>
     <w:rsid w:val="00FC693F"/>
     <w:rPr>
+      <w:rFonts w:eastAsia="黑体"/>
       <w:b/>
       <w:bCs/>
       <w:i/>
@@ -4759,6 +5084,7 @@
     <w:qFormat/>
     <w:rsid w:val="00FC693F"/>
     <w:rPr>
+      <w:rFonts w:eastAsia="黑体"/>
       <w:i/>
       <w:iCs/>
       <w:color w:themeColor="text1" w:themeTint="7F" w:val="808080"/>
@@ -4771,6 +5097,7 @@
     <w:qFormat/>
     <w:rsid w:val="00FC693F"/>
     <w:rPr>
+      <w:rFonts w:eastAsia="黑体"/>
       <w:b/>
       <w:bCs/>
       <w:i/>
@@ -4785,6 +5112,7 @@
     <w:qFormat/>
     <w:rsid w:val="00FC693F"/>
     <w:rPr>
+      <w:rFonts w:eastAsia="黑体"/>
       <w:smallCaps/>
       <w:color w:themeColor="accent2" w:val="C0504D"/>
       <w:u w:val="single"/>
@@ -4797,6 +5125,7 @@
     <w:qFormat/>
     <w:rsid w:val="00FC693F"/>
     <w:rPr>
+      <w:rFonts w:eastAsia="黑体"/>
       <w:b/>
       <w:bCs/>
       <w:smallCaps/>
@@ -4812,6 +5141,7 @@
     <w:qFormat/>
     <w:rsid w:val="00FC693F"/>
     <w:rPr>
+      <w:rFonts w:eastAsia="黑体"/>
       <w:b/>
       <w:bCs/>
       <w:smallCaps/>
@@ -4866,6 +5196,7 @@
       <w:spacing w:after="0" w:line="240" w:lineRule="auto"/>
     </w:pPr>
     <w:rPr>
+      <w:rFonts w:eastAsia="黑体"/>
       <w:color w:themeColor="text1" w:themeShade="BF" w:val="000000"/>
     </w:rPr>
     <w:tblPr>
@@ -4888,6 +5219,7 @@
         <w:spacing w:after="0" w:before="0" w:line="240" w:lineRule="auto"/>
       </w:pPr>
       <w:rPr>
+        <w:rFonts w:eastAsia="黑体"/>
         <w:b/>
         <w:bCs/>
       </w:rPr>
@@ -4908,6 +5240,7 @@
         <w:spacing w:after="0" w:before="0" w:line="240" w:lineRule="auto"/>
       </w:pPr>
       <w:rPr>
+        <w:rFonts w:eastAsia="黑体"/>
         <w:b/>
         <w:bCs/>
       </w:rPr>
@@ -4925,12 +5258,14 @@
     </w:tblStylePr>
     <w:tblStylePr w:type="firstCol">
       <w:rPr>
+        <w:rFonts w:eastAsia="黑体"/>
         <w:b/>
         <w:bCs/>
       </w:rPr>
     </w:tblStylePr>
     <w:tblStylePr w:type="lastCol">
       <w:rPr>
+        <w:rFonts w:eastAsia="黑体"/>
         <w:b/>
         <w:bCs/>
       </w:rPr>
@@ -4969,6 +5304,7 @@
       <w:spacing w:after="0" w:line="240" w:lineRule="auto"/>
     </w:pPr>
     <w:rPr>
+      <w:rFonts w:eastAsia="黑体"/>
       <w:color w:themeColor="accent1" w:themeShade="BF" w:val="365F91"/>
     </w:rPr>
     <w:tblPr>
@@ -4991,6 +5327,7 @@
         <w:spacing w:after="0" w:before="0" w:line="240" w:lineRule="auto"/>
       </w:pPr>
       <w:rPr>
+        <w:rFonts w:eastAsia="黑体"/>
         <w:b/>
         <w:bCs/>
       </w:rPr>
@@ -5011,6 +5348,7 @@
         <w:spacing w:after="0" w:before="0" w:line="240" w:lineRule="auto"/>
       </w:pPr>
       <w:rPr>
+        <w:rFonts w:eastAsia="黑体"/>
         <w:b/>
         <w:bCs/>
       </w:rPr>
@@ -5028,12 +5366,14 @@
     </w:tblStylePr>
     <w:tblStylePr w:type="firstCol">
       <w:rPr>
+        <w:rFonts w:eastAsia="黑体"/>
         <w:b/>
         <w:bCs/>
       </w:rPr>
     </w:tblStylePr>
     <w:tblStylePr w:type="lastCol">
       <w:rPr>
+        <w:rFonts w:eastAsia="黑体"/>
         <w:b/>
         <w:bCs/>
       </w:rPr>
@@ -5072,6 +5412,7 @@
       <w:spacing w:after="0" w:line="240" w:lineRule="auto"/>
     </w:pPr>
     <w:rPr>
+      <w:rFonts w:eastAsia="黑体"/>
       <w:color w:themeColor="accent2" w:themeShade="BF" w:val="943634"/>
     </w:rPr>
     <w:tblPr>
@@ -5094,6 +5435,7 @@
         <w:spacing w:after="0" w:before="0" w:line="240" w:lineRule="auto"/>
       </w:pPr>
       <w:rPr>
+        <w:rFonts w:eastAsia="黑体"/>
         <w:b/>
         <w:bCs/>
       </w:rPr>
@@ -5114,6 +5456,7 @@
         <w:spacing w:after="0" w:before="0" w:line="240" w:lineRule="auto"/>
       </w:pPr>
       <w:rPr>
+        <w:rFonts w:eastAsia="黑体"/>
         <w:b/>
         <w:bCs/>
       </w:rPr>
@@ -5131,12 +5474,14 @@
     </w:tblStylePr>
     <w:tblStylePr w:type="firstCol">
       <w:rPr>
+        <w:rFonts w:eastAsia="黑体"/>
         <w:b/>
         <w:bCs/>
       </w:rPr>
     </w:tblStylePr>
     <w:tblStylePr w:type="lastCol">
       <w:rPr>
+        <w:rFonts w:eastAsia="黑体"/>
         <w:b/>
         <w:bCs/>
       </w:rPr>
@@ -5175,6 +5520,7 @@
       <w:spacing w:after="0" w:line="240" w:lineRule="auto"/>
     </w:pPr>
     <w:rPr>
+      <w:rFonts w:eastAsia="黑体"/>
       <w:color w:themeColor="accent3" w:themeShade="BF" w:val="76923C"/>
     </w:rPr>
     <w:tblPr>
@@ -5197,6 +5543,7 @@
         <w:spacing w:after="0" w:before="0" w:line="240" w:lineRule="auto"/>
       </w:pPr>
       <w:rPr>
+        <w:rFonts w:eastAsia="黑体"/>
         <w:b/>
         <w:bCs/>
       </w:rPr>
@@ -5217,6 +5564,7 @@
         <w:spacing w:after="0" w:before="0" w:line="240" w:lineRule="auto"/>
       </w:pPr>
       <w:rPr>
+        <w:rFonts w:eastAsia="黑体"/>
         <w:b/>
         <w:bCs/>
       </w:rPr>
@@ -5234,12 +5582,14 @@
     </w:tblStylePr>
     <w:tblStylePr w:type="firstCol">
       <w:rPr>
+        <w:rFonts w:eastAsia="黑体"/>
         <w:b/>
         <w:bCs/>
       </w:rPr>
     </w:tblStylePr>
     <w:tblStylePr w:type="lastCol">
       <w:rPr>
+        <w:rFonts w:eastAsia="黑体"/>
         <w:b/>
         <w:bCs/>
       </w:rPr>
@@ -5278,6 +5628,7 @@
       <w:spacing w:after="0" w:line="240" w:lineRule="auto"/>
     </w:pPr>
     <w:rPr>
+      <w:rFonts w:eastAsia="黑体"/>
       <w:color w:themeColor="accent4" w:themeShade="BF" w:val="5F497A"/>
     </w:rPr>
     <w:tblPr>
@@ -5300,6 +5651,7 @@
         <w:spacing w:after="0" w:before="0" w:line="240" w:lineRule="auto"/>
       </w:pPr>
       <w:rPr>
+        <w:rFonts w:eastAsia="黑体"/>
         <w:b/>
         <w:bCs/>
       </w:rPr>
@@ -5320,6 +5672,7 @@
         <w:spacing w:after="0" w:before="0" w:line="240" w:lineRule="auto"/>
       </w:pPr>
       <w:rPr>
+        <w:rFonts w:eastAsia="黑体"/>
         <w:b/>
         <w:bCs/>
       </w:rPr>
@@ -5337,12 +5690,14 @@
     </w:tblStylePr>
     <w:tblStylePr w:type="firstCol">
       <w:rPr>
+        <w:rFonts w:eastAsia="黑体"/>
         <w:b/>
         <w:bCs/>
       </w:rPr>
     </w:tblStylePr>
     <w:tblStylePr w:type="lastCol">
       <w:rPr>
+        <w:rFonts w:eastAsia="黑体"/>
         <w:b/>
         <w:bCs/>
       </w:rPr>
@@ -5381,6 +5736,7 @@
       <w:spacing w:after="0" w:line="240" w:lineRule="auto"/>
     </w:pPr>
     <w:rPr>
+      <w:rFonts w:eastAsia="黑体"/>
       <w:color w:themeColor="accent5" w:themeShade="BF" w:val="31849B"/>
     </w:rPr>
     <w:tblPr>
@@ -5403,6 +5759,7 @@
         <w:spacing w:after="0" w:before="0" w:line="240" w:lineRule="auto"/>
       </w:pPr>
       <w:rPr>
+        <w:rFonts w:eastAsia="黑体"/>
         <w:b/>
         <w:bCs/>
       </w:rPr>
@@ -5423,6 +5780,7 @@
         <w:spacing w:after="0" w:before="0" w:line="240" w:lineRule="auto"/>
       </w:pPr>
       <w:rPr>
+        <w:rFonts w:eastAsia="黑体"/>
         <w:b/>
         <w:bCs/>
       </w:rPr>
@@ -5440,12 +5798,14 @@
     </w:tblStylePr>
     <w:tblStylePr w:type="firstCol">
       <w:rPr>
+        <w:rFonts w:eastAsia="黑体"/>
         <w:b/>
         <w:bCs/>
       </w:rPr>
     </w:tblStylePr>
     <w:tblStylePr w:type="lastCol">
       <w:rPr>
+        <w:rFonts w:eastAsia="黑体"/>
         <w:b/>
         <w:bCs/>
       </w:rPr>
@@ -5484,6 +5844,7 @@
       <w:spacing w:after="0" w:line="240" w:lineRule="auto"/>
     </w:pPr>
     <w:rPr>
+      <w:rFonts w:eastAsia="黑体"/>
       <w:color w:themeColor="accent6" w:themeShade="BF" w:val="E36C0A"/>
     </w:rPr>
     <w:tblPr>
@@ -5506,6 +5867,7 @@
         <w:spacing w:after="0" w:before="0" w:line="240" w:lineRule="auto"/>
       </w:pPr>
       <w:rPr>
+        <w:rFonts w:eastAsia="黑体"/>
         <w:b/>
         <w:bCs/>
       </w:rPr>
@@ -5526,6 +5888,7 @@
         <w:spacing w:after="0" w:before="0" w:line="240" w:lineRule="auto"/>
       </w:pPr>
       <w:rPr>
+        <w:rFonts w:eastAsia="黑体"/>
         <w:b/>
         <w:bCs/>
       </w:rPr>
@@ -5543,12 +5906,14 @@
     </w:tblStylePr>
     <w:tblStylePr w:type="firstCol">
       <w:rPr>
+        <w:rFonts w:eastAsia="黑体"/>
         <w:b/>
         <w:bCs/>
       </w:rPr>
     </w:tblStylePr>
     <w:tblStylePr w:type="lastCol">
       <w:rPr>
+        <w:rFonts w:eastAsia="黑体"/>
         <w:b/>
         <w:bCs/>
       </w:rPr>
@@ -5608,6 +5973,7 @@
         <w:spacing w:after="0" w:before="0" w:line="240" w:lineRule="auto"/>
       </w:pPr>
       <w:rPr>
+        <w:rFonts w:eastAsia="黑体"/>
         <w:b/>
         <w:bCs/>
         <w:color w:themeColor="background1" w:val="FFFFFF"/>
@@ -5622,6 +5988,7 @@
         <w:spacing w:after="0" w:before="0" w:line="240" w:lineRule="auto"/>
       </w:pPr>
       <w:rPr>
+        <w:rFonts w:eastAsia="黑体"/>
         <w:b/>
         <w:bCs/>
       </w:rPr>
@@ -5637,12 +6004,14 @@
     </w:tblStylePr>
     <w:tblStylePr w:type="firstCol">
       <w:rPr>
+        <w:rFonts w:eastAsia="黑体"/>
         <w:b/>
         <w:bCs/>
       </w:rPr>
     </w:tblStylePr>
     <w:tblStylePr w:type="lastCol">
       <w:rPr>
+        <w:rFonts w:eastAsia="黑体"/>
         <w:b/>
         <w:bCs/>
       </w:rPr>
@@ -5700,6 +6069,7 @@
         <w:spacing w:after="0" w:before="0" w:line="240" w:lineRule="auto"/>
       </w:pPr>
       <w:rPr>
+        <w:rFonts w:eastAsia="黑体"/>
         <w:b/>
         <w:bCs/>
         <w:color w:themeColor="background1" w:val="FFFFFF"/>
@@ -5714,6 +6084,7 @@
         <w:spacing w:after="0" w:before="0" w:line="240" w:lineRule="auto"/>
       </w:pPr>
       <w:rPr>
+        <w:rFonts w:eastAsia="黑体"/>
         <w:b/>
         <w:bCs/>
       </w:rPr>
@@ -5729,12 +6100,14 @@
     </w:tblStylePr>
     <w:tblStylePr w:type="firstCol">
       <w:rPr>
+        <w:rFonts w:eastAsia="黑体"/>
         <w:b/>
         <w:bCs/>
       </w:rPr>
     </w:tblStylePr>
     <w:tblStylePr w:type="lastCol">
       <w:rPr>
+        <w:rFonts w:eastAsia="黑体"/>
         <w:b/>
         <w:bCs/>
       </w:rPr>
@@ -5792,6 +6165,7 @@
         <w:spacing w:after="0" w:before="0" w:line="240" w:lineRule="auto"/>
       </w:pPr>
       <w:rPr>
+        <w:rFonts w:eastAsia="黑体"/>
         <w:b/>
         <w:bCs/>
         <w:color w:themeColor="background1" w:val="FFFFFF"/>
@@ -5806,6 +6180,7 @@
         <w:spacing w:after="0" w:before="0" w:line="240" w:lineRule="auto"/>
       </w:pPr>
       <w:rPr>
+        <w:rFonts w:eastAsia="黑体"/>
         <w:b/>
         <w:bCs/>
       </w:rPr>
@@ -5821,12 +6196,14 @@
     </w:tblStylePr>
     <w:tblStylePr w:type="firstCol">
       <w:rPr>
+        <w:rFonts w:eastAsia="黑体"/>
         <w:b/>
         <w:bCs/>
       </w:rPr>
     </w:tblStylePr>
     <w:tblStylePr w:type="lastCol">
       <w:rPr>
+        <w:rFonts w:eastAsia="黑体"/>
         <w:b/>
         <w:bCs/>
       </w:rPr>
@@ -5884,6 +6261,7 @@
         <w:spacing w:after="0" w:before="0" w:line="240" w:lineRule="auto"/>
       </w:pPr>
       <w:rPr>
+        <w:rFonts w:eastAsia="黑体"/>
         <w:b/>
         <w:bCs/>
         <w:color w:themeColor="background1" w:val="FFFFFF"/>
@@ -5898,6 +6276,7 @@
         <w:spacing w:after="0" w:before="0" w:line="240" w:lineRule="auto"/>
       </w:pPr>
       <w:rPr>
+        <w:rFonts w:eastAsia="黑体"/>
         <w:b/>
         <w:bCs/>
       </w:rPr>
@@ -5913,12 +6292,14 @@
     </w:tblStylePr>
     <w:tblStylePr w:type="firstCol">
       <w:rPr>
+        <w:rFonts w:eastAsia="黑体"/>
         <w:b/>
         <w:bCs/>
       </w:rPr>
     </w:tblStylePr>
     <w:tblStylePr w:type="lastCol">
       <w:rPr>
+        <w:rFonts w:eastAsia="黑体"/>
         <w:b/>
         <w:bCs/>
       </w:rPr>
@@ -5976,6 +6357,7 @@
         <w:spacing w:after="0" w:before="0" w:line="240" w:lineRule="auto"/>
       </w:pPr>
       <w:rPr>
+        <w:rFonts w:eastAsia="黑体"/>
         <w:b/>
         <w:bCs/>
         <w:color w:themeColor="background1" w:val="FFFFFF"/>
@@ -5990,6 +6372,7 @@
         <w:spacing w:after="0" w:before="0" w:line="240" w:lineRule="auto"/>
       </w:pPr>
       <w:rPr>
+        <w:rFonts w:eastAsia="黑体"/>
         <w:b/>
         <w:bCs/>
       </w:rPr>
@@ -6005,12 +6388,14 @@
     </w:tblStylePr>
     <w:tblStylePr w:type="firstCol">
       <w:rPr>
+        <w:rFonts w:eastAsia="黑体"/>
         <w:b/>
         <w:bCs/>
       </w:rPr>
     </w:tblStylePr>
     <w:tblStylePr w:type="lastCol">
       <w:rPr>
+        <w:rFonts w:eastAsia="黑体"/>
         <w:b/>
         <w:bCs/>
       </w:rPr>
@@ -6068,6 +6453,7 @@
         <w:spacing w:after="0" w:before="0" w:line="240" w:lineRule="auto"/>
       </w:pPr>
       <w:rPr>
+        <w:rFonts w:eastAsia="黑体"/>
         <w:b/>
         <w:bCs/>
         <w:color w:themeColor="background1" w:val="FFFFFF"/>
@@ -6082,6 +6468,7 @@
         <w:spacing w:after="0" w:before="0" w:line="240" w:lineRule="auto"/>
       </w:pPr>
       <w:rPr>
+        <w:rFonts w:eastAsia="黑体"/>
         <w:b/>
         <w:bCs/>
       </w:rPr>
@@ -6097,12 +6484,14 @@
     </w:tblStylePr>
     <w:tblStylePr w:type="firstCol">
       <w:rPr>
+        <w:rFonts w:eastAsia="黑体"/>
         <w:b/>
         <w:bCs/>
       </w:rPr>
     </w:tblStylePr>
     <w:tblStylePr w:type="lastCol">
       <w:rPr>
+        <w:rFonts w:eastAsia="黑体"/>
         <w:b/>
         <w:bCs/>
       </w:rPr>
@@ -6160,6 +6549,7 @@
         <w:spacing w:after="0" w:before="0" w:line="240" w:lineRule="auto"/>
       </w:pPr>
       <w:rPr>
+        <w:rFonts w:eastAsia="黑体"/>
         <w:b/>
         <w:bCs/>
         <w:color w:themeColor="background1" w:val="FFFFFF"/>
@@ -6174,6 +6564,7 @@
         <w:spacing w:after="0" w:before="0" w:line="240" w:lineRule="auto"/>
       </w:pPr>
       <w:rPr>
+        <w:rFonts w:eastAsia="黑体"/>
         <w:b/>
         <w:bCs/>
       </w:rPr>
@@ -6189,12 +6580,14 @@
     </w:tblStylePr>
     <w:tblStylePr w:type="firstCol">
       <w:rPr>
+        <w:rFonts w:eastAsia="黑体"/>
         <w:b/>
         <w:bCs/>
       </w:rPr>
     </w:tblStylePr>
     <w:tblStylePr w:type="lastCol">
       <w:rPr>
+        <w:rFonts w:eastAsia="黑体"/>
         <w:b/>
         <w:bCs/>
       </w:rPr>
@@ -6254,7 +6647,7 @@
         <w:spacing w:after="0" w:before="0" w:line="240" w:lineRule="auto"/>
       </w:pPr>
       <w:rPr>
-        <w:rFonts w:asciiTheme="majorHAnsi" w:cstheme="majorBidi" w:eastAsiaTheme="majorEastAsia" w:hAnsiTheme="majorHAnsi"/>
+        <w:rFonts w:asciiTheme="majorHAnsi" w:cstheme="majorBidi" w:hAnsiTheme="majorHAnsi" w:eastAsia="黑体"/>
         <w:b/>
         <w:bCs/>
       </w:rPr>
@@ -6275,7 +6668,7 @@
         <w:spacing w:after="0" w:before="0" w:line="240" w:lineRule="auto"/>
       </w:pPr>
       <w:rPr>
-        <w:rFonts w:asciiTheme="majorHAnsi" w:cstheme="majorBidi" w:eastAsiaTheme="majorEastAsia" w:hAnsiTheme="majorHAnsi"/>
+        <w:rFonts w:asciiTheme="majorHAnsi" w:cstheme="majorBidi" w:hAnsiTheme="majorHAnsi" w:eastAsia="黑体"/>
         <w:b/>
         <w:bCs/>
       </w:rPr>
@@ -6293,14 +6686,14 @@
     </w:tblStylePr>
     <w:tblStylePr w:type="firstCol">
       <w:rPr>
-        <w:rFonts w:asciiTheme="majorHAnsi" w:cstheme="majorBidi" w:eastAsiaTheme="majorEastAsia" w:hAnsiTheme="majorHAnsi"/>
+        <w:rFonts w:asciiTheme="majorHAnsi" w:cstheme="majorBidi" w:hAnsiTheme="majorHAnsi" w:eastAsia="黑体"/>
         <w:b/>
         <w:bCs/>
       </w:rPr>
     </w:tblStylePr>
     <w:tblStylePr w:type="lastCol">
       <w:rPr>
-        <w:rFonts w:asciiTheme="majorHAnsi" w:cstheme="majorBidi" w:eastAsiaTheme="majorEastAsia" w:hAnsiTheme="majorHAnsi"/>
+        <w:rFonts w:asciiTheme="majorHAnsi" w:cstheme="majorBidi" w:hAnsiTheme="majorHAnsi" w:eastAsia="黑体"/>
         <w:b/>
         <w:bCs/>
       </w:rPr>
@@ -6384,7 +6777,7 @@
         <w:spacing w:after="0" w:before="0" w:line="240" w:lineRule="auto"/>
       </w:pPr>
       <w:rPr>
-        <w:rFonts w:asciiTheme="majorHAnsi" w:cstheme="majorBidi" w:eastAsiaTheme="majorEastAsia" w:hAnsiTheme="majorHAnsi"/>
+        <w:rFonts w:asciiTheme="majorHAnsi" w:cstheme="majorBidi" w:hAnsiTheme="majorHAnsi" w:eastAsia="黑体"/>
         <w:b/>
         <w:bCs/>
       </w:rPr>
@@ -6405,7 +6798,7 @@
         <w:spacing w:after="0" w:before="0" w:line="240" w:lineRule="auto"/>
       </w:pPr>
       <w:rPr>
-        <w:rFonts w:asciiTheme="majorHAnsi" w:cstheme="majorBidi" w:eastAsiaTheme="majorEastAsia" w:hAnsiTheme="majorHAnsi"/>
+        <w:rFonts w:asciiTheme="majorHAnsi" w:cstheme="majorBidi" w:hAnsiTheme="majorHAnsi" w:eastAsia="黑体"/>
         <w:b/>
         <w:bCs/>
       </w:rPr>
@@ -6423,14 +6816,14 @@
     </w:tblStylePr>
     <w:tblStylePr w:type="firstCol">
       <w:rPr>
-        <w:rFonts w:asciiTheme="majorHAnsi" w:cstheme="majorBidi" w:eastAsiaTheme="majorEastAsia" w:hAnsiTheme="majorHAnsi"/>
+        <w:rFonts w:asciiTheme="majorHAnsi" w:cstheme="majorBidi" w:hAnsiTheme="majorHAnsi" w:eastAsia="黑体"/>
         <w:b/>
         <w:bCs/>
       </w:rPr>
     </w:tblStylePr>
     <w:tblStylePr w:type="lastCol">
       <w:rPr>
-        <w:rFonts w:asciiTheme="majorHAnsi" w:cstheme="majorBidi" w:eastAsiaTheme="majorEastAsia" w:hAnsiTheme="majorHAnsi"/>
+        <w:rFonts w:asciiTheme="majorHAnsi" w:cstheme="majorBidi" w:hAnsiTheme="majorHAnsi" w:eastAsia="黑体"/>
         <w:b/>
         <w:bCs/>
       </w:rPr>
@@ -6514,7 +6907,7 @@
         <w:spacing w:after="0" w:before="0" w:line="240" w:lineRule="auto"/>
       </w:pPr>
       <w:rPr>
-        <w:rFonts w:asciiTheme="majorHAnsi" w:cstheme="majorBidi" w:eastAsiaTheme="majorEastAsia" w:hAnsiTheme="majorHAnsi"/>
+        <w:rFonts w:asciiTheme="majorHAnsi" w:cstheme="majorBidi" w:hAnsiTheme="majorHAnsi" w:eastAsia="黑体"/>
         <w:b/>
         <w:bCs/>
       </w:rPr>
@@ -6535,7 +6928,7 @@
         <w:spacing w:after="0" w:before="0" w:line="240" w:lineRule="auto"/>
       </w:pPr>
       <w:rPr>
-        <w:rFonts w:asciiTheme="majorHAnsi" w:cstheme="majorBidi" w:eastAsiaTheme="majorEastAsia" w:hAnsiTheme="majorHAnsi"/>
+        <w:rFonts w:asciiTheme="majorHAnsi" w:cstheme="majorBidi" w:hAnsiTheme="majorHAnsi" w:eastAsia="黑体"/>
         <w:b/>
         <w:bCs/>
       </w:rPr>
@@ -6553,14 +6946,14 @@
     </w:tblStylePr>
     <w:tblStylePr w:type="firstCol">
       <w:rPr>
-        <w:rFonts w:asciiTheme="majorHAnsi" w:cstheme="majorBidi" w:eastAsiaTheme="majorEastAsia" w:hAnsiTheme="majorHAnsi"/>
+        <w:rFonts w:asciiTheme="majorHAnsi" w:cstheme="majorBidi" w:hAnsiTheme="majorHAnsi" w:eastAsia="黑体"/>
         <w:b/>
         <w:bCs/>
       </w:rPr>
     </w:tblStylePr>
     <w:tblStylePr w:type="lastCol">
       <w:rPr>
-        <w:rFonts w:asciiTheme="majorHAnsi" w:cstheme="majorBidi" w:eastAsiaTheme="majorEastAsia" w:hAnsiTheme="majorHAnsi"/>
+        <w:rFonts w:asciiTheme="majorHAnsi" w:cstheme="majorBidi" w:hAnsiTheme="majorHAnsi" w:eastAsia="黑体"/>
         <w:b/>
         <w:bCs/>
       </w:rPr>
@@ -6644,7 +7037,7 @@
         <w:spacing w:after="0" w:before="0" w:line="240" w:lineRule="auto"/>
       </w:pPr>
       <w:rPr>
-        <w:rFonts w:asciiTheme="majorHAnsi" w:cstheme="majorBidi" w:eastAsiaTheme="majorEastAsia" w:hAnsiTheme="majorHAnsi"/>
+        <w:rFonts w:asciiTheme="majorHAnsi" w:cstheme="majorBidi" w:hAnsiTheme="majorHAnsi" w:eastAsia="黑体"/>
         <w:b/>
         <w:bCs/>
       </w:rPr>
@@ -6665,7 +7058,7 @@
         <w:spacing w:after="0" w:before="0" w:line="240" w:lineRule="auto"/>
       </w:pPr>
       <w:rPr>
-        <w:rFonts w:asciiTheme="majorHAnsi" w:cstheme="majorBidi" w:eastAsiaTheme="majorEastAsia" w:hAnsiTheme="majorHAnsi"/>
+        <w:rFonts w:asciiTheme="majorHAnsi" w:cstheme="majorBidi" w:hAnsiTheme="majorHAnsi" w:eastAsia="黑体"/>
         <w:b/>
         <w:bCs/>
       </w:rPr>
@@ -6683,14 +7076,14 @@
     </w:tblStylePr>
     <w:tblStylePr w:type="firstCol">
       <w:rPr>
-        <w:rFonts w:asciiTheme="majorHAnsi" w:cstheme="majorBidi" w:eastAsiaTheme="majorEastAsia" w:hAnsiTheme="majorHAnsi"/>
+        <w:rFonts w:asciiTheme="majorHAnsi" w:cstheme="majorBidi" w:hAnsiTheme="majorHAnsi" w:eastAsia="黑体"/>
         <w:b/>
         <w:bCs/>
       </w:rPr>
     </w:tblStylePr>
     <w:tblStylePr w:type="lastCol">
       <w:rPr>
-        <w:rFonts w:asciiTheme="majorHAnsi" w:cstheme="majorBidi" w:eastAsiaTheme="majorEastAsia" w:hAnsiTheme="majorHAnsi"/>
+        <w:rFonts w:asciiTheme="majorHAnsi" w:cstheme="majorBidi" w:hAnsiTheme="majorHAnsi" w:eastAsia="黑体"/>
         <w:b/>
         <w:bCs/>
       </w:rPr>
@@ -6774,7 +7167,7 @@
         <w:spacing w:after="0" w:before="0" w:line="240" w:lineRule="auto"/>
       </w:pPr>
       <w:rPr>
-        <w:rFonts w:asciiTheme="majorHAnsi" w:cstheme="majorBidi" w:eastAsiaTheme="majorEastAsia" w:hAnsiTheme="majorHAnsi"/>
+        <w:rFonts w:asciiTheme="majorHAnsi" w:cstheme="majorBidi" w:hAnsiTheme="majorHAnsi" w:eastAsia="黑体"/>
         <w:b/>
         <w:bCs/>
       </w:rPr>
@@ -6795,7 +7188,7 @@
         <w:spacing w:after="0" w:before="0" w:line="240" w:lineRule="auto"/>
       </w:pPr>
       <w:rPr>
-        <w:rFonts w:asciiTheme="majorHAnsi" w:cstheme="majorBidi" w:eastAsiaTheme="majorEastAsia" w:hAnsiTheme="majorHAnsi"/>
+        <w:rFonts w:asciiTheme="majorHAnsi" w:cstheme="majorBidi" w:hAnsiTheme="majorHAnsi" w:eastAsia="黑体"/>
         <w:b/>
         <w:bCs/>
       </w:rPr>
@@ -6813,14 +7206,14 @@
     </w:tblStylePr>
     <w:tblStylePr w:type="firstCol">
       <w:rPr>
-        <w:rFonts w:asciiTheme="majorHAnsi" w:cstheme="majorBidi" w:eastAsiaTheme="majorEastAsia" w:hAnsiTheme="majorHAnsi"/>
+        <w:rFonts w:asciiTheme="majorHAnsi" w:cstheme="majorBidi" w:hAnsiTheme="majorHAnsi" w:eastAsia="黑体"/>
         <w:b/>
         <w:bCs/>
       </w:rPr>
     </w:tblStylePr>
     <w:tblStylePr w:type="lastCol">
       <w:rPr>
-        <w:rFonts w:asciiTheme="majorHAnsi" w:cstheme="majorBidi" w:eastAsiaTheme="majorEastAsia" w:hAnsiTheme="majorHAnsi"/>
+        <w:rFonts w:asciiTheme="majorHAnsi" w:cstheme="majorBidi" w:hAnsiTheme="majorHAnsi" w:eastAsia="黑体"/>
         <w:b/>
         <w:bCs/>
       </w:rPr>
@@ -6904,7 +7297,7 @@
         <w:spacing w:after="0" w:before="0" w:line="240" w:lineRule="auto"/>
       </w:pPr>
       <w:rPr>
-        <w:rFonts w:asciiTheme="majorHAnsi" w:cstheme="majorBidi" w:eastAsiaTheme="majorEastAsia" w:hAnsiTheme="majorHAnsi"/>
+        <w:rFonts w:asciiTheme="majorHAnsi" w:cstheme="majorBidi" w:hAnsiTheme="majorHAnsi" w:eastAsia="黑体"/>
         <w:b/>
         <w:bCs/>
       </w:rPr>
@@ -6925,7 +7318,7 @@
         <w:spacing w:after="0" w:before="0" w:line="240" w:lineRule="auto"/>
       </w:pPr>
       <w:rPr>
-        <w:rFonts w:asciiTheme="majorHAnsi" w:cstheme="majorBidi" w:eastAsiaTheme="majorEastAsia" w:hAnsiTheme="majorHAnsi"/>
+        <w:rFonts w:asciiTheme="majorHAnsi" w:cstheme="majorBidi" w:hAnsiTheme="majorHAnsi" w:eastAsia="黑体"/>
         <w:b/>
         <w:bCs/>
       </w:rPr>
@@ -6943,14 +7336,14 @@
     </w:tblStylePr>
     <w:tblStylePr w:type="firstCol">
       <w:rPr>
-        <w:rFonts w:asciiTheme="majorHAnsi" w:cstheme="majorBidi" w:eastAsiaTheme="majorEastAsia" w:hAnsiTheme="majorHAnsi"/>
+        <w:rFonts w:asciiTheme="majorHAnsi" w:cstheme="majorBidi" w:hAnsiTheme="majorHAnsi" w:eastAsia="黑体"/>
         <w:b/>
         <w:bCs/>
       </w:rPr>
     </w:tblStylePr>
     <w:tblStylePr w:type="lastCol">
       <w:rPr>
-        <w:rFonts w:asciiTheme="majorHAnsi" w:cstheme="majorBidi" w:eastAsiaTheme="majorEastAsia" w:hAnsiTheme="majorHAnsi"/>
+        <w:rFonts w:asciiTheme="majorHAnsi" w:cstheme="majorBidi" w:hAnsiTheme="majorHAnsi" w:eastAsia="黑体"/>
         <w:b/>
         <w:bCs/>
       </w:rPr>
@@ -7034,7 +7427,7 @@
         <w:spacing w:after="0" w:before="0" w:line="240" w:lineRule="auto"/>
       </w:pPr>
       <w:rPr>
-        <w:rFonts w:asciiTheme="majorHAnsi" w:cstheme="majorBidi" w:eastAsiaTheme="majorEastAsia" w:hAnsiTheme="majorHAnsi"/>
+        <w:rFonts w:asciiTheme="majorHAnsi" w:cstheme="majorBidi" w:hAnsiTheme="majorHAnsi" w:eastAsia="黑体"/>
         <w:b/>
         <w:bCs/>
       </w:rPr>
@@ -7055,7 +7448,7 @@
         <w:spacing w:after="0" w:before="0" w:line="240" w:lineRule="auto"/>
       </w:pPr>
       <w:rPr>
-        <w:rFonts w:asciiTheme="majorHAnsi" w:cstheme="majorBidi" w:eastAsiaTheme="majorEastAsia" w:hAnsiTheme="majorHAnsi"/>
+        <w:rFonts w:asciiTheme="majorHAnsi" w:cstheme="majorBidi" w:hAnsiTheme="majorHAnsi" w:eastAsia="黑体"/>
         <w:b/>
         <w:bCs/>
       </w:rPr>
@@ -7073,14 +7466,14 @@
     </w:tblStylePr>
     <w:tblStylePr w:type="firstCol">
       <w:rPr>
-        <w:rFonts w:asciiTheme="majorHAnsi" w:cstheme="majorBidi" w:eastAsiaTheme="majorEastAsia" w:hAnsiTheme="majorHAnsi"/>
+        <w:rFonts w:asciiTheme="majorHAnsi" w:cstheme="majorBidi" w:hAnsiTheme="majorHAnsi" w:eastAsia="黑体"/>
         <w:b/>
         <w:bCs/>
       </w:rPr>
     </w:tblStylePr>
     <w:tblStylePr w:type="lastCol">
       <w:rPr>
-        <w:rFonts w:asciiTheme="majorHAnsi" w:cstheme="majorBidi" w:eastAsiaTheme="majorEastAsia" w:hAnsiTheme="majorHAnsi"/>
+        <w:rFonts w:asciiTheme="majorHAnsi" w:cstheme="majorBidi" w:hAnsiTheme="majorHAnsi" w:eastAsia="黑体"/>
         <w:b/>
         <w:bCs/>
       </w:rPr>
@@ -7163,6 +7556,7 @@
         <w:spacing w:after="0" w:before="0" w:line="240" w:lineRule="auto"/>
       </w:pPr>
       <w:rPr>
+        <w:rFonts w:eastAsia="黑体"/>
         <w:b/>
         <w:bCs/>
         <w:color w:themeColor="background1" w:val="FFFFFF"/>
@@ -7185,6 +7579,7 @@
         <w:spacing w:after="0" w:before="0" w:line="240" w:lineRule="auto"/>
       </w:pPr>
       <w:rPr>
+        <w:rFonts w:eastAsia="黑体"/>
         <w:b/>
         <w:bCs/>
       </w:rPr>
@@ -7202,12 +7597,14 @@
     </w:tblStylePr>
     <w:tblStylePr w:type="firstCol">
       <w:rPr>
+        <w:rFonts w:eastAsia="黑体"/>
         <w:b/>
         <w:bCs/>
       </w:rPr>
     </w:tblStylePr>
     <w:tblStylePr w:type="lastCol">
       <w:rPr>
+        <w:rFonts w:eastAsia="黑体"/>
         <w:b/>
         <w:bCs/>
       </w:rPr>
@@ -7269,6 +7666,7 @@
         <w:spacing w:after="0" w:before="0" w:line="240" w:lineRule="auto"/>
       </w:pPr>
       <w:rPr>
+        <w:rFonts w:eastAsia="黑体"/>
         <w:b/>
         <w:bCs/>
         <w:color w:themeColor="background1" w:val="FFFFFF"/>
@@ -7291,6 +7689,7 @@
         <w:spacing w:after="0" w:before="0" w:line="240" w:lineRule="auto"/>
       </w:pPr>
       <w:rPr>
+        <w:rFonts w:eastAsia="黑体"/>
         <w:b/>
         <w:bCs/>
       </w:rPr>
@@ -7308,12 +7707,14 @@
     </w:tblStylePr>
     <w:tblStylePr w:type="firstCol">
       <w:rPr>
+        <w:rFonts w:eastAsia="黑体"/>
         <w:b/>
         <w:bCs/>
       </w:rPr>
     </w:tblStylePr>
     <w:tblStylePr w:type="lastCol">
       <w:rPr>
+        <w:rFonts w:eastAsia="黑体"/>
         <w:b/>
         <w:bCs/>
       </w:rPr>
@@ -7375,6 +7776,7 @@
         <w:spacing w:after="0" w:before="0" w:line="240" w:lineRule="auto"/>
       </w:pPr>
       <w:rPr>
+        <w:rFonts w:eastAsia="黑体"/>
         <w:b/>
         <w:bCs/>
         <w:color w:themeColor="background1" w:val="FFFFFF"/>
@@ -7397,6 +7799,7 @@
         <w:spacing w:after="0" w:before="0" w:line="240" w:lineRule="auto"/>
       </w:pPr>
       <w:rPr>
+        <w:rFonts w:eastAsia="黑体"/>
         <w:b/>
         <w:bCs/>
       </w:rPr>
@@ -7414,12 +7817,14 @@
     </w:tblStylePr>
     <w:tblStylePr w:type="firstCol">
       <w:rPr>
+        <w:rFonts w:eastAsia="黑体"/>
         <w:b/>
         <w:bCs/>
       </w:rPr>
     </w:tblStylePr>
     <w:tblStylePr w:type="lastCol">
       <w:rPr>
+        <w:rFonts w:eastAsia="黑体"/>
         <w:b/>
         <w:bCs/>
       </w:rPr>
@@ -7481,6 +7886,7 @@
         <w:spacing w:after="0" w:before="0" w:line="240" w:lineRule="auto"/>
       </w:pPr>
       <w:rPr>
+        <w:rFonts w:eastAsia="黑体"/>
         <w:b/>
         <w:bCs/>
         <w:color w:themeColor="background1" w:val="FFFFFF"/>
@@ -7503,6 +7909,7 @@
         <w:spacing w:after="0" w:before="0" w:line="240" w:lineRule="auto"/>
       </w:pPr>
       <w:rPr>
+        <w:rFonts w:eastAsia="黑体"/>
         <w:b/>
         <w:bCs/>
       </w:rPr>
@@ -7520,12 +7927,14 @@
     </w:tblStylePr>
     <w:tblStylePr w:type="firstCol">
       <w:rPr>
+        <w:rFonts w:eastAsia="黑体"/>
         <w:b/>
         <w:bCs/>
       </w:rPr>
     </w:tblStylePr>
     <w:tblStylePr w:type="lastCol">
       <w:rPr>
+        <w:rFonts w:eastAsia="黑体"/>
         <w:b/>
         <w:bCs/>
       </w:rPr>
@@ -7587,6 +7996,7 @@
         <w:spacing w:after="0" w:before="0" w:line="240" w:lineRule="auto"/>
       </w:pPr>
       <w:rPr>
+        <w:rFonts w:eastAsia="黑体"/>
         <w:b/>
         <w:bCs/>
         <w:color w:themeColor="background1" w:val="FFFFFF"/>
@@ -7609,6 +8019,7 @@
         <w:spacing w:after="0" w:before="0" w:line="240" w:lineRule="auto"/>
       </w:pPr>
       <w:rPr>
+        <w:rFonts w:eastAsia="黑体"/>
         <w:b/>
         <w:bCs/>
       </w:rPr>
@@ -7626,12 +8037,14 @@
     </w:tblStylePr>
     <w:tblStylePr w:type="firstCol">
       <w:rPr>
+        <w:rFonts w:eastAsia="黑体"/>
         <w:b/>
         <w:bCs/>
       </w:rPr>
     </w:tblStylePr>
     <w:tblStylePr w:type="lastCol">
       <w:rPr>
+        <w:rFonts w:eastAsia="黑体"/>
         <w:b/>
         <w:bCs/>
       </w:rPr>
@@ -7693,6 +8106,7 @@
         <w:spacing w:after="0" w:before="0" w:line="240" w:lineRule="auto"/>
       </w:pPr>
       <w:rPr>
+        <w:rFonts w:eastAsia="黑体"/>
         <w:b/>
         <w:bCs/>
         <w:color w:themeColor="background1" w:val="FFFFFF"/>
@@ -7715,6 +8129,7 @@
         <w:spacing w:after="0" w:before="0" w:line="240" w:lineRule="auto"/>
       </w:pPr>
       <w:rPr>
+        <w:rFonts w:eastAsia="黑体"/>
         <w:b/>
         <w:bCs/>
       </w:rPr>
@@ -7732,12 +8147,14 @@
     </w:tblStylePr>
     <w:tblStylePr w:type="firstCol">
       <w:rPr>
+        <w:rFonts w:eastAsia="黑体"/>
         <w:b/>
         <w:bCs/>
       </w:rPr>
     </w:tblStylePr>
     <w:tblStylePr w:type="lastCol">
       <w:rPr>
+        <w:rFonts w:eastAsia="黑体"/>
         <w:b/>
         <w:bCs/>
       </w:rPr>
@@ -7799,6 +8216,7 @@
         <w:spacing w:after="0" w:before="0" w:line="240" w:lineRule="auto"/>
       </w:pPr>
       <w:rPr>
+        <w:rFonts w:eastAsia="黑体"/>
         <w:b/>
         <w:bCs/>
         <w:color w:themeColor="background1" w:val="FFFFFF"/>
@@ -7821,6 +8239,7 @@
         <w:spacing w:after="0" w:before="0" w:line="240" w:lineRule="auto"/>
       </w:pPr>
       <w:rPr>
+        <w:rFonts w:eastAsia="黑体"/>
         <w:b/>
         <w:bCs/>
       </w:rPr>
@@ -7838,12 +8257,14 @@
     </w:tblStylePr>
     <w:tblStylePr w:type="firstCol">
       <w:rPr>
+        <w:rFonts w:eastAsia="黑体"/>
         <w:b/>
         <w:bCs/>
       </w:rPr>
     </w:tblStylePr>
     <w:tblStylePr w:type="lastCol">
       <w:rPr>
+        <w:rFonts w:eastAsia="黑体"/>
         <w:b/>
         <w:bCs/>
       </w:rPr>
@@ -7902,6 +8323,7 @@
         <w:spacing w:after="0" w:before="0" w:line="240" w:lineRule="auto"/>
       </w:pPr>
       <w:rPr>
+        <w:rFonts w:eastAsia="黑体"/>
         <w:b/>
         <w:bCs/>
         <w:color w:themeColor="background1" w:val="FFFFFF"/>
@@ -7924,6 +8346,7 @@
         <w:spacing w:after="0" w:before="0" w:line="240" w:lineRule="auto"/>
       </w:pPr>
       <w:rPr>
+        <w:rFonts w:eastAsia="黑体"/>
         <w:color w:val="auto"/>
       </w:rPr>
       <w:tblPr/>
@@ -7941,6 +8364,7 @@
     </w:tblStylePr>
     <w:tblStylePr w:type="firstCol">
       <w:rPr>
+        <w:rFonts w:eastAsia="黑体"/>
         <w:b/>
         <w:bCs/>
         <w:color w:themeColor="background1" w:val="FFFFFF"/>
@@ -7960,6 +8384,7 @@
     </w:tblStylePr>
     <w:tblStylePr w:type="lastCol">
       <w:rPr>
+        <w:rFonts w:eastAsia="黑体"/>
         <w:b/>
         <w:bCs/>
         <w:color w:themeColor="background1" w:val="FFFFFF"/>
@@ -8008,6 +8433,7 @@
     </w:tblStylePr>
     <w:tblStylePr w:type="nwCell">
       <w:rPr>
+        <w:rFonts w:eastAsia="黑体"/>
         <w:color w:themeColor="background1" w:val="FFFFFF"/>
       </w:rPr>
       <w:tblPr/>
@@ -8051,6 +8477,7 @@
         <w:spacing w:after="0" w:before="0" w:line="240" w:lineRule="auto"/>
       </w:pPr>
       <w:rPr>
+        <w:rFonts w:eastAsia="黑体"/>
         <w:b/>
         <w:bCs/>
         <w:color w:themeColor="background1" w:val="FFFFFF"/>
@@ -8073,6 +8500,7 @@
         <w:spacing w:after="0" w:before="0" w:line="240" w:lineRule="auto"/>
       </w:pPr>
       <w:rPr>
+        <w:rFonts w:eastAsia="黑体"/>
         <w:color w:val="auto"/>
       </w:rPr>
       <w:tblPr/>
@@ -8090,6 +8518,7 @@
     </w:tblStylePr>
     <w:tblStylePr w:type="firstCol">
       <w:rPr>
+        <w:rFonts w:eastAsia="黑体"/>
         <w:b/>
         <w:bCs/>
         <w:color w:themeColor="background1" w:val="FFFFFF"/>
@@ -8109,6 +8538,7 @@
     </w:tblStylePr>
     <w:tblStylePr w:type="lastCol">
       <w:rPr>
+        <w:rFonts w:eastAsia="黑体"/>
         <w:b/>
         <w:bCs/>
         <w:color w:themeColor="background1" w:val="FFFFFF"/>
@@ -8157,6 +8587,7 @@
     </w:tblStylePr>
     <w:tblStylePr w:type="nwCell">
       <w:rPr>
+        <w:rFonts w:eastAsia="黑体"/>
         <w:color w:themeColor="background1" w:val="FFFFFF"/>
       </w:rPr>
       <w:tblPr/>
@@ -8200,6 +8631,7 @@
         <w:spacing w:after="0" w:before="0" w:line="240" w:lineRule="auto"/>
       </w:pPr>
       <w:rPr>
+        <w:rFonts w:eastAsia="黑体"/>
         <w:b/>
         <w:bCs/>
         <w:color w:themeColor="background1" w:val="FFFFFF"/>
@@ -8222,6 +8654,7 @@
         <w:spacing w:after="0" w:before="0" w:line="240" w:lineRule="auto"/>
       </w:pPr>
       <w:rPr>
+        <w:rFonts w:eastAsia="黑体"/>
         <w:color w:val="auto"/>
       </w:rPr>
       <w:tblPr/>
@@ -8239,6 +8672,7 @@
     </w:tblStylePr>
     <w:tblStylePr w:type="firstCol">
       <w:rPr>
+        <w:rFonts w:eastAsia="黑体"/>
         <w:b/>
         <w:bCs/>
         <w:color w:themeColor="background1" w:val="FFFFFF"/>
@@ -8258,6 +8692,7 @@
     </w:tblStylePr>
     <w:tblStylePr w:type="lastCol">
       <w:rPr>
+        <w:rFonts w:eastAsia="黑体"/>
         <w:b/>
         <w:bCs/>
         <w:color w:themeColor="background1" w:val="FFFFFF"/>
@@ -8306,6 +8741,7 @@
     </w:tblStylePr>
     <w:tblStylePr w:type="nwCell">
       <w:rPr>
+        <w:rFonts w:eastAsia="黑体"/>
         <w:color w:themeColor="background1" w:val="FFFFFF"/>
       </w:rPr>
       <w:tblPr/>
@@ -8349,6 +8785,7 @@
         <w:spacing w:after="0" w:before="0" w:line="240" w:lineRule="auto"/>
       </w:pPr>
       <w:rPr>
+        <w:rFonts w:eastAsia="黑体"/>
         <w:b/>
         <w:bCs/>
         <w:color w:themeColor="background1" w:val="FFFFFF"/>
@@ -8371,6 +8808,7 @@
         <w:spacing w:after="0" w:before="0" w:line="240" w:lineRule="auto"/>
       </w:pPr>
       <w:rPr>
+        <w:rFonts w:eastAsia="黑体"/>
         <w:color w:val="auto"/>
       </w:rPr>
       <w:tblPr/>
@@ -8388,6 +8826,7 @@
     </w:tblStylePr>
     <w:tblStylePr w:type="firstCol">
       <w:rPr>
+        <w:rFonts w:eastAsia="黑体"/>
         <w:b/>
         <w:bCs/>
         <w:color w:themeColor="background1" w:val="FFFFFF"/>
@@ -8407,6 +8846,7 @@
     </w:tblStylePr>
     <w:tblStylePr w:type="lastCol">
       <w:rPr>
+        <w:rFonts w:eastAsia="黑体"/>
         <w:b/>
         <w:bCs/>
         <w:color w:themeColor="background1" w:val="FFFFFF"/>
@@ -8455,6 +8895,7 @@
     </w:tblStylePr>
     <w:tblStylePr w:type="nwCell">
       <w:rPr>
+        <w:rFonts w:eastAsia="黑体"/>
         <w:color w:themeColor="background1" w:val="FFFFFF"/>
       </w:rPr>
       <w:tblPr/>
@@ -8498,6 +8939,7 @@
         <w:spacing w:after="0" w:before="0" w:line="240" w:lineRule="auto"/>
       </w:pPr>
       <w:rPr>
+        <w:rFonts w:eastAsia="黑体"/>
         <w:b/>
         <w:bCs/>
         <w:color w:themeColor="background1" w:val="FFFFFF"/>
@@ -8520,6 +8962,7 @@
         <w:spacing w:after="0" w:before="0" w:line="240" w:lineRule="auto"/>
       </w:pPr>
       <w:rPr>
+        <w:rFonts w:eastAsia="黑体"/>
         <w:color w:val="auto"/>
       </w:rPr>
       <w:tblPr/>
@@ -8537,6 +8980,7 @@
     </w:tblStylePr>
     <w:tblStylePr w:type="firstCol">
       <w:rPr>
+        <w:rFonts w:eastAsia="黑体"/>
         <w:b/>
         <w:bCs/>
         <w:color w:themeColor="background1" w:val="FFFFFF"/>
@@ -8556,6 +9000,7 @@
     </w:tblStylePr>
     <w:tblStylePr w:type="lastCol">
       <w:rPr>
+        <w:rFonts w:eastAsia="黑体"/>
         <w:b/>
         <w:bCs/>
         <w:color w:themeColor="background1" w:val="FFFFFF"/>
@@ -8604,6 +9049,7 @@
     </w:tblStylePr>
     <w:tblStylePr w:type="nwCell">
       <w:rPr>
+        <w:rFonts w:eastAsia="黑体"/>
         <w:color w:themeColor="background1" w:val="FFFFFF"/>
       </w:rPr>
       <w:tblPr/>
@@ -8647,6 +9093,7 @@
         <w:spacing w:after="0" w:before="0" w:line="240" w:lineRule="auto"/>
       </w:pPr>
       <w:rPr>
+        <w:rFonts w:eastAsia="黑体"/>
         <w:b/>
         <w:bCs/>
         <w:color w:themeColor="background1" w:val="FFFFFF"/>
@@ -8669,6 +9116,7 @@
         <w:spacing w:after="0" w:before="0" w:line="240" w:lineRule="auto"/>
       </w:pPr>
       <w:rPr>
+        <w:rFonts w:eastAsia="黑体"/>
         <w:color w:val="auto"/>
       </w:rPr>
       <w:tblPr/>
@@ -8686,6 +9134,7 @@
     </w:tblStylePr>
     <w:tblStylePr w:type="firstCol">
       <w:rPr>
+        <w:rFonts w:eastAsia="黑体"/>
         <w:b/>
         <w:bCs/>
         <w:color w:themeColor="background1" w:val="FFFFFF"/>
@@ -8705,6 +9154,7 @@
     </w:tblStylePr>
     <w:tblStylePr w:type="lastCol">
       <w:rPr>
+        <w:rFonts w:eastAsia="黑体"/>
         <w:b/>
         <w:bCs/>
         <w:color w:themeColor="background1" w:val="FFFFFF"/>
@@ -8753,6 +9203,7 @@
     </w:tblStylePr>
     <w:tblStylePr w:type="nwCell">
       <w:rPr>
+        <w:rFonts w:eastAsia="黑体"/>
         <w:color w:themeColor="background1" w:val="FFFFFF"/>
       </w:rPr>
       <w:tblPr/>
@@ -8796,6 +9247,7 @@
         <w:spacing w:after="0" w:before="0" w:line="240" w:lineRule="auto"/>
       </w:pPr>
       <w:rPr>
+        <w:rFonts w:eastAsia="黑体"/>
         <w:b/>
         <w:bCs/>
         <w:color w:themeColor="background1" w:val="FFFFFF"/>
@@ -8818,6 +9270,7 @@
         <w:spacing w:after="0" w:before="0" w:line="240" w:lineRule="auto"/>
       </w:pPr>
       <w:rPr>
+        <w:rFonts w:eastAsia="黑体"/>
         <w:color w:val="auto"/>
       </w:rPr>
       <w:tblPr/>
@@ -8835,6 +9288,7 @@
     </w:tblStylePr>
     <w:tblStylePr w:type="firstCol">
       <w:rPr>
+        <w:rFonts w:eastAsia="黑体"/>
         <w:b/>
         <w:bCs/>
         <w:color w:themeColor="background1" w:val="FFFFFF"/>
@@ -8854,6 +9308,7 @@
     </w:tblStylePr>
     <w:tblStylePr w:type="lastCol">
       <w:rPr>
+        <w:rFonts w:eastAsia="黑体"/>
         <w:b/>
         <w:bCs/>
         <w:color w:themeColor="background1" w:val="FFFFFF"/>
@@ -8902,6 +9357,7 @@
     </w:tblStylePr>
     <w:tblStylePr w:type="nwCell">
       <w:rPr>
+        <w:rFonts w:eastAsia="黑体"/>
         <w:color w:themeColor="background1" w:val="FFFFFF"/>
       </w:rPr>
       <w:tblPr/>
@@ -8926,6 +9382,7 @@
       <w:spacing w:after="0" w:line="240" w:lineRule="auto"/>
     </w:pPr>
     <w:rPr>
+      <w:rFonts w:eastAsia="黑体"/>
       <w:color w:themeColor="text1" w:val="000000"/>
     </w:rPr>
     <w:tblPr>
@@ -8945,7 +9402,7 @@
     </w:tblPr>
     <w:tblStylePr w:type="firstRow">
       <w:rPr>
-        <w:rFonts w:asciiTheme="majorHAnsi" w:cstheme="majorBidi" w:eastAsiaTheme="majorEastAsia" w:hAnsiTheme="majorHAnsi"/>
+        <w:rFonts w:asciiTheme="majorHAnsi" w:cstheme="majorBidi" w:hAnsiTheme="majorHAnsi" w:eastAsia="黑体"/>
       </w:rPr>
       <w:tblPr/>
       <w:tcPr>
@@ -8957,6 +9414,7 @@
     </w:tblStylePr>
     <w:tblStylePr w:type="lastRow">
       <w:rPr>
+        <w:rFonts w:eastAsia="黑体"/>
         <w:b/>
         <w:bCs/>
         <w:color w:themeColor="text2" w:val="1F497D"/>
@@ -8971,12 +9429,14 @@
     </w:tblStylePr>
     <w:tblStylePr w:type="firstCol">
       <w:rPr>
+        <w:rFonts w:eastAsia="黑体"/>
         <w:b/>
         <w:bCs/>
       </w:rPr>
     </w:tblStylePr>
     <w:tblStylePr w:type="lastCol">
       <w:rPr>
+        <w:rFonts w:eastAsia="黑体"/>
         <w:b/>
         <w:bCs/>
       </w:rPr>
@@ -9010,6 +9470,7 @@
       <w:spacing w:after="0" w:line="240" w:lineRule="auto"/>
     </w:pPr>
     <w:rPr>
+      <w:rFonts w:eastAsia="黑体"/>
       <w:color w:themeColor="text1" w:val="000000"/>
     </w:rPr>
     <w:tblPr>
@@ -9029,7 +9490,7 @@
     </w:tblPr>
     <w:tblStylePr w:type="firstRow">
       <w:rPr>
-        <w:rFonts w:asciiTheme="majorHAnsi" w:cstheme="majorBidi" w:eastAsiaTheme="majorEastAsia" w:hAnsiTheme="majorHAnsi"/>
+        <w:rFonts w:asciiTheme="majorHAnsi" w:cstheme="majorBidi" w:hAnsiTheme="majorHAnsi" w:eastAsia="黑体"/>
       </w:rPr>
       <w:tblPr/>
       <w:tcPr>
@@ -9041,6 +9502,7 @@
     </w:tblStylePr>
     <w:tblStylePr w:type="lastRow">
       <w:rPr>
+        <w:rFonts w:eastAsia="黑体"/>
         <w:b/>
         <w:bCs/>
         <w:color w:themeColor="text2" w:val="1F497D"/>
@@ -9055,12 +9517,14 @@
     </w:tblStylePr>
     <w:tblStylePr w:type="firstCol">
       <w:rPr>
+        <w:rFonts w:eastAsia="黑体"/>
         <w:b/>
         <w:bCs/>
       </w:rPr>
     </w:tblStylePr>
     <w:tblStylePr w:type="lastCol">
       <w:rPr>
+        <w:rFonts w:eastAsia="黑体"/>
         <w:b/>
         <w:bCs/>
       </w:rPr>
@@ -9094,6 +9558,7 @@
       <w:spacing w:after="0" w:line="240" w:lineRule="auto"/>
     </w:pPr>
     <w:rPr>
+      <w:rFonts w:eastAsia="黑体"/>
       <w:color w:themeColor="text1" w:val="000000"/>
     </w:rPr>
     <w:tblPr>
@@ -9113,7 +9578,7 @@
     </w:tblPr>
     <w:tblStylePr w:type="firstRow">
       <w:rPr>
-        <w:rFonts w:asciiTheme="majorHAnsi" w:cstheme="majorBidi" w:eastAsiaTheme="majorEastAsia" w:hAnsiTheme="majorHAnsi"/>
+        <w:rFonts w:asciiTheme="majorHAnsi" w:cstheme="majorBidi" w:hAnsiTheme="majorHAnsi" w:eastAsia="黑体"/>
       </w:rPr>
       <w:tblPr/>
       <w:tcPr>
@@ -9125,6 +9590,7 @@
     </w:tblStylePr>
     <w:tblStylePr w:type="lastRow">
       <w:rPr>
+        <w:rFonts w:eastAsia="黑体"/>
         <w:b/>
         <w:bCs/>
         <w:color w:themeColor="text2" w:val="1F497D"/>
@@ -9139,12 +9605,14 @@
     </w:tblStylePr>
     <w:tblStylePr w:type="firstCol">
       <w:rPr>
+        <w:rFonts w:eastAsia="黑体"/>
         <w:b/>
         <w:bCs/>
       </w:rPr>
     </w:tblStylePr>
     <w:tblStylePr w:type="lastCol">
       <w:rPr>
+        <w:rFonts w:eastAsia="黑体"/>
         <w:b/>
         <w:bCs/>
       </w:rPr>
@@ -9178,6 +9646,7 @@
       <w:spacing w:after="0" w:line="240" w:lineRule="auto"/>
     </w:pPr>
     <w:rPr>
+      <w:rFonts w:eastAsia="黑体"/>
       <w:color w:themeColor="text1" w:val="000000"/>
     </w:rPr>
     <w:tblPr>
@@ -9197,7 +9666,7 @@
     </w:tblPr>
     <w:tblStylePr w:type="firstRow">
       <w:rPr>
-        <w:rFonts w:asciiTheme="majorHAnsi" w:cstheme="majorBidi" w:eastAsiaTheme="majorEastAsia" w:hAnsiTheme="majorHAnsi"/>
+        <w:rFonts w:asciiTheme="majorHAnsi" w:cstheme="majorBidi" w:hAnsiTheme="majorHAnsi" w:eastAsia="黑体"/>
       </w:rPr>
       <w:tblPr/>
       <w:tcPr>
@@ -9209,6 +9678,7 @@
     </w:tblStylePr>
     <w:tblStylePr w:type="lastRow">
       <w:rPr>
+        <w:rFonts w:eastAsia="黑体"/>
         <w:b/>
         <w:bCs/>
         <w:color w:themeColor="text2" w:val="1F497D"/>
@@ -9223,12 +9693,14 @@
     </w:tblStylePr>
     <w:tblStylePr w:type="firstCol">
       <w:rPr>
+        <w:rFonts w:eastAsia="黑体"/>
         <w:b/>
         <w:bCs/>
       </w:rPr>
     </w:tblStylePr>
     <w:tblStylePr w:type="lastCol">
       <w:rPr>
+        <w:rFonts w:eastAsia="黑体"/>
         <w:b/>
         <w:bCs/>
       </w:rPr>
@@ -9262,6 +9734,7 @@
       <w:spacing w:after="0" w:line="240" w:lineRule="auto"/>
     </w:pPr>
     <w:rPr>
+      <w:rFonts w:eastAsia="黑体"/>
       <w:color w:themeColor="text1" w:val="000000"/>
     </w:rPr>
     <w:tblPr>
@@ -9281,7 +9754,7 @@
     </w:tblPr>
     <w:tblStylePr w:type="firstRow">
       <w:rPr>
-        <w:rFonts w:asciiTheme="majorHAnsi" w:cstheme="majorBidi" w:eastAsiaTheme="majorEastAsia" w:hAnsiTheme="majorHAnsi"/>
+        <w:rFonts w:asciiTheme="majorHAnsi" w:cstheme="majorBidi" w:hAnsiTheme="majorHAnsi" w:eastAsia="黑体"/>
       </w:rPr>
       <w:tblPr/>
       <w:tcPr>
@@ -9293,6 +9766,7 @@
     </w:tblStylePr>
     <w:tblStylePr w:type="lastRow">
       <w:rPr>
+        <w:rFonts w:eastAsia="黑体"/>
         <w:b/>
         <w:bCs/>
         <w:color w:themeColor="text2" w:val="1F497D"/>
@@ -9307,12 +9781,14 @@
     </w:tblStylePr>
     <w:tblStylePr w:type="firstCol">
       <w:rPr>
+        <w:rFonts w:eastAsia="黑体"/>
         <w:b/>
         <w:bCs/>
       </w:rPr>
     </w:tblStylePr>
     <w:tblStylePr w:type="lastCol">
       <w:rPr>
+        <w:rFonts w:eastAsia="黑体"/>
         <w:b/>
         <w:bCs/>
       </w:rPr>
@@ -9346,6 +9822,7 @@
       <w:spacing w:after="0" w:line="240" w:lineRule="auto"/>
     </w:pPr>
     <w:rPr>
+      <w:rFonts w:eastAsia="黑体"/>
       <w:color w:themeColor="text1" w:val="000000"/>
     </w:rPr>
     <w:tblPr>
@@ -9365,7 +9842,7 @@
     </w:tblPr>
     <w:tblStylePr w:type="firstRow">
       <w:rPr>
-        <w:rFonts w:asciiTheme="majorHAnsi" w:cstheme="majorBidi" w:eastAsiaTheme="majorEastAsia" w:hAnsiTheme="majorHAnsi"/>
+        <w:rFonts w:asciiTheme="majorHAnsi" w:cstheme="majorBidi" w:hAnsiTheme="majorHAnsi" w:eastAsia="黑体"/>
       </w:rPr>
       <w:tblPr/>
       <w:tcPr>
@@ -9377,6 +9854,7 @@
     </w:tblStylePr>
     <w:tblStylePr w:type="lastRow">
       <w:rPr>
+        <w:rFonts w:eastAsia="黑体"/>
         <w:b/>
         <w:bCs/>
         <w:color w:themeColor="text2" w:val="1F497D"/>
@@ -9391,12 +9869,14 @@
     </w:tblStylePr>
     <w:tblStylePr w:type="firstCol">
       <w:rPr>
+        <w:rFonts w:eastAsia="黑体"/>
         <w:b/>
         <w:bCs/>
       </w:rPr>
     </w:tblStylePr>
     <w:tblStylePr w:type="lastCol">
       <w:rPr>
+        <w:rFonts w:eastAsia="黑体"/>
         <w:b/>
         <w:bCs/>
       </w:rPr>
@@ -9430,6 +9910,7 @@
       <w:spacing w:after="0" w:line="240" w:lineRule="auto"/>
     </w:pPr>
     <w:rPr>
+      <w:rFonts w:eastAsia="黑体"/>
       <w:color w:themeColor="text1" w:val="000000"/>
     </w:rPr>
     <w:tblPr>
@@ -9449,7 +9930,7 @@
     </w:tblPr>
     <w:tblStylePr w:type="firstRow">
       <w:rPr>
-        <w:rFonts w:asciiTheme="majorHAnsi" w:cstheme="majorBidi" w:eastAsiaTheme="majorEastAsia" w:hAnsiTheme="majorHAnsi"/>
+        <w:rFonts w:asciiTheme="majorHAnsi" w:cstheme="majorBidi" w:hAnsiTheme="majorHAnsi" w:eastAsia="黑体"/>
       </w:rPr>
       <w:tblPr/>
       <w:tcPr>
@@ -9461,6 +9942,7 @@
     </w:tblStylePr>
     <w:tblStylePr w:type="lastRow">
       <w:rPr>
+        <w:rFonts w:eastAsia="黑体"/>
         <w:b/>
         <w:bCs/>
         <w:color w:themeColor="text2" w:val="1F497D"/>
@@ -9475,12 +9957,14 @@
     </w:tblStylePr>
     <w:tblStylePr w:type="firstCol">
       <w:rPr>
+        <w:rFonts w:eastAsia="黑体"/>
         <w:b/>
         <w:bCs/>
       </w:rPr>
     </w:tblStylePr>
     <w:tblStylePr w:type="lastCol">
       <w:rPr>
+        <w:rFonts w:eastAsia="黑体"/>
         <w:b/>
         <w:bCs/>
       </w:rPr>
@@ -9514,7 +9998,7 @@
       <w:spacing w:after="0" w:line="240" w:lineRule="auto"/>
     </w:pPr>
     <w:rPr>
-      <w:rFonts w:asciiTheme="majorHAnsi" w:cstheme="majorBidi" w:eastAsiaTheme="majorEastAsia" w:hAnsiTheme="majorHAnsi"/>
+      <w:rFonts w:asciiTheme="majorHAnsi" w:cstheme="majorBidi" w:hAnsiTheme="majorHAnsi" w:eastAsia="黑体"/>
       <w:color w:themeColor="text1" w:val="000000"/>
     </w:rPr>
     <w:tblPr>
@@ -9536,6 +10020,7 @@
     </w:tblPr>
     <w:tblStylePr w:type="firstRow">
       <w:rPr>
+        <w:rFonts w:eastAsia="黑体"/>
         <w:sz w:val="24"/>
         <w:szCs w:val="24"/>
       </w:rPr>
@@ -9642,7 +10127,7 @@
       <w:spacing w:after="0" w:line="240" w:lineRule="auto"/>
     </w:pPr>
     <w:rPr>
-      <w:rFonts w:asciiTheme="majorHAnsi" w:cstheme="majorBidi" w:eastAsiaTheme="majorEastAsia" w:hAnsiTheme="majorHAnsi"/>
+      <w:rFonts w:asciiTheme="majorHAnsi" w:cstheme="majorBidi" w:hAnsiTheme="majorHAnsi" w:eastAsia="黑体"/>
       <w:color w:themeColor="text1" w:val="000000"/>
     </w:rPr>
     <w:tblPr>
@@ -9664,6 +10149,7 @@
     </w:tblPr>
     <w:tblStylePr w:type="firstRow">
       <w:rPr>
+        <w:rFonts w:eastAsia="黑体"/>
         <w:sz w:val="24"/>
         <w:szCs w:val="24"/>
       </w:rPr>
@@ -9770,7 +10256,7 @@
       <w:spacing w:after="0" w:line="240" w:lineRule="auto"/>
     </w:pPr>
     <w:rPr>
-      <w:rFonts w:asciiTheme="majorHAnsi" w:cstheme="majorBidi" w:eastAsiaTheme="majorEastAsia" w:hAnsiTheme="majorHAnsi"/>
+      <w:rFonts w:asciiTheme="majorHAnsi" w:cstheme="majorBidi" w:hAnsiTheme="majorHAnsi" w:eastAsia="黑体"/>
       <w:color w:themeColor="text1" w:val="000000"/>
     </w:rPr>
     <w:tblPr>
@@ -9792,6 +10278,7 @@
     </w:tblPr>
     <w:tblStylePr w:type="firstRow">
       <w:rPr>
+        <w:rFonts w:eastAsia="黑体"/>
         <w:sz w:val="24"/>
         <w:szCs w:val="24"/>
       </w:rPr>
@@ -9898,7 +10385,7 @@
       <w:spacing w:after="0" w:line="240" w:lineRule="auto"/>
     </w:pPr>
     <w:rPr>
-      <w:rFonts w:asciiTheme="majorHAnsi" w:cstheme="majorBidi" w:eastAsiaTheme="majorEastAsia" w:hAnsiTheme="majorHAnsi"/>
+      <w:rFonts w:asciiTheme="majorHAnsi" w:cstheme="majorBidi" w:hAnsiTheme="majorHAnsi" w:eastAsia="黑体"/>
       <w:color w:themeColor="text1" w:val="000000"/>
     </w:rPr>
     <w:tblPr>
@@ -9920,6 +10407,7 @@
     </w:tblPr>
     <w:tblStylePr w:type="firstRow">
       <w:rPr>
+        <w:rFonts w:eastAsia="黑体"/>
         <w:sz w:val="24"/>
         <w:szCs w:val="24"/>
       </w:rPr>
@@ -10026,7 +10514,7 @@
       <w:spacing w:after="0" w:line="240" w:lineRule="auto"/>
     </w:pPr>
     <w:rPr>
-      <w:rFonts w:asciiTheme="majorHAnsi" w:cstheme="majorBidi" w:eastAsiaTheme="majorEastAsia" w:hAnsiTheme="majorHAnsi"/>
+      <w:rFonts w:asciiTheme="majorHAnsi" w:cstheme="majorBidi" w:hAnsiTheme="majorHAnsi" w:eastAsia="黑体"/>
       <w:color w:themeColor="text1" w:val="000000"/>
     </w:rPr>
     <w:tblPr>
@@ -10048,6 +10536,7 @@
     </w:tblPr>
     <w:tblStylePr w:type="firstRow">
       <w:rPr>
+        <w:rFonts w:eastAsia="黑体"/>
         <w:sz w:val="24"/>
         <w:szCs w:val="24"/>
       </w:rPr>
@@ -10154,7 +10643,7 @@
       <w:spacing w:after="0" w:line="240" w:lineRule="auto"/>
     </w:pPr>
     <w:rPr>
-      <w:rFonts w:asciiTheme="majorHAnsi" w:cstheme="majorBidi" w:eastAsiaTheme="majorEastAsia" w:hAnsiTheme="majorHAnsi"/>
+      <w:rFonts w:asciiTheme="majorHAnsi" w:cstheme="majorBidi" w:hAnsiTheme="majorHAnsi" w:eastAsia="黑体"/>
       <w:color w:themeColor="text1" w:val="000000"/>
     </w:rPr>
     <w:tblPr>
@@ -10176,6 +10665,7 @@
     </w:tblPr>
     <w:tblStylePr w:type="firstRow">
       <w:rPr>
+        <w:rFonts w:eastAsia="黑体"/>
         <w:sz w:val="24"/>
         <w:szCs w:val="24"/>
       </w:rPr>
@@ -10282,7 +10772,7 @@
       <w:spacing w:after="0" w:line="240" w:lineRule="auto"/>
     </w:pPr>
     <w:rPr>
-      <w:rFonts w:asciiTheme="majorHAnsi" w:cstheme="majorBidi" w:eastAsiaTheme="majorEastAsia" w:hAnsiTheme="majorHAnsi"/>
+      <w:rFonts w:asciiTheme="majorHAnsi" w:cstheme="majorBidi" w:hAnsiTheme="majorHAnsi" w:eastAsia="黑体"/>
       <w:color w:themeColor="text1" w:val="000000"/>
     </w:rPr>
     <w:tblPr>
@@ -10304,6 +10794,7 @@
     </w:tblPr>
     <w:tblStylePr w:type="firstRow">
       <w:rPr>
+        <w:rFonts w:eastAsia="黑体"/>
         <w:sz w:val="24"/>
         <w:szCs w:val="24"/>
       </w:rPr>
@@ -10433,12 +10924,14 @@
     </w:tcPr>
     <w:tblStylePr w:type="firstRow">
       <w:rPr>
+        <w:rFonts w:eastAsia="黑体"/>
         <w:b/>
         <w:bCs/>
       </w:rPr>
     </w:tblStylePr>
     <w:tblStylePr w:type="lastRow">
       <w:rPr>
+        <w:rFonts w:eastAsia="黑体"/>
         <w:b/>
         <w:bCs/>
       </w:rPr>
@@ -10451,12 +10944,14 @@
     </w:tblStylePr>
     <w:tblStylePr w:type="firstCol">
       <w:rPr>
+        <w:rFonts w:eastAsia="黑体"/>
         <w:b/>
         <w:bCs/>
       </w:rPr>
     </w:tblStylePr>
     <w:tblStylePr w:type="lastCol">
       <w:rPr>
+        <w:rFonts w:eastAsia="黑体"/>
         <w:b/>
         <w:bCs/>
       </w:rPr>
@@ -10506,12 +11001,14 @@
     </w:tcPr>
     <w:tblStylePr w:type="firstRow">
       <w:rPr>
+        <w:rFonts w:eastAsia="黑体"/>
         <w:b/>
         <w:bCs/>
       </w:rPr>
     </w:tblStylePr>
     <w:tblStylePr w:type="lastRow">
       <w:rPr>
+        <w:rFonts w:eastAsia="黑体"/>
         <w:b/>
         <w:bCs/>
       </w:rPr>
@@ -10524,12 +11021,14 @@
     </w:tblStylePr>
     <w:tblStylePr w:type="firstCol">
       <w:rPr>
+        <w:rFonts w:eastAsia="黑体"/>
         <w:b/>
         <w:bCs/>
       </w:rPr>
     </w:tblStylePr>
     <w:tblStylePr w:type="lastCol">
       <w:rPr>
+        <w:rFonts w:eastAsia="黑体"/>
         <w:b/>
         <w:bCs/>
       </w:rPr>
@@ -10579,12 +11078,14 @@
     </w:tcPr>
     <w:tblStylePr w:type="firstRow">
       <w:rPr>
+        <w:rFonts w:eastAsia="黑体"/>
         <w:b/>
         <w:bCs/>
       </w:rPr>
     </w:tblStylePr>
     <w:tblStylePr w:type="lastRow">
       <w:rPr>
+        <w:rFonts w:eastAsia="黑体"/>
         <w:b/>
         <w:bCs/>
       </w:rPr>
@@ -10597,12 +11098,14 @@
     </w:tblStylePr>
     <w:tblStylePr w:type="firstCol">
       <w:rPr>
+        <w:rFonts w:eastAsia="黑体"/>
         <w:b/>
         <w:bCs/>
       </w:rPr>
     </w:tblStylePr>
     <w:tblStylePr w:type="lastCol">
       <w:rPr>
+        <w:rFonts w:eastAsia="黑体"/>
         <w:b/>
         <w:bCs/>
       </w:rPr>
@@ -10652,12 +11155,14 @@
     </w:tcPr>
     <w:tblStylePr w:type="firstRow">
       <w:rPr>
+        <w:rFonts w:eastAsia="黑体"/>
         <w:b/>
         <w:bCs/>
       </w:rPr>
     </w:tblStylePr>
     <w:tblStylePr w:type="lastRow">
       <w:rPr>
+        <w:rFonts w:eastAsia="黑体"/>
         <w:b/>
         <w:bCs/>
       </w:rPr>
@@ -10670,12 +11175,14 @@
     </w:tblStylePr>
     <w:tblStylePr w:type="firstCol">
       <w:rPr>
+        <w:rFonts w:eastAsia="黑体"/>
         <w:b/>
         <w:bCs/>
       </w:rPr>
     </w:tblStylePr>
     <w:tblStylePr w:type="lastCol">
       <w:rPr>
+        <w:rFonts w:eastAsia="黑体"/>
         <w:b/>
         <w:bCs/>
       </w:rPr>
@@ -10725,12 +11232,14 @@
     </w:tcPr>
     <w:tblStylePr w:type="firstRow">
       <w:rPr>
+        <w:rFonts w:eastAsia="黑体"/>
         <w:b/>
         <w:bCs/>
       </w:rPr>
     </w:tblStylePr>
     <w:tblStylePr w:type="lastRow">
       <w:rPr>
+        <w:rFonts w:eastAsia="黑体"/>
         <w:b/>
         <w:bCs/>
       </w:rPr>
@@ -10743,12 +11252,14 @@
     </w:tblStylePr>
     <w:tblStylePr w:type="firstCol">
       <w:rPr>
+        <w:rFonts w:eastAsia="黑体"/>
         <w:b/>
         <w:bCs/>
       </w:rPr>
     </w:tblStylePr>
     <w:tblStylePr w:type="lastCol">
       <w:rPr>
+        <w:rFonts w:eastAsia="黑体"/>
         <w:b/>
         <w:bCs/>
       </w:rPr>
@@ -10798,12 +11309,14 @@
     </w:tcPr>
     <w:tblStylePr w:type="firstRow">
       <w:rPr>
+        <w:rFonts w:eastAsia="黑体"/>
         <w:b/>
         <w:bCs/>
       </w:rPr>
     </w:tblStylePr>
     <w:tblStylePr w:type="lastRow">
       <w:rPr>
+        <w:rFonts w:eastAsia="黑体"/>
         <w:b/>
         <w:bCs/>
       </w:rPr>
@@ -10816,12 +11329,14 @@
     </w:tblStylePr>
     <w:tblStylePr w:type="firstCol">
       <w:rPr>
+        <w:rFonts w:eastAsia="黑体"/>
         <w:b/>
         <w:bCs/>
       </w:rPr>
     </w:tblStylePr>
     <w:tblStylePr w:type="lastCol">
       <w:rPr>
+        <w:rFonts w:eastAsia="黑体"/>
         <w:b/>
         <w:bCs/>
       </w:rPr>
@@ -10871,12 +11386,14 @@
     </w:tcPr>
     <w:tblStylePr w:type="firstRow">
       <w:rPr>
+        <w:rFonts w:eastAsia="黑体"/>
         <w:b/>
         <w:bCs/>
       </w:rPr>
     </w:tblStylePr>
     <w:tblStylePr w:type="lastRow">
       <w:rPr>
+        <w:rFonts w:eastAsia="黑体"/>
         <w:b/>
         <w:bCs/>
       </w:rPr>
@@ -10889,12 +11406,14 @@
     </w:tblStylePr>
     <w:tblStylePr w:type="firstCol">
       <w:rPr>
+        <w:rFonts w:eastAsia="黑体"/>
         <w:b/>
         <w:bCs/>
       </w:rPr>
     </w:tblStylePr>
     <w:tblStylePr w:type="lastCol">
       <w:rPr>
+        <w:rFonts w:eastAsia="黑体"/>
         <w:b/>
         <w:bCs/>
       </w:rPr>
@@ -10921,7 +11440,7 @@
       <w:spacing w:after="0" w:line="240" w:lineRule="auto"/>
     </w:pPr>
     <w:rPr>
-      <w:rFonts w:asciiTheme="majorHAnsi" w:cstheme="majorBidi" w:eastAsiaTheme="majorEastAsia" w:hAnsiTheme="majorHAnsi"/>
+      <w:rFonts w:asciiTheme="majorHAnsi" w:cstheme="majorBidi" w:hAnsiTheme="majorHAnsi" w:eastAsia="黑体"/>
       <w:color w:themeColor="text1" w:val="000000"/>
     </w:rPr>
     <w:tblPr>
@@ -10948,6 +11467,7 @@
     </w:tcPr>
     <w:tblStylePr w:type="firstRow">
       <w:rPr>
+        <w:rFonts w:eastAsia="黑体"/>
         <w:b/>
         <w:bCs/>
         <w:color w:themeColor="text1" w:val="000000"/>
@@ -10959,6 +11479,7 @@
     </w:tblStylePr>
     <w:tblStylePr w:type="lastRow">
       <w:rPr>
+        <w:rFonts w:eastAsia="黑体"/>
         <w:b/>
         <w:bCs/>
         <w:color w:themeColor="text1" w:val="000000"/>
@@ -10978,6 +11499,7 @@
     </w:tblStylePr>
     <w:tblStylePr w:type="firstCol">
       <w:rPr>
+        <w:rFonts w:eastAsia="黑体"/>
         <w:b/>
         <w:bCs/>
         <w:color w:themeColor="text1" w:val="000000"/>
@@ -10997,6 +11519,7 @@
     </w:tblStylePr>
     <w:tblStylePr w:type="lastCol">
       <w:rPr>
+        <w:rFonts w:eastAsia="黑体"/>
         <w:b w:val="0"/>
         <w:bCs w:val="0"/>
         <w:color w:themeColor="text1" w:val="000000"/>
@@ -11046,7 +11569,7 @@
       <w:spacing w:after="0" w:line="240" w:lineRule="auto"/>
     </w:pPr>
     <w:rPr>
-      <w:rFonts w:asciiTheme="majorHAnsi" w:cstheme="majorBidi" w:eastAsiaTheme="majorEastAsia" w:hAnsiTheme="majorHAnsi"/>
+      <w:rFonts w:asciiTheme="majorHAnsi" w:cstheme="majorBidi" w:hAnsiTheme="majorHAnsi" w:eastAsia="黑体"/>
       <w:color w:themeColor="text1" w:val="000000"/>
     </w:rPr>
     <w:tblPr>
@@ -11073,6 +11596,7 @@
     </w:tcPr>
     <w:tblStylePr w:type="firstRow">
       <w:rPr>
+        <w:rFonts w:eastAsia="黑体"/>
         <w:b/>
         <w:bCs/>
         <w:color w:themeColor="text1" w:val="000000"/>
@@ -11084,6 +11608,7 @@
     </w:tblStylePr>
     <w:tblStylePr w:type="lastRow">
       <w:rPr>
+        <w:rFonts w:eastAsia="黑体"/>
         <w:b/>
         <w:bCs/>
         <w:color w:themeColor="text1" w:val="000000"/>
@@ -11103,6 +11628,7 @@
     </w:tblStylePr>
     <w:tblStylePr w:type="firstCol">
       <w:rPr>
+        <w:rFonts w:eastAsia="黑体"/>
         <w:b/>
         <w:bCs/>
         <w:color w:themeColor="text1" w:val="000000"/>
@@ -11122,6 +11648,7 @@
     </w:tblStylePr>
     <w:tblStylePr w:type="lastCol">
       <w:rPr>
+        <w:rFonts w:eastAsia="黑体"/>
         <w:b w:val="0"/>
         <w:bCs w:val="0"/>
         <w:color w:themeColor="text1" w:val="000000"/>
@@ -11171,7 +11698,7 @@
       <w:spacing w:after="0" w:line="240" w:lineRule="auto"/>
     </w:pPr>
     <w:rPr>
-      <w:rFonts w:asciiTheme="majorHAnsi" w:cstheme="majorBidi" w:eastAsiaTheme="majorEastAsia" w:hAnsiTheme="majorHAnsi"/>
+      <w:rFonts w:asciiTheme="majorHAnsi" w:cstheme="majorBidi" w:hAnsiTheme="majorHAnsi" w:eastAsia="黑体"/>
       <w:color w:themeColor="text1" w:val="000000"/>
     </w:rPr>
     <w:tblPr>
@@ -11198,6 +11725,7 @@
     </w:tcPr>
     <w:tblStylePr w:type="firstRow">
       <w:rPr>
+        <w:rFonts w:eastAsia="黑体"/>
         <w:b/>
         <w:bCs/>
         <w:color w:themeColor="text1" w:val="000000"/>
@@ -11209,6 +11737,7 @@
     </w:tblStylePr>
     <w:tblStylePr w:type="lastRow">
       <w:rPr>
+        <w:rFonts w:eastAsia="黑体"/>
         <w:b/>
         <w:bCs/>
         <w:color w:themeColor="text1" w:val="000000"/>
@@ -11228,6 +11757,7 @@
     </w:tblStylePr>
     <w:tblStylePr w:type="firstCol">
       <w:rPr>
+        <w:rFonts w:eastAsia="黑体"/>
         <w:b/>
         <w:bCs/>
         <w:color w:themeColor="text1" w:val="000000"/>
@@ -11247,6 +11777,7 @@
     </w:tblStylePr>
     <w:tblStylePr w:type="lastCol">
       <w:rPr>
+        <w:rFonts w:eastAsia="黑体"/>
         <w:b w:val="0"/>
         <w:bCs w:val="0"/>
         <w:color w:themeColor="text1" w:val="000000"/>
@@ -11296,7 +11827,7 @@
       <w:spacing w:after="0" w:line="240" w:lineRule="auto"/>
     </w:pPr>
     <w:rPr>
-      <w:rFonts w:asciiTheme="majorHAnsi" w:cstheme="majorBidi" w:eastAsiaTheme="majorEastAsia" w:hAnsiTheme="majorHAnsi"/>
+      <w:rFonts w:asciiTheme="majorHAnsi" w:cstheme="majorBidi" w:hAnsiTheme="majorHAnsi" w:eastAsia="黑体"/>
       <w:color w:themeColor="text1" w:val="000000"/>
     </w:rPr>
     <w:tblPr>
@@ -11323,6 +11854,7 @@
     </w:tcPr>
     <w:tblStylePr w:type="firstRow">
       <w:rPr>
+        <w:rFonts w:eastAsia="黑体"/>
         <w:b/>
         <w:bCs/>
         <w:color w:themeColor="text1" w:val="000000"/>
@@ -11334,6 +11866,7 @@
     </w:tblStylePr>
     <w:tblStylePr w:type="lastRow">
       <w:rPr>
+        <w:rFonts w:eastAsia="黑体"/>
         <w:b/>
         <w:bCs/>
         <w:color w:themeColor="text1" w:val="000000"/>
@@ -11353,6 +11886,7 @@
     </w:tblStylePr>
     <w:tblStylePr w:type="firstCol">
       <w:rPr>
+        <w:rFonts w:eastAsia="黑体"/>
         <w:b/>
         <w:bCs/>
         <w:color w:themeColor="text1" w:val="000000"/>
@@ -11372,6 +11906,7 @@
     </w:tblStylePr>
     <w:tblStylePr w:type="lastCol">
       <w:rPr>
+        <w:rFonts w:eastAsia="黑体"/>
         <w:b w:val="0"/>
         <w:bCs w:val="0"/>
         <w:color w:themeColor="text1" w:val="000000"/>
@@ -11421,7 +11956,7 @@
       <w:spacing w:after="0" w:line="240" w:lineRule="auto"/>
     </w:pPr>
     <w:rPr>
-      <w:rFonts w:asciiTheme="majorHAnsi" w:cstheme="majorBidi" w:eastAsiaTheme="majorEastAsia" w:hAnsiTheme="majorHAnsi"/>
+      <w:rFonts w:asciiTheme="majorHAnsi" w:cstheme="majorBidi" w:hAnsiTheme="majorHAnsi" w:eastAsia="黑体"/>
       <w:color w:themeColor="text1" w:val="000000"/>
     </w:rPr>
     <w:tblPr>
@@ -11448,6 +11983,7 @@
     </w:tcPr>
     <w:tblStylePr w:type="firstRow">
       <w:rPr>
+        <w:rFonts w:eastAsia="黑体"/>
         <w:b/>
         <w:bCs/>
         <w:color w:themeColor="text1" w:val="000000"/>
@@ -11459,6 +11995,7 @@
     </w:tblStylePr>
     <w:tblStylePr w:type="lastRow">
       <w:rPr>
+        <w:rFonts w:eastAsia="黑体"/>
         <w:b/>
         <w:bCs/>
         <w:color w:themeColor="text1" w:val="000000"/>
@@ -11478,6 +12015,7 @@
     </w:tblStylePr>
     <w:tblStylePr w:type="firstCol">
       <w:rPr>
+        <w:rFonts w:eastAsia="黑体"/>
         <w:b/>
         <w:bCs/>
         <w:color w:themeColor="text1" w:val="000000"/>
@@ -11497,6 +12035,7 @@
     </w:tblStylePr>
     <w:tblStylePr w:type="lastCol">
       <w:rPr>
+        <w:rFonts w:eastAsia="黑体"/>
         <w:b w:val="0"/>
         <w:bCs w:val="0"/>
         <w:color w:themeColor="text1" w:val="000000"/>
@@ -11546,7 +12085,7 @@
       <w:spacing w:after="0" w:line="240" w:lineRule="auto"/>
     </w:pPr>
     <w:rPr>
-      <w:rFonts w:asciiTheme="majorHAnsi" w:cstheme="majorBidi" w:eastAsiaTheme="majorEastAsia" w:hAnsiTheme="majorHAnsi"/>
+      <w:rFonts w:asciiTheme="majorHAnsi" w:cstheme="majorBidi" w:hAnsiTheme="majorHAnsi" w:eastAsia="黑体"/>
       <w:color w:themeColor="text1" w:val="000000"/>
     </w:rPr>
     <w:tblPr>
@@ -11573,6 +12112,7 @@
     </w:tcPr>
     <w:tblStylePr w:type="firstRow">
       <w:rPr>
+        <w:rFonts w:eastAsia="黑体"/>
         <w:b/>
         <w:bCs/>
         <w:color w:themeColor="text1" w:val="000000"/>
@@ -11584,6 +12124,7 @@
     </w:tblStylePr>
     <w:tblStylePr w:type="lastRow">
       <w:rPr>
+        <w:rFonts w:eastAsia="黑体"/>
         <w:b/>
         <w:bCs/>
         <w:color w:themeColor="text1" w:val="000000"/>
@@ -11603,6 +12144,7 @@
     </w:tblStylePr>
     <w:tblStylePr w:type="firstCol">
       <w:rPr>
+        <w:rFonts w:eastAsia="黑体"/>
         <w:b/>
         <w:bCs/>
         <w:color w:themeColor="text1" w:val="000000"/>
@@ -11622,6 +12164,7 @@
     </w:tblStylePr>
     <w:tblStylePr w:type="lastCol">
       <w:rPr>
+        <w:rFonts w:eastAsia="黑体"/>
         <w:b w:val="0"/>
         <w:bCs w:val="0"/>
         <w:color w:themeColor="text1" w:val="000000"/>
@@ -11671,7 +12214,7 @@
       <w:spacing w:after="0" w:line="240" w:lineRule="auto"/>
     </w:pPr>
     <w:rPr>
-      <w:rFonts w:asciiTheme="majorHAnsi" w:cstheme="majorBidi" w:eastAsiaTheme="majorEastAsia" w:hAnsiTheme="majorHAnsi"/>
+      <w:rFonts w:asciiTheme="majorHAnsi" w:cstheme="majorBidi" w:hAnsiTheme="majorHAnsi" w:eastAsia="黑体"/>
       <w:color w:themeColor="text1" w:val="000000"/>
     </w:rPr>
     <w:tblPr>
@@ -11698,6 +12241,7 @@
     </w:tcPr>
     <w:tblStylePr w:type="firstRow">
       <w:rPr>
+        <w:rFonts w:eastAsia="黑体"/>
         <w:b/>
         <w:bCs/>
         <w:color w:themeColor="text1" w:val="000000"/>
@@ -11709,6 +12253,7 @@
     </w:tblStylePr>
     <w:tblStylePr w:type="lastRow">
       <w:rPr>
+        <w:rFonts w:eastAsia="黑体"/>
         <w:b/>
         <w:bCs/>
         <w:color w:themeColor="text1" w:val="000000"/>
@@ -11728,6 +12273,7 @@
     </w:tblStylePr>
     <w:tblStylePr w:type="firstCol">
       <w:rPr>
+        <w:rFonts w:eastAsia="黑体"/>
         <w:b/>
         <w:bCs/>
         <w:color w:themeColor="text1" w:val="000000"/>
@@ -11747,6 +12293,7 @@
     </w:tblStylePr>
     <w:tblStylePr w:type="lastCol">
       <w:rPr>
+        <w:rFonts w:eastAsia="黑体"/>
         <w:b w:val="0"/>
         <w:bCs w:val="0"/>
         <w:color w:themeColor="text1" w:val="000000"/>
@@ -11819,6 +12366,7 @@
     </w:tcPr>
     <w:tblStylePr w:type="firstRow">
       <w:rPr>
+        <w:rFonts w:eastAsia="黑体"/>
         <w:b/>
         <w:bCs/>
         <w:i w:val="0"/>
@@ -11840,6 +12388,7 @@
     </w:tblStylePr>
     <w:tblStylePr w:type="lastRow">
       <w:rPr>
+        <w:rFonts w:eastAsia="黑体"/>
         <w:b/>
         <w:bCs/>
         <w:i w:val="0"/>
@@ -11861,6 +12410,7 @@
     </w:tblStylePr>
     <w:tblStylePr w:type="firstCol">
       <w:rPr>
+        <w:rFonts w:eastAsia="黑体"/>
         <w:b/>
         <w:bCs/>
         <w:i w:val="0"/>
@@ -11880,6 +12430,7 @@
     </w:tblStylePr>
     <w:tblStylePr w:type="lastCol">
       <w:rPr>
+        <w:rFonts w:eastAsia="黑体"/>
         <w:b/>
         <w:bCs/>
         <w:i w:val="0"/>
@@ -11960,6 +12511,7 @@
     </w:tcPr>
     <w:tblStylePr w:type="firstRow">
       <w:rPr>
+        <w:rFonts w:eastAsia="黑体"/>
         <w:b/>
         <w:bCs/>
         <w:i w:val="0"/>
@@ -11981,6 +12533,7 @@
     </w:tblStylePr>
     <w:tblStylePr w:type="lastRow">
       <w:rPr>
+        <w:rFonts w:eastAsia="黑体"/>
         <w:b/>
         <w:bCs/>
         <w:i w:val="0"/>
@@ -12002,6 +12555,7 @@
     </w:tblStylePr>
     <w:tblStylePr w:type="firstCol">
       <w:rPr>
+        <w:rFonts w:eastAsia="黑体"/>
         <w:b/>
         <w:bCs/>
         <w:i w:val="0"/>
@@ -12021,6 +12575,7 @@
     </w:tblStylePr>
     <w:tblStylePr w:type="lastCol">
       <w:rPr>
+        <w:rFonts w:eastAsia="黑体"/>
         <w:b/>
         <w:bCs/>
         <w:i w:val="0"/>
@@ -12101,6 +12656,7 @@
     </w:tcPr>
     <w:tblStylePr w:type="firstRow">
       <w:rPr>
+        <w:rFonts w:eastAsia="黑体"/>
         <w:b/>
         <w:bCs/>
         <w:i w:val="0"/>
@@ -12122,6 +12678,7 @@
     </w:tblStylePr>
     <w:tblStylePr w:type="lastRow">
       <w:rPr>
+        <w:rFonts w:eastAsia="黑体"/>
         <w:b/>
         <w:bCs/>
         <w:i w:val="0"/>
@@ -12143,6 +12700,7 @@
     </w:tblStylePr>
     <w:tblStylePr w:type="firstCol">
       <w:rPr>
+        <w:rFonts w:eastAsia="黑体"/>
         <w:b/>
         <w:bCs/>
         <w:i w:val="0"/>
@@ -12162,6 +12720,7 @@
     </w:tblStylePr>
     <w:tblStylePr w:type="lastCol">
       <w:rPr>
+        <w:rFonts w:eastAsia="黑体"/>
         <w:b/>
         <w:bCs/>
         <w:i w:val="0"/>
@@ -12242,6 +12801,7 @@
     </w:tcPr>
     <w:tblStylePr w:type="firstRow">
       <w:rPr>
+        <w:rFonts w:eastAsia="黑体"/>
         <w:b/>
         <w:bCs/>
         <w:i w:val="0"/>
@@ -12263,6 +12823,7 @@
     </w:tblStylePr>
     <w:tblStylePr w:type="lastRow">
       <w:rPr>
+        <w:rFonts w:eastAsia="黑体"/>
         <w:b/>
         <w:bCs/>
         <w:i w:val="0"/>
@@ -12284,6 +12845,7 @@
     </w:tblStylePr>
     <w:tblStylePr w:type="firstCol">
       <w:rPr>
+        <w:rFonts w:eastAsia="黑体"/>
         <w:b/>
         <w:bCs/>
         <w:i w:val="0"/>
@@ -12303,6 +12865,7 @@
     </w:tblStylePr>
     <w:tblStylePr w:type="lastCol">
       <w:rPr>
+        <w:rFonts w:eastAsia="黑体"/>
         <w:b/>
         <w:bCs/>
         <w:i w:val="0"/>
@@ -12383,6 +12946,7 @@
     </w:tcPr>
     <w:tblStylePr w:type="firstRow">
       <w:rPr>
+        <w:rFonts w:eastAsia="黑体"/>
         <w:b/>
         <w:bCs/>
         <w:i w:val="0"/>
@@ -12404,6 +12968,7 @@
     </w:tblStylePr>
     <w:tblStylePr w:type="lastRow">
       <w:rPr>
+        <w:rFonts w:eastAsia="黑体"/>
         <w:b/>
         <w:bCs/>
         <w:i w:val="0"/>
@@ -12425,6 +12990,7 @@
     </w:tblStylePr>
     <w:tblStylePr w:type="firstCol">
       <w:rPr>
+        <w:rFonts w:eastAsia="黑体"/>
         <w:b/>
         <w:bCs/>
         <w:i w:val="0"/>
@@ -12444,6 +13010,7 @@
     </w:tblStylePr>
     <w:tblStylePr w:type="lastCol">
       <w:rPr>
+        <w:rFonts w:eastAsia="黑体"/>
         <w:b/>
         <w:bCs/>
         <w:i w:val="0"/>
@@ -12524,6 +13091,7 @@
     </w:tcPr>
     <w:tblStylePr w:type="firstRow">
       <w:rPr>
+        <w:rFonts w:eastAsia="黑体"/>
         <w:b/>
         <w:bCs/>
         <w:i w:val="0"/>
@@ -12545,6 +13113,7 @@
     </w:tblStylePr>
     <w:tblStylePr w:type="lastRow">
       <w:rPr>
+        <w:rFonts w:eastAsia="黑体"/>
         <w:b/>
         <w:bCs/>
         <w:i w:val="0"/>
@@ -12566,6 +13135,7 @@
     </w:tblStylePr>
     <w:tblStylePr w:type="firstCol">
       <w:rPr>
+        <w:rFonts w:eastAsia="黑体"/>
         <w:b/>
         <w:bCs/>
         <w:i w:val="0"/>
@@ -12585,6 +13155,7 @@
     </w:tblStylePr>
     <w:tblStylePr w:type="lastCol">
       <w:rPr>
+        <w:rFonts w:eastAsia="黑体"/>
         <w:b/>
         <w:bCs/>
         <w:i w:val="0"/>
@@ -12665,6 +13236,7 @@
     </w:tcPr>
     <w:tblStylePr w:type="firstRow">
       <w:rPr>
+        <w:rFonts w:eastAsia="黑体"/>
         <w:b/>
         <w:bCs/>
         <w:i w:val="0"/>
@@ -12686,6 +13258,7 @@
     </w:tblStylePr>
     <w:tblStylePr w:type="lastRow">
       <w:rPr>
+        <w:rFonts w:eastAsia="黑体"/>
         <w:b/>
         <w:bCs/>
         <w:i w:val="0"/>
@@ -12707,6 +13280,7 @@
     </w:tblStylePr>
     <w:tblStylePr w:type="firstCol">
       <w:rPr>
+        <w:rFonts w:eastAsia="黑体"/>
         <w:b/>
         <w:bCs/>
         <w:i w:val="0"/>
@@ -12726,6 +13300,7 @@
     </w:tblStylePr>
     <w:tblStylePr w:type="lastCol">
       <w:rPr>
+        <w:rFonts w:eastAsia="黑体"/>
         <w:b/>
         <w:bCs/>
         <w:i w:val="0"/>
@@ -12783,6 +13358,7 @@
       <w:spacing w:after="0" w:line="240" w:lineRule="auto"/>
     </w:pPr>
     <w:rPr>
+      <w:rFonts w:eastAsia="黑体"/>
       <w:color w:themeColor="background1" w:val="FFFFFF"/>
     </w:rPr>
     <w:tblPr>
@@ -12801,6 +13377,7 @@
     </w:tcPr>
     <w:tblStylePr w:type="firstRow">
       <w:rPr>
+        <w:rFonts w:eastAsia="黑体"/>
         <w:b/>
         <w:bCs/>
       </w:rPr>
@@ -12897,6 +13474,7 @@
       <w:spacing w:after="0" w:line="240" w:lineRule="auto"/>
     </w:pPr>
     <w:rPr>
+      <w:rFonts w:eastAsia="黑体"/>
       <w:color w:themeColor="background1" w:val="FFFFFF"/>
     </w:rPr>
     <w:tblPr>
@@ -12915,6 +13493,7 @@
     </w:tcPr>
     <w:tblStylePr w:type="firstRow">
       <w:rPr>
+        <w:rFonts w:eastAsia="黑体"/>
         <w:b/>
         <w:bCs/>
       </w:rPr>
@@ -13011,6 +13590,7 @@
       <w:spacing w:after="0" w:line="240" w:lineRule="auto"/>
     </w:pPr>
     <w:rPr>
+      <w:rFonts w:eastAsia="黑体"/>
       <w:color w:themeColor="background1" w:val="FFFFFF"/>
     </w:rPr>
     <w:tblPr>
@@ -13029,6 +13609,7 @@
     </w:tcPr>
     <w:tblStylePr w:type="firstRow">
       <w:rPr>
+        <w:rFonts w:eastAsia="黑体"/>
         <w:b/>
         <w:bCs/>
       </w:rPr>
@@ -13125,6 +13706,7 @@
       <w:spacing w:after="0" w:line="240" w:lineRule="auto"/>
     </w:pPr>
     <w:rPr>
+      <w:rFonts w:eastAsia="黑体"/>
       <w:color w:themeColor="background1" w:val="FFFFFF"/>
     </w:rPr>
     <w:tblPr>
@@ -13143,6 +13725,7 @@
     </w:tcPr>
     <w:tblStylePr w:type="firstRow">
       <w:rPr>
+        <w:rFonts w:eastAsia="黑体"/>
         <w:b/>
         <w:bCs/>
       </w:rPr>
@@ -13239,6 +13822,7 @@
       <w:spacing w:after="0" w:line="240" w:lineRule="auto"/>
     </w:pPr>
     <w:rPr>
+      <w:rFonts w:eastAsia="黑体"/>
       <w:color w:themeColor="background1" w:val="FFFFFF"/>
     </w:rPr>
     <w:tblPr>
@@ -13257,6 +13841,7 @@
     </w:tcPr>
     <w:tblStylePr w:type="firstRow">
       <w:rPr>
+        <w:rFonts w:eastAsia="黑体"/>
         <w:b/>
         <w:bCs/>
       </w:rPr>
@@ -13353,6 +13938,7 @@
       <w:spacing w:after="0" w:line="240" w:lineRule="auto"/>
     </w:pPr>
     <w:rPr>
+      <w:rFonts w:eastAsia="黑体"/>
       <w:color w:themeColor="background1" w:val="FFFFFF"/>
     </w:rPr>
     <w:tblPr>
@@ -13371,6 +13957,7 @@
     </w:tcPr>
     <w:tblStylePr w:type="firstRow">
       <w:rPr>
+        <w:rFonts w:eastAsia="黑体"/>
         <w:b/>
         <w:bCs/>
       </w:rPr>
@@ -13467,6 +14054,7 @@
       <w:spacing w:after="0" w:line="240" w:lineRule="auto"/>
     </w:pPr>
     <w:rPr>
+      <w:rFonts w:eastAsia="黑体"/>
       <w:color w:themeColor="background1" w:val="FFFFFF"/>
     </w:rPr>
     <w:tblPr>
@@ -13485,6 +14073,7 @@
     </w:tcPr>
     <w:tblStylePr w:type="firstRow">
       <w:rPr>
+        <w:rFonts w:eastAsia="黑体"/>
         <w:b/>
         <w:bCs/>
       </w:rPr>
@@ -13581,6 +14170,7 @@
       <w:spacing w:after="0" w:line="240" w:lineRule="auto"/>
     </w:pPr>
     <w:rPr>
+      <w:rFonts w:eastAsia="黑体"/>
       <w:color w:themeColor="text1" w:val="000000"/>
     </w:rPr>
     <w:tblPr>
@@ -13607,6 +14197,7 @@
     </w:tcPr>
     <w:tblStylePr w:type="firstRow">
       <w:rPr>
+        <w:rFonts w:eastAsia="黑体"/>
         <w:b/>
         <w:bCs/>
       </w:rPr>
@@ -13625,6 +14216,7 @@
     </w:tblStylePr>
     <w:tblStylePr w:type="lastRow">
       <w:rPr>
+        <w:rFonts w:eastAsia="黑体"/>
         <w:b/>
         <w:bCs/>
         <w:color w:themeColor="background1" w:val="FFFFFF"/>
@@ -13639,6 +14231,7 @@
     </w:tblStylePr>
     <w:tblStylePr w:type="firstCol">
       <w:rPr>
+        <w:rFonts w:eastAsia="黑体"/>
         <w:color w:themeColor="background1" w:val="FFFFFF"/>
       </w:rPr>
       <w:tblPr/>
@@ -13656,6 +14249,7 @@
     </w:tblStylePr>
     <w:tblStylePr w:type="lastCol">
       <w:rPr>
+        <w:rFonts w:eastAsia="黑体"/>
         <w:color w:themeColor="background1" w:val="FFFFFF"/>
       </w:rPr>
       <w:tblPr/>
@@ -13685,11 +14279,13 @@
     </w:tblStylePr>
     <w:tblStylePr w:type="neCell">
       <w:rPr>
+        <w:rFonts w:eastAsia="黑体"/>
         <w:color w:themeColor="text1" w:val="000000"/>
       </w:rPr>
     </w:tblStylePr>
     <w:tblStylePr w:type="nwCell">
       <w:rPr>
+        <w:rFonts w:eastAsia="黑体"/>
         <w:color w:themeColor="text1" w:val="000000"/>
       </w:rPr>
     </w:tblStylePr>
@@ -13703,6 +14299,7 @@
       <w:spacing w:after="0" w:line="240" w:lineRule="auto"/>
     </w:pPr>
     <w:rPr>
+      <w:rFonts w:eastAsia="黑体"/>
       <w:color w:themeColor="text1" w:val="000000"/>
     </w:rPr>
     <w:tblPr>
@@ -13729,6 +14326,7 @@
     </w:tcPr>
     <w:tblStylePr w:type="firstRow">
       <w:rPr>
+        <w:rFonts w:eastAsia="黑体"/>
         <w:b/>
         <w:bCs/>
       </w:rPr>
@@ -13747,6 +14345,7 @@
     </w:tblStylePr>
     <w:tblStylePr w:type="lastRow">
       <w:rPr>
+        <w:rFonts w:eastAsia="黑体"/>
         <w:b/>
         <w:bCs/>
         <w:color w:themeColor="background1" w:val="FFFFFF"/>
@@ -13761,6 +14360,7 @@
     </w:tblStylePr>
     <w:tblStylePr w:type="firstCol">
       <w:rPr>
+        <w:rFonts w:eastAsia="黑体"/>
         <w:color w:themeColor="background1" w:val="FFFFFF"/>
       </w:rPr>
       <w:tblPr/>
@@ -13778,6 +14378,7 @@
     </w:tblStylePr>
     <w:tblStylePr w:type="lastCol">
       <w:rPr>
+        <w:rFonts w:eastAsia="黑体"/>
         <w:color w:themeColor="background1" w:val="FFFFFF"/>
       </w:rPr>
       <w:tblPr/>
@@ -13807,11 +14408,13 @@
     </w:tblStylePr>
     <w:tblStylePr w:type="neCell">
       <w:rPr>
+        <w:rFonts w:eastAsia="黑体"/>
         <w:color w:themeColor="text1" w:val="000000"/>
       </w:rPr>
     </w:tblStylePr>
     <w:tblStylePr w:type="nwCell">
       <w:rPr>
+        <w:rFonts w:eastAsia="黑体"/>
         <w:color w:themeColor="text1" w:val="000000"/>
       </w:rPr>
     </w:tblStylePr>
@@ -13825,6 +14428,7 @@
       <w:spacing w:after="0" w:line="240" w:lineRule="auto"/>
     </w:pPr>
     <w:rPr>
+      <w:rFonts w:eastAsia="黑体"/>
       <w:color w:themeColor="text1" w:val="000000"/>
     </w:rPr>
     <w:tblPr>
@@ -13851,6 +14455,7 @@
     </w:tcPr>
     <w:tblStylePr w:type="firstRow">
       <w:rPr>
+        <w:rFonts w:eastAsia="黑体"/>
         <w:b/>
         <w:bCs/>
       </w:rPr>
@@ -13869,6 +14474,7 @@
     </w:tblStylePr>
     <w:tblStylePr w:type="lastRow">
       <w:rPr>
+        <w:rFonts w:eastAsia="黑体"/>
         <w:b/>
         <w:bCs/>
         <w:color w:themeColor="background1" w:val="FFFFFF"/>
@@ -13883,6 +14489,7 @@
     </w:tblStylePr>
     <w:tblStylePr w:type="firstCol">
       <w:rPr>
+        <w:rFonts w:eastAsia="黑体"/>
         <w:color w:themeColor="background1" w:val="FFFFFF"/>
       </w:rPr>
       <w:tblPr/>
@@ -13900,6 +14507,7 @@
     </w:tblStylePr>
     <w:tblStylePr w:type="lastCol">
       <w:rPr>
+        <w:rFonts w:eastAsia="黑体"/>
         <w:color w:themeColor="background1" w:val="FFFFFF"/>
       </w:rPr>
       <w:tblPr/>
@@ -13929,11 +14537,13 @@
     </w:tblStylePr>
     <w:tblStylePr w:type="neCell">
       <w:rPr>
+        <w:rFonts w:eastAsia="黑体"/>
         <w:color w:themeColor="text1" w:val="000000"/>
       </w:rPr>
     </w:tblStylePr>
     <w:tblStylePr w:type="nwCell">
       <w:rPr>
+        <w:rFonts w:eastAsia="黑体"/>
         <w:color w:themeColor="text1" w:val="000000"/>
       </w:rPr>
     </w:tblStylePr>
@@ -13947,6 +14557,7 @@
       <w:spacing w:after="0" w:line="240" w:lineRule="auto"/>
     </w:pPr>
     <w:rPr>
+      <w:rFonts w:eastAsia="黑体"/>
       <w:color w:themeColor="text1" w:val="000000"/>
     </w:rPr>
     <w:tblPr>
@@ -13973,6 +14584,7 @@
     </w:tcPr>
     <w:tblStylePr w:type="firstRow">
       <w:rPr>
+        <w:rFonts w:eastAsia="黑体"/>
         <w:b/>
         <w:bCs/>
       </w:rPr>
@@ -13991,6 +14603,7 @@
     </w:tblStylePr>
     <w:tblStylePr w:type="lastRow">
       <w:rPr>
+        <w:rFonts w:eastAsia="黑体"/>
         <w:b/>
         <w:bCs/>
         <w:color w:themeColor="background1" w:val="FFFFFF"/>
@@ -14005,6 +14618,7 @@
     </w:tblStylePr>
     <w:tblStylePr w:type="firstCol">
       <w:rPr>
+        <w:rFonts w:eastAsia="黑体"/>
         <w:color w:themeColor="background1" w:val="FFFFFF"/>
       </w:rPr>
       <w:tblPr/>
@@ -14022,6 +14636,7 @@
     </w:tblStylePr>
     <w:tblStylePr w:type="lastCol">
       <w:rPr>
+        <w:rFonts w:eastAsia="黑体"/>
         <w:color w:themeColor="background1" w:val="FFFFFF"/>
       </w:rPr>
       <w:tblPr/>
@@ -14059,6 +14674,7 @@
       <w:spacing w:after="0" w:line="240" w:lineRule="auto"/>
     </w:pPr>
     <w:rPr>
+      <w:rFonts w:eastAsia="黑体"/>
       <w:color w:themeColor="text1" w:val="000000"/>
     </w:rPr>
     <w:tblPr>
@@ -14085,6 +14701,7 @@
     </w:tcPr>
     <w:tblStylePr w:type="firstRow">
       <w:rPr>
+        <w:rFonts w:eastAsia="黑体"/>
         <w:b/>
         <w:bCs/>
       </w:rPr>
@@ -14103,6 +14720,7 @@
     </w:tblStylePr>
     <w:tblStylePr w:type="lastRow">
       <w:rPr>
+        <w:rFonts w:eastAsia="黑体"/>
         <w:b/>
         <w:bCs/>
         <w:color w:themeColor="background1" w:val="FFFFFF"/>
@@ -14117,6 +14735,7 @@
     </w:tblStylePr>
     <w:tblStylePr w:type="firstCol">
       <w:rPr>
+        <w:rFonts w:eastAsia="黑体"/>
         <w:color w:themeColor="background1" w:val="FFFFFF"/>
       </w:rPr>
       <w:tblPr/>
@@ -14134,6 +14753,7 @@
     </w:tblStylePr>
     <w:tblStylePr w:type="lastCol">
       <w:rPr>
+        <w:rFonts w:eastAsia="黑体"/>
         <w:color w:themeColor="background1" w:val="FFFFFF"/>
       </w:rPr>
       <w:tblPr/>
@@ -14163,11 +14783,13 @@
     </w:tblStylePr>
     <w:tblStylePr w:type="neCell">
       <w:rPr>
+        <w:rFonts w:eastAsia="黑体"/>
         <w:color w:themeColor="text1" w:val="000000"/>
       </w:rPr>
     </w:tblStylePr>
     <w:tblStylePr w:type="nwCell">
       <w:rPr>
+        <w:rFonts w:eastAsia="黑体"/>
         <w:color w:themeColor="text1" w:val="000000"/>
       </w:rPr>
     </w:tblStylePr>
@@ -14181,6 +14803,7 @@
       <w:spacing w:after="0" w:line="240" w:lineRule="auto"/>
     </w:pPr>
     <w:rPr>
+      <w:rFonts w:eastAsia="黑体"/>
       <w:color w:themeColor="text1" w:val="000000"/>
     </w:rPr>
     <w:tblPr>
@@ -14207,6 +14830,7 @@
     </w:tcPr>
     <w:tblStylePr w:type="firstRow">
       <w:rPr>
+        <w:rFonts w:eastAsia="黑体"/>
         <w:b/>
         <w:bCs/>
       </w:rPr>
@@ -14225,6 +14849,7 @@
     </w:tblStylePr>
     <w:tblStylePr w:type="lastRow">
       <w:rPr>
+        <w:rFonts w:eastAsia="黑体"/>
         <w:b/>
         <w:bCs/>
         <w:color w:themeColor="background1" w:val="FFFFFF"/>
@@ -14239,6 +14864,7 @@
     </w:tblStylePr>
     <w:tblStylePr w:type="firstCol">
       <w:rPr>
+        <w:rFonts w:eastAsia="黑体"/>
         <w:color w:themeColor="background1" w:val="FFFFFF"/>
       </w:rPr>
       <w:tblPr/>
@@ -14256,6 +14882,7 @@
     </w:tblStylePr>
     <w:tblStylePr w:type="lastCol">
       <w:rPr>
+        <w:rFonts w:eastAsia="黑体"/>
         <w:color w:themeColor="background1" w:val="FFFFFF"/>
       </w:rPr>
       <w:tblPr/>
@@ -14285,11 +14912,13 @@
     </w:tblStylePr>
     <w:tblStylePr w:type="neCell">
       <w:rPr>
+        <w:rFonts w:eastAsia="黑体"/>
         <w:color w:themeColor="text1" w:val="000000"/>
       </w:rPr>
     </w:tblStylePr>
     <w:tblStylePr w:type="nwCell">
       <w:rPr>
+        <w:rFonts w:eastAsia="黑体"/>
         <w:color w:themeColor="text1" w:val="000000"/>
       </w:rPr>
     </w:tblStylePr>
@@ -14303,6 +14932,7 @@
       <w:spacing w:after="0" w:line="240" w:lineRule="auto"/>
     </w:pPr>
     <w:rPr>
+      <w:rFonts w:eastAsia="黑体"/>
       <w:color w:themeColor="text1" w:val="000000"/>
     </w:rPr>
     <w:tblPr>
@@ -14329,6 +14959,7 @@
     </w:tcPr>
     <w:tblStylePr w:type="firstRow">
       <w:rPr>
+        <w:rFonts w:eastAsia="黑体"/>
         <w:b/>
         <w:bCs/>
       </w:rPr>
@@ -14347,6 +14978,7 @@
     </w:tblStylePr>
     <w:tblStylePr w:type="lastRow">
       <w:rPr>
+        <w:rFonts w:eastAsia="黑体"/>
         <w:b/>
         <w:bCs/>
         <w:color w:themeColor="background1" w:val="FFFFFF"/>
@@ -14361,6 +14993,7 @@
     </w:tblStylePr>
     <w:tblStylePr w:type="firstCol">
       <w:rPr>
+        <w:rFonts w:eastAsia="黑体"/>
         <w:color w:themeColor="background1" w:val="FFFFFF"/>
       </w:rPr>
       <w:tblPr/>
@@ -14378,6 +15011,7 @@
     </w:tblStylePr>
     <w:tblStylePr w:type="lastCol">
       <w:rPr>
+        <w:rFonts w:eastAsia="黑体"/>
         <w:color w:themeColor="background1" w:val="FFFFFF"/>
       </w:rPr>
       <w:tblPr/>
@@ -14407,11 +15041,13 @@
     </w:tblStylePr>
     <w:tblStylePr w:type="neCell">
       <w:rPr>
+        <w:rFonts w:eastAsia="黑体"/>
         <w:color w:themeColor="text1" w:val="000000"/>
       </w:rPr>
     </w:tblStylePr>
     <w:tblStylePr w:type="nwCell">
       <w:rPr>
+        <w:rFonts w:eastAsia="黑体"/>
         <w:color w:themeColor="text1" w:val="000000"/>
       </w:rPr>
     </w:tblStylePr>
@@ -14425,6 +15061,7 @@
       <w:spacing w:after="0" w:line="240" w:lineRule="auto"/>
     </w:pPr>
     <w:rPr>
+      <w:rFonts w:eastAsia="黑体"/>
       <w:color w:themeColor="text1" w:val="000000"/>
     </w:rPr>
     <w:tblPr>
@@ -14443,6 +15080,7 @@
     </w:tcPr>
     <w:tblStylePr w:type="firstRow">
       <w:rPr>
+        <w:rFonts w:eastAsia="黑体"/>
         <w:b/>
         <w:bCs/>
         <w:color w:themeColor="background1" w:val="FFFFFF"/>
@@ -14457,6 +15095,7 @@
     </w:tblStylePr>
     <w:tblStylePr w:type="lastRow">
       <w:rPr>
+        <w:rFonts w:eastAsia="黑体"/>
         <w:b/>
         <w:bCs/>
         <w:color w:themeColor="accent2" w:themeShade="CC" w:val="9E3A38"/>
@@ -14471,12 +15110,14 @@
     </w:tblStylePr>
     <w:tblStylePr w:type="firstCol">
       <w:rPr>
+        <w:rFonts w:eastAsia="黑体"/>
         <w:b/>
         <w:bCs/>
       </w:rPr>
     </w:tblStylePr>
     <w:tblStylePr w:type="lastCol">
       <w:rPr>
+        <w:rFonts w:eastAsia="黑体"/>
         <w:b/>
         <w:bCs/>
       </w:rPr>
@@ -14511,6 +15152,7 @@
       <w:spacing w:after="0" w:line="240" w:lineRule="auto"/>
     </w:pPr>
     <w:rPr>
+      <w:rFonts w:eastAsia="黑体"/>
       <w:color w:themeColor="text1" w:val="000000"/>
     </w:rPr>
     <w:tblPr>
@@ -14529,6 +15171,7 @@
     </w:tcPr>
     <w:tblStylePr w:type="firstRow">
       <w:rPr>
+        <w:rFonts w:eastAsia="黑体"/>
         <w:b/>
         <w:bCs/>
         <w:color w:themeColor="background1" w:val="FFFFFF"/>
@@ -14543,6 +15186,7 @@
     </w:tblStylePr>
     <w:tblStylePr w:type="lastRow">
       <w:rPr>
+        <w:rFonts w:eastAsia="黑体"/>
         <w:b/>
         <w:bCs/>
         <w:color w:themeColor="accent2" w:themeShade="CC" w:val="9E3A38"/>
@@ -14557,12 +15201,14 @@
     </w:tblStylePr>
     <w:tblStylePr w:type="firstCol">
       <w:rPr>
+        <w:rFonts w:eastAsia="黑体"/>
         <w:b/>
         <w:bCs/>
       </w:rPr>
     </w:tblStylePr>
     <w:tblStylePr w:type="lastCol">
       <w:rPr>
+        <w:rFonts w:eastAsia="黑体"/>
         <w:b/>
         <w:bCs/>
       </w:rPr>
@@ -14597,6 +15243,7 @@
       <w:spacing w:after="0" w:line="240" w:lineRule="auto"/>
     </w:pPr>
     <w:rPr>
+      <w:rFonts w:eastAsia="黑体"/>
       <w:color w:themeColor="text1" w:val="000000"/>
     </w:rPr>
     <w:tblPr>
@@ -14615,6 +15262,7 @@
     </w:tcPr>
     <w:tblStylePr w:type="firstRow">
       <w:rPr>
+        <w:rFonts w:eastAsia="黑体"/>
         <w:b/>
         <w:bCs/>
         <w:color w:themeColor="background1" w:val="FFFFFF"/>
@@ -14629,6 +15277,7 @@
     </w:tblStylePr>
     <w:tblStylePr w:type="lastRow">
       <w:rPr>
+        <w:rFonts w:eastAsia="黑体"/>
         <w:b/>
         <w:bCs/>
         <w:color w:themeColor="accent2" w:themeShade="CC" w:val="9E3A38"/>
@@ -14643,12 +15292,14 @@
     </w:tblStylePr>
     <w:tblStylePr w:type="firstCol">
       <w:rPr>
+        <w:rFonts w:eastAsia="黑体"/>
         <w:b/>
         <w:bCs/>
       </w:rPr>
     </w:tblStylePr>
     <w:tblStylePr w:type="lastCol">
       <w:rPr>
+        <w:rFonts w:eastAsia="黑体"/>
         <w:b/>
         <w:bCs/>
       </w:rPr>
@@ -14683,6 +15334,7 @@
       <w:spacing w:after="0" w:line="240" w:lineRule="auto"/>
     </w:pPr>
     <w:rPr>
+      <w:rFonts w:eastAsia="黑体"/>
       <w:color w:themeColor="text1" w:val="000000"/>
     </w:rPr>
     <w:tblPr>
@@ -14701,6 +15353,7 @@
     </w:tcPr>
     <w:tblStylePr w:type="firstRow">
       <w:rPr>
+        <w:rFonts w:eastAsia="黑体"/>
         <w:b/>
         <w:bCs/>
         <w:color w:themeColor="background1" w:val="FFFFFF"/>
@@ -14715,6 +15368,7 @@
     </w:tblStylePr>
     <w:tblStylePr w:type="lastRow">
       <w:rPr>
+        <w:rFonts w:eastAsia="黑体"/>
         <w:b/>
         <w:bCs/>
         <w:color w:themeColor="accent4" w:themeShade="CC" w:val="664E82"/>
@@ -14729,12 +15383,14 @@
     </w:tblStylePr>
     <w:tblStylePr w:type="firstCol">
       <w:rPr>
+        <w:rFonts w:eastAsia="黑体"/>
         <w:b/>
         <w:bCs/>
       </w:rPr>
     </w:tblStylePr>
     <w:tblStylePr w:type="lastCol">
       <w:rPr>
+        <w:rFonts w:eastAsia="黑体"/>
         <w:b/>
         <w:bCs/>
       </w:rPr>
@@ -14769,6 +15425,7 @@
       <w:spacing w:after="0" w:line="240" w:lineRule="auto"/>
     </w:pPr>
     <w:rPr>
+      <w:rFonts w:eastAsia="黑体"/>
       <w:color w:themeColor="text1" w:val="000000"/>
     </w:rPr>
     <w:tblPr>
@@ -14787,6 +15444,7 @@
     </w:tcPr>
     <w:tblStylePr w:type="firstRow">
       <w:rPr>
+        <w:rFonts w:eastAsia="黑体"/>
         <w:b/>
         <w:bCs/>
         <w:color w:themeColor="background1" w:val="FFFFFF"/>
@@ -14801,6 +15459,7 @@
     </w:tblStylePr>
     <w:tblStylePr w:type="lastRow">
       <w:rPr>
+        <w:rFonts w:eastAsia="黑体"/>
         <w:b/>
         <w:bCs/>
         <w:color w:themeColor="accent3" w:themeShade="CC" w:val="7E9C40"/>
@@ -14815,12 +15474,14 @@
     </w:tblStylePr>
     <w:tblStylePr w:type="firstCol">
       <w:rPr>
+        <w:rFonts w:eastAsia="黑体"/>
         <w:b/>
         <w:bCs/>
       </w:rPr>
     </w:tblStylePr>
     <w:tblStylePr w:type="lastCol">
       <w:rPr>
+        <w:rFonts w:eastAsia="黑体"/>
         <w:b/>
         <w:bCs/>
       </w:rPr>
@@ -14855,6 +15516,7 @@
       <w:spacing w:after="0" w:line="240" w:lineRule="auto"/>
     </w:pPr>
     <w:rPr>
+      <w:rFonts w:eastAsia="黑体"/>
       <w:color w:themeColor="text1" w:val="000000"/>
     </w:rPr>
     <w:tblPr>
@@ -14873,6 +15535,7 @@
     </w:tcPr>
     <w:tblStylePr w:type="firstRow">
       <w:rPr>
+        <w:rFonts w:eastAsia="黑体"/>
         <w:b/>
         <w:bCs/>
         <w:color w:themeColor="background1" w:val="FFFFFF"/>
@@ -14887,6 +15550,7 @@
     </w:tblStylePr>
     <w:tblStylePr w:type="lastRow">
       <w:rPr>
+        <w:rFonts w:eastAsia="黑体"/>
         <w:b/>
         <w:bCs/>
         <w:color w:themeColor="accent6" w:themeShade="CC" w:val="F2730A"/>
@@ -14901,12 +15565,14 @@
     </w:tblStylePr>
     <w:tblStylePr w:type="firstCol">
       <w:rPr>
+        <w:rFonts w:eastAsia="黑体"/>
         <w:b/>
         <w:bCs/>
       </w:rPr>
     </w:tblStylePr>
     <w:tblStylePr w:type="lastCol">
       <w:rPr>
+        <w:rFonts w:eastAsia="黑体"/>
         <w:b/>
         <w:bCs/>
       </w:rPr>
@@ -14941,6 +15607,7 @@
       <w:spacing w:after="0" w:line="240" w:lineRule="auto"/>
     </w:pPr>
     <w:rPr>
+      <w:rFonts w:eastAsia="黑体"/>
       <w:color w:themeColor="text1" w:val="000000"/>
     </w:rPr>
     <w:tblPr>
@@ -14959,6 +15626,7 @@
     </w:tcPr>
     <w:tblStylePr w:type="firstRow">
       <w:rPr>
+        <w:rFonts w:eastAsia="黑体"/>
         <w:b/>
         <w:bCs/>
         <w:color w:themeColor="background1" w:val="FFFFFF"/>
@@ -14973,6 +15641,7 @@
     </w:tblStylePr>
     <w:tblStylePr w:type="lastRow">
       <w:rPr>
+        <w:rFonts w:eastAsia="黑体"/>
         <w:b/>
         <w:bCs/>
         <w:color w:themeColor="accent5" w:themeShade="CC" w:val="348DA5"/>
@@ -14987,12 +15656,14 @@
     </w:tblStylePr>
     <w:tblStylePr w:type="firstCol">
       <w:rPr>
+        <w:rFonts w:eastAsia="黑体"/>
         <w:b/>
         <w:bCs/>
       </w:rPr>
     </w:tblStylePr>
     <w:tblStylePr w:type="lastCol">
       <w:rPr>
+        <w:rFonts w:eastAsia="黑体"/>
         <w:b/>
         <w:bCs/>
       </w:rPr>
@@ -15027,6 +15698,7 @@
       <w:spacing w:after="0" w:line="240" w:lineRule="auto"/>
     </w:pPr>
     <w:rPr>
+      <w:rFonts w:eastAsia="黑体"/>
       <w:color w:themeColor="text1" w:val="000000"/>
     </w:rPr>
     <w:tblPr>
@@ -15048,6 +15720,7 @@
     </w:tcPr>
     <w:tblStylePr w:type="firstRow">
       <w:rPr>
+        <w:rFonts w:eastAsia="黑体"/>
         <w:b/>
         <w:bCs/>
       </w:rPr>
@@ -15058,6 +15731,7 @@
     </w:tblStylePr>
     <w:tblStylePr w:type="lastRow">
       <w:rPr>
+        <w:rFonts w:eastAsia="黑体"/>
         <w:b/>
         <w:bCs/>
         <w:color w:themeColor="text1" w:val="000000"/>
@@ -15069,6 +15743,7 @@
     </w:tblStylePr>
     <w:tblStylePr w:type="firstCol">
       <w:rPr>
+        <w:rFonts w:eastAsia="黑体"/>
         <w:color w:themeColor="background1" w:val="FFFFFF"/>
       </w:rPr>
       <w:tblPr/>
@@ -15078,6 +15753,7 @@
     </w:tblStylePr>
     <w:tblStylePr w:type="lastCol">
       <w:rPr>
+        <w:rFonts w:eastAsia="黑体"/>
         <w:color w:themeColor="background1" w:val="FFFFFF"/>
       </w:rPr>
       <w:tblPr/>
@@ -15107,6 +15783,7 @@
       <w:spacing w:after="0" w:line="240" w:lineRule="auto"/>
     </w:pPr>
     <w:rPr>
+      <w:rFonts w:eastAsia="黑体"/>
       <w:color w:themeColor="text1" w:val="000000"/>
     </w:rPr>
     <w:tblPr>
@@ -15128,6 +15805,7 @@
     </w:tcPr>
     <w:tblStylePr w:type="firstRow">
       <w:rPr>
+        <w:rFonts w:eastAsia="黑体"/>
         <w:b/>
         <w:bCs/>
       </w:rPr>
@@ -15138,6 +15816,7 @@
     </w:tblStylePr>
     <w:tblStylePr w:type="lastRow">
       <w:rPr>
+        <w:rFonts w:eastAsia="黑体"/>
         <w:b/>
         <w:bCs/>
         <w:color w:themeColor="text1" w:val="000000"/>
@@ -15149,6 +15828,7 @@
     </w:tblStylePr>
     <w:tblStylePr w:type="firstCol">
       <w:rPr>
+        <w:rFonts w:eastAsia="黑体"/>
         <w:color w:themeColor="background1" w:val="FFFFFF"/>
       </w:rPr>
       <w:tblPr/>
@@ -15158,6 +15838,7 @@
     </w:tblStylePr>
     <w:tblStylePr w:type="lastCol">
       <w:rPr>
+        <w:rFonts w:eastAsia="黑体"/>
         <w:color w:themeColor="background1" w:val="FFFFFF"/>
       </w:rPr>
       <w:tblPr/>
@@ -15187,6 +15868,7 @@
       <w:spacing w:after="0" w:line="240" w:lineRule="auto"/>
     </w:pPr>
     <w:rPr>
+      <w:rFonts w:eastAsia="黑体"/>
       <w:color w:themeColor="text1" w:val="000000"/>
     </w:rPr>
     <w:tblPr>
@@ -15208,6 +15890,7 @@
     </w:tcPr>
     <w:tblStylePr w:type="firstRow">
       <w:rPr>
+        <w:rFonts w:eastAsia="黑体"/>
         <w:b/>
         <w:bCs/>
       </w:rPr>
@@ -15218,6 +15901,7 @@
     </w:tblStylePr>
     <w:tblStylePr w:type="lastRow">
       <w:rPr>
+        <w:rFonts w:eastAsia="黑体"/>
         <w:b/>
         <w:bCs/>
         <w:color w:themeColor="text1" w:val="000000"/>
@@ -15229,6 +15913,7 @@
     </w:tblStylePr>
     <w:tblStylePr w:type="firstCol">
       <w:rPr>
+        <w:rFonts w:eastAsia="黑体"/>
         <w:color w:themeColor="background1" w:val="FFFFFF"/>
       </w:rPr>
       <w:tblPr/>
@@ -15238,6 +15923,7 @@
     </w:tblStylePr>
     <w:tblStylePr w:type="lastCol">
       <w:rPr>
+        <w:rFonts w:eastAsia="黑体"/>
         <w:color w:themeColor="background1" w:val="FFFFFF"/>
       </w:rPr>
       <w:tblPr/>
@@ -15267,6 +15953,7 @@
       <w:spacing w:after="0" w:line="240" w:lineRule="auto"/>
     </w:pPr>
     <w:rPr>
+      <w:rFonts w:eastAsia="黑体"/>
       <w:color w:themeColor="text1" w:val="000000"/>
     </w:rPr>
     <w:tblPr>
@@ -15288,6 +15975,7 @@
     </w:tcPr>
     <w:tblStylePr w:type="firstRow">
       <w:rPr>
+        <w:rFonts w:eastAsia="黑体"/>
         <w:b/>
         <w:bCs/>
       </w:rPr>
@@ -15298,6 +15986,7 @@
     </w:tblStylePr>
     <w:tblStylePr w:type="lastRow">
       <w:rPr>
+        <w:rFonts w:eastAsia="黑体"/>
         <w:b/>
         <w:bCs/>
         <w:color w:themeColor="text1" w:val="000000"/>
@@ -15309,6 +15998,7 @@
     </w:tblStylePr>
     <w:tblStylePr w:type="firstCol">
       <w:rPr>
+        <w:rFonts w:eastAsia="黑体"/>
         <w:color w:themeColor="background1" w:val="FFFFFF"/>
       </w:rPr>
       <w:tblPr/>
@@ -15318,6 +16008,7 @@
     </w:tblStylePr>
     <w:tblStylePr w:type="lastCol">
       <w:rPr>
+        <w:rFonts w:eastAsia="黑体"/>
         <w:color w:themeColor="background1" w:val="FFFFFF"/>
       </w:rPr>
       <w:tblPr/>
@@ -15347,6 +16038,7 @@
       <w:spacing w:after="0" w:line="240" w:lineRule="auto"/>
     </w:pPr>
     <w:rPr>
+      <w:rFonts w:eastAsia="黑体"/>
       <w:color w:themeColor="text1" w:val="000000"/>
     </w:rPr>
     <w:tblPr>
@@ -15368,6 +16060,7 @@
     </w:tcPr>
     <w:tblStylePr w:type="firstRow">
       <w:rPr>
+        <w:rFonts w:eastAsia="黑体"/>
         <w:b/>
         <w:bCs/>
       </w:rPr>
@@ -15378,6 +16071,7 @@
     </w:tblStylePr>
     <w:tblStylePr w:type="lastRow">
       <w:rPr>
+        <w:rFonts w:eastAsia="黑体"/>
         <w:b/>
         <w:bCs/>
         <w:color w:themeColor="text1" w:val="000000"/>
@@ -15389,6 +16083,7 @@
     </w:tblStylePr>
     <w:tblStylePr w:type="firstCol">
       <w:rPr>
+        <w:rFonts w:eastAsia="黑体"/>
         <w:color w:themeColor="background1" w:val="FFFFFF"/>
       </w:rPr>
       <w:tblPr/>
@@ -15398,6 +16093,7 @@
     </w:tblStylePr>
     <w:tblStylePr w:type="lastCol">
       <w:rPr>
+        <w:rFonts w:eastAsia="黑体"/>
         <w:color w:themeColor="background1" w:val="FFFFFF"/>
       </w:rPr>
       <w:tblPr/>
@@ -15427,6 +16123,7 @@
       <w:spacing w:after="0" w:line="240" w:lineRule="auto"/>
     </w:pPr>
     <w:rPr>
+      <w:rFonts w:eastAsia="黑体"/>
       <w:color w:themeColor="text1" w:val="000000"/>
     </w:rPr>
     <w:tblPr>
@@ -15448,6 +16145,7 @@
     </w:tcPr>
     <w:tblStylePr w:type="firstRow">
       <w:rPr>
+        <w:rFonts w:eastAsia="黑体"/>
         <w:b/>
         <w:bCs/>
       </w:rPr>
@@ -15458,6 +16156,7 @@
     </w:tblStylePr>
     <w:tblStylePr w:type="lastRow">
       <w:rPr>
+        <w:rFonts w:eastAsia="黑体"/>
         <w:b/>
         <w:bCs/>
         <w:color w:themeColor="text1" w:val="000000"/>
@@ -15469,6 +16168,7 @@
     </w:tblStylePr>
     <w:tblStylePr w:type="firstCol">
       <w:rPr>
+        <w:rFonts w:eastAsia="黑体"/>
         <w:color w:themeColor="background1" w:val="FFFFFF"/>
       </w:rPr>
       <w:tblPr/>
@@ -15478,6 +16178,7 @@
     </w:tblStylePr>
     <w:tblStylePr w:type="lastCol">
       <w:rPr>
+        <w:rFonts w:eastAsia="黑体"/>
         <w:color w:themeColor="background1" w:val="FFFFFF"/>
       </w:rPr>
       <w:tblPr/>
@@ -15507,6 +16208,7 @@
       <w:spacing w:after="0" w:line="240" w:lineRule="auto"/>
     </w:pPr>
     <w:rPr>
+      <w:rFonts w:eastAsia="黑体"/>
       <w:color w:themeColor="text1" w:val="000000"/>
     </w:rPr>
     <w:tblPr>
@@ -15528,6 +16230,7 @@
     </w:tcPr>
     <w:tblStylePr w:type="firstRow">
       <w:rPr>
+        <w:rFonts w:eastAsia="黑体"/>
         <w:b/>
         <w:bCs/>
       </w:rPr>
@@ -15538,6 +16241,7 @@
     </w:tblStylePr>
     <w:tblStylePr w:type="lastRow">
       <w:rPr>
+        <w:rFonts w:eastAsia="黑体"/>
         <w:b/>
         <w:bCs/>
         <w:color w:themeColor="text1" w:val="000000"/>
@@ -15549,6 +16253,7 @@
     </w:tblStylePr>
     <w:tblStylePr w:type="firstCol">
       <w:rPr>
+        <w:rFonts w:eastAsia="黑体"/>
         <w:color w:themeColor="background1" w:val="FFFFFF"/>
       </w:rPr>
       <w:tblPr/>
@@ -15558,6 +16263,7 @@
     </w:tblStylePr>
     <w:tblStylePr w:type="lastCol">
       <w:rPr>
+        <w:rFonts w:eastAsia="黑体"/>
         <w:color w:themeColor="background1" w:val="FFFFFF"/>
       </w:rPr>
       <w:tblPr/>
@@ -15590,6 +16296,7 @@
     <w:name w:val="KeywordTok"/>
     <w:basedOn w:val="VerbatimChar"/>
     <w:rPr>
+      <w:rFonts w:eastAsia="黑体"/>
       <w:b/>
       <w:color w:val="007020"/>
     </w:rPr>
@@ -15598,6 +16305,7 @@
     <w:name w:val="DataTypeTok"/>
     <w:basedOn w:val="VerbatimChar"/>
     <w:rPr>
+      <w:rFonts w:eastAsia="黑体"/>
       <w:color w:val="902000"/>
     </w:rPr>
   </w:style>
@@ -15605,6 +16313,7 @@
     <w:name w:val="DecValTok"/>
     <w:basedOn w:val="VerbatimChar"/>
     <w:rPr>
+      <w:rFonts w:eastAsia="黑体"/>
       <w:color w:val="40a070"/>
     </w:rPr>
   </w:style>
@@ -15612,6 +16321,7 @@
     <w:name w:val="BaseNTok"/>
     <w:basedOn w:val="VerbatimChar"/>
     <w:rPr>
+      <w:rFonts w:eastAsia="黑体"/>
       <w:color w:val="40a070"/>
     </w:rPr>
   </w:style>
@@ -15619,6 +16329,7 @@
     <w:name w:val="FloatTok"/>
     <w:basedOn w:val="VerbatimChar"/>
     <w:rPr>
+      <w:rFonts w:eastAsia="黑体"/>
       <w:color w:val="40a070"/>
     </w:rPr>
   </w:style>
@@ -15626,6 +16337,7 @@
     <w:name w:val="ConstantTok"/>
     <w:basedOn w:val="VerbatimChar"/>
     <w:rPr>
+      <w:rFonts w:eastAsia="黑体"/>
       <w:color w:val="880000"/>
     </w:rPr>
   </w:style>
@@ -15633,6 +16345,7 @@
     <w:name w:val="CharTok"/>
     <w:basedOn w:val="VerbatimChar"/>
     <w:rPr>
+      <w:rFonts w:eastAsia="黑体"/>
       <w:color w:val="4070a0"/>
     </w:rPr>
   </w:style>
@@ -15640,6 +16353,7 @@
     <w:name w:val="SpecialCharTok"/>
     <w:basedOn w:val="VerbatimChar"/>
     <w:rPr>
+      <w:rFonts w:eastAsia="黑体"/>
       <w:color w:val="4070a0"/>
     </w:rPr>
   </w:style>
@@ -15647,6 +16361,7 @@
     <w:name w:val="StringTok"/>
     <w:basedOn w:val="VerbatimChar"/>
     <w:rPr>
+      <w:rFonts w:eastAsia="黑体"/>
       <w:color w:val="4070a0"/>
     </w:rPr>
   </w:style>
@@ -15654,6 +16369,7 @@
     <w:name w:val="VerbatimStringTok"/>
     <w:basedOn w:val="VerbatimChar"/>
     <w:rPr>
+      <w:rFonts w:eastAsia="黑体"/>
       <w:color w:val="4070a0"/>
     </w:rPr>
   </w:style>
@@ -15661,6 +16377,7 @@
     <w:name w:val="SpecialStringTok"/>
     <w:basedOn w:val="VerbatimChar"/>
     <w:rPr>
+      <w:rFonts w:eastAsia="黑体"/>
       <w:color w:val="bb6688"/>
     </w:rPr>
   </w:style>
@@ -15668,6 +16385,7 @@
     <w:name w:val="ImportTok"/>
     <w:basedOn w:val="VerbatimChar"/>
     <w:rPr>
+      <w:rFonts w:eastAsia="黑体"/>
       <w:b/>
       <w:color w:val="008000"/>
     </w:rPr>
@@ -15676,6 +16394,7 @@
     <w:name w:val="CommentTok"/>
     <w:basedOn w:val="VerbatimChar"/>
     <w:rPr>
+      <w:rFonts w:eastAsia="黑体"/>
       <w:i/>
       <w:color w:val="60a0b0"/>
     </w:rPr>
@@ -15684,6 +16403,7 @@
     <w:name w:val="DocumentationTok"/>
     <w:basedOn w:val="VerbatimChar"/>
     <w:rPr>
+      <w:rFonts w:eastAsia="黑体"/>
       <w:i/>
       <w:color w:val="ba2121"/>
     </w:rPr>
@@ -15692,6 +16412,7 @@
     <w:name w:val="AnnotationTok"/>
     <w:basedOn w:val="VerbatimChar"/>
     <w:rPr>
+      <w:rFonts w:eastAsia="黑体"/>
       <w:b/>
       <w:i/>
       <w:color w:val="60a0b0"/>
@@ -15701,6 +16422,7 @@
     <w:name w:val="CommentVarTok"/>
     <w:basedOn w:val="VerbatimChar"/>
     <w:rPr>
+      <w:rFonts w:eastAsia="黑体"/>
       <w:b/>
       <w:i/>
       <w:color w:val="60a0b0"/>
@@ -15710,6 +16432,7 @@
     <w:name w:val="OtherTok"/>
     <w:basedOn w:val="VerbatimChar"/>
     <w:rPr>
+      <w:rFonts w:eastAsia="黑体"/>
       <w:color w:val="007020"/>
     </w:rPr>
   </w:style>
@@ -15717,6 +16440,7 @@
     <w:name w:val="FunctionTok"/>
     <w:basedOn w:val="VerbatimChar"/>
     <w:rPr>
+      <w:rFonts w:eastAsia="黑体"/>
       <w:color w:val="06287e"/>
     </w:rPr>
   </w:style>
@@ -15724,6 +16448,7 @@
     <w:name w:val="VariableTok"/>
     <w:basedOn w:val="VerbatimChar"/>
     <w:rPr>
+      <w:rFonts w:eastAsia="黑体"/>
       <w:color w:val="19177c"/>
     </w:rPr>
   </w:style>
@@ -15731,6 +16456,7 @@
     <w:name w:val="ControlFlowTok"/>
     <w:basedOn w:val="VerbatimChar"/>
     <w:rPr>
+      <w:rFonts w:eastAsia="黑体"/>
       <w:b/>
       <w:color w:val="007020"/>
     </w:rPr>
@@ -15739,6 +16465,7 @@
     <w:name w:val="OperatorTok"/>
     <w:basedOn w:val="VerbatimChar"/>
     <w:rPr>
+      <w:rFonts w:eastAsia="黑体"/>
       <w:color w:val="666666"/>
     </w:rPr>
   </w:style>
@@ -15746,18 +16473,22 @@
     <w:name w:val="BuiltInTok"/>
     <w:basedOn w:val="VerbatimChar"/>
     <w:rPr>
+      <w:rFonts w:eastAsia="黑体"/>
       <w:color w:val="008000"/>
     </w:rPr>
   </w:style>
   <w:style w:type="character" w:customStyle="1" w:styleId="ExtensionTok">
     <w:name w:val="ExtensionTok"/>
     <w:basedOn w:val="VerbatimChar"/>
-    <w:rPr/>
+    <w:rPr>
+      <w:rFonts w:eastAsia="黑体"/>
+    </w:rPr>
   </w:style>
   <w:style w:type="character" w:customStyle="1" w:styleId="PreprocessorTok">
     <w:name w:val="PreprocessorTok"/>
     <w:basedOn w:val="VerbatimChar"/>
     <w:rPr>
+      <w:rFonts w:eastAsia="黑体"/>
       <w:color w:val="bc7a00"/>
     </w:rPr>
   </w:style>
@@ -15765,18 +16496,22 @@
     <w:name w:val="AttributeTok"/>
     <w:basedOn w:val="VerbatimChar"/>
     <w:rPr>
+      <w:rFonts w:eastAsia="黑体"/>
       <w:color w:val="7d9029"/>
     </w:rPr>
   </w:style>
   <w:style w:type="character" w:customStyle="1" w:styleId="RegionMarkerTok">
     <w:name w:val="RegionMarkerTok"/>
     <w:basedOn w:val="VerbatimChar"/>
-    <w:rPr/>
+    <w:rPr>
+      <w:rFonts w:eastAsia="黑体"/>
+    </w:rPr>
   </w:style>
   <w:style w:type="character" w:customStyle="1" w:styleId="InformationTok">
     <w:name w:val="InformationTok"/>
     <w:basedOn w:val="VerbatimChar"/>
     <w:rPr>
+      <w:rFonts w:eastAsia="黑体"/>
       <w:b/>
       <w:i/>
       <w:color w:val="60a0b0"/>
@@ -15786,6 +16521,7 @@
     <w:name w:val="WarningTok"/>
     <w:basedOn w:val="VerbatimChar"/>
     <w:rPr>
+      <w:rFonts w:eastAsia="黑体"/>
       <w:b/>
       <w:i/>
       <w:color w:val="60a0b0"/>
@@ -15795,6 +16531,7 @@
     <w:name w:val="AlertTok"/>
     <w:basedOn w:val="VerbatimChar"/>
     <w:rPr>
+      <w:rFonts w:eastAsia="黑体"/>
       <w:b/>
       <w:color w:val="ff0000"/>
     </w:rPr>
@@ -15803,6 +16540,7 @@
     <w:name w:val="ErrorTok"/>
     <w:basedOn w:val="VerbatimChar"/>
     <w:rPr>
+      <w:rFonts w:eastAsia="黑体"/>
       <w:b/>
       <w:color w:val="ff0000"/>
     </w:rPr>
@@ -15810,7 +16548,9 @@
   <w:style w:type="character" w:customStyle="1" w:styleId="NormalTok">
     <w:name w:val="NormalTok"/>
     <w:basedOn w:val="VerbatimChar"/>
-    <w:rPr/>
+    <w:rPr>
+      <w:rFonts w:eastAsia="黑体"/>
+    </w:rPr>
   </w:style>
 </w:styles>
 </file>
@@ -15859,12 +16599,12 @@
     <a:fontScheme name="Office">
       <a:majorFont>
         <a:latin typeface="Calibri"/>
-        <a:ea typeface=""/>
+        <a:ea typeface="黑体"/>
         <a:cs typeface=""/>
         <a:font script="Jpan" typeface="ＭＳ ゴシック"/>
         <a:font script="Hang" typeface="맑은 고딕"/>
-        <a:font script="Hans" typeface="宋体"/>
-        <a:font script="Hant" typeface="新細明體"/>
+        <a:font script="Hans" typeface="黑体"/>
+        <a:font script="Hant" typeface="黑体"/>
         <a:font script="Arab" typeface="Times New Roman"/>
         <a:font script="Hebr" typeface="Times New Roman"/>
         <a:font script="Thai" typeface="Angsana New"/>
@@ -15894,12 +16634,12 @@
       </a:majorFont>
       <a:minorFont>
         <a:latin typeface="Cambria"/>
-        <a:ea typeface=""/>
+        <a:ea typeface="黑体"/>
         <a:cs typeface=""/>
         <a:font script="Jpan" typeface="ＭＳ 明朝"/>
         <a:font script="Hang" typeface="맑은 고딕"/>
-        <a:font script="Hans" typeface="宋体"/>
-        <a:font script="Hant" typeface="新細明體"/>
+        <a:font script="Hans" typeface="黑体"/>
+        <a:font script="Hant" typeface="黑体"/>
         <a:font script="Arab" typeface="Arial"/>
         <a:font script="Hebr" typeface="Arial"/>
         <a:font script="Thai" typeface="Cordia New"/>

--- a/11-变流电路/02-逆变电路/离网逆变电路/离网逆变电路.docx
+++ b/11-变流电路/02-逆变电路/离网逆变电路/离网逆变电路.docx
@@ -3528,7 +3528,7 @@
           <w:color w:val="555555"/>
           <w:sz w:val="21"/>
         </w:rPr>
-        <w:t>材料收集者：杜文杰，WX手机：19519196569，QQ:3478827729</w:t>
+        <w:t>材料收集者：杜文杰，微信/手机：19519196569，QQ:3478827729</w:t>
       </w:r>
     </w:p>
     <w:sectPr>
